--- a/Internship Report.docx
+++ b/Internship Report.docx
@@ -9064,13 +9064,7 @@
       <w:bookmarkStart w:id="21" w:name="_Toc234873082"/>
       <w:r>
         <w:lastRenderedPageBreak/>
-        <w:t>2.</w:t>
-      </w:r>
-      <w:r>
-        <w:t>1.2</w:t>
-      </w:r>
-      <w:r>
-        <w:t xml:space="preserve"> Technologies Used</w:t>
+        <w:t>2.1.2 Technologies Used</w:t>
       </w:r>
       <w:bookmarkEnd w:id="21"/>
     </w:p>
@@ -9545,13 +9539,7 @@
       </w:pPr>
       <w:bookmarkStart w:id="23" w:name="_Toc234873084"/>
       <w:r>
-        <w:t>2.</w:t>
-      </w:r>
-      <w:r>
-        <w:t>1.</w:t>
-      </w:r>
-      <w:r>
-        <w:t>4 Working Environment</w:t>
+        <w:t>2.1.4 Working Environment</w:t>
       </w:r>
       <w:bookmarkEnd w:id="23"/>
     </w:p>
@@ -9590,28 +9578,221 @@
     </w:p>
     <w:p>
       <w:pPr>
+        <w:pStyle w:val="Heading2"/>
+        <w:spacing w:line="360" w:lineRule="auto"/>
+        <w:rPr>
+          <w:rFonts w:eastAsia="Times New Roman"/>
+        </w:rPr>
+      </w:pPr>
+      <w:bookmarkStart w:id="24" w:name="_Toc234873086"/>
+      <w:r>
+        <w:rPr>
+          <w:rFonts w:eastAsia="Times New Roman"/>
+        </w:rPr>
+        <w:t xml:space="preserve">2.2 </w:t>
+      </w:r>
+      <w:r>
+        <w:rPr>
+          <w:rFonts w:eastAsia="Times New Roman"/>
+        </w:rPr>
+        <w:t>Organizational Hie</w:t>
+      </w:r>
+      <w:r>
+        <w:rPr>
+          <w:rFonts w:eastAsia="Times New Roman"/>
+        </w:rPr>
+        <w:t>rarchy</w:t>
+      </w:r>
+      <w:bookmarkEnd w:id="24"/>
+    </w:p>
+    <w:p>
+      <w:r>
+        <w:t>Diagram and description</w:t>
+      </w:r>
+    </w:p>
+    <w:p>
+      <w:pPr>
+        <w:pStyle w:val="Heading2"/>
+        <w:spacing w:line="360" w:lineRule="auto"/>
+        <w:rPr>
+          <w:rFonts w:eastAsia="Times New Roman"/>
+        </w:rPr>
+      </w:pPr>
+      <w:bookmarkStart w:id="25" w:name="_Toc234873087"/>
+      <w:r>
+        <w:rPr>
+          <w:rFonts w:eastAsia="Times New Roman"/>
+        </w:rPr>
+        <w:t>2.</w:t>
+      </w:r>
+      <w:r>
+        <w:rPr>
+          <w:rFonts w:eastAsia="Times New Roman"/>
+        </w:rPr>
+        <w:t>3</w:t>
+      </w:r>
+      <w:r>
+        <w:rPr>
+          <w:rFonts w:eastAsia="Times New Roman"/>
+        </w:rPr>
+        <w:t xml:space="preserve"> </w:t>
+      </w:r>
+      <w:r>
+        <w:rPr>
+          <w:rFonts w:eastAsia="Times New Roman"/>
+        </w:rPr>
+        <w:t>Working Domains of Organization</w:t>
+      </w:r>
+      <w:bookmarkEnd w:id="25"/>
+    </w:p>
+    <w:p>
+      <w:r>
+        <w:t>2.3.1 Web Application Development</w:t>
+      </w:r>
+    </w:p>
+    <w:p>
+      <w:r>
+        <w:t>2.3.2 E-commerce Solutions</w:t>
+      </w:r>
+    </w:p>
+    <w:p>
+      <w:r>
+        <w:t>2.3.3 UI/UX Development</w:t>
+      </w:r>
+    </w:p>
+    <w:p>
+      <w:r>
+        <w:t>2.3.4 Software Maintenance</w:t>
+      </w:r>
+    </w:p>
+    <w:p>
+      <w:pPr>
+        <w:pStyle w:val="Heading2"/>
+        <w:spacing w:line="360" w:lineRule="auto"/>
+        <w:rPr>
+          <w:rFonts w:eastAsia="Times New Roman"/>
+        </w:rPr>
+      </w:pPr>
+      <w:bookmarkStart w:id="26" w:name="_Toc234873088"/>
+      <w:r>
+        <w:rPr>
+          <w:rFonts w:eastAsia="Times New Roman"/>
+        </w:rPr>
+        <w:t>2.</w:t>
+      </w:r>
+      <w:r>
+        <w:rPr>
+          <w:rFonts w:eastAsia="Times New Roman"/>
+        </w:rPr>
+        <w:t>4 Description of Intern Department/Unit</w:t>
+      </w:r>
+      <w:bookmarkEnd w:id="26"/>
+    </w:p>
+    <w:p>
+      <w:r>
+        <w:t>Script Lab is the software development unit of Webbing Plex responsible for developing, maintaining, and improving web applications for different clients. The department consists of senior software engineers, developers, and developer interns who collaborate throughout the software development lifecycle.</w:t>
+      </w:r>
+    </w:p>
+    <w:p>
+      <w:pPr>
+        <w:rPr>
+          <w:b/>
+          <w:bCs/>
+        </w:rPr>
+      </w:pPr>
+      <w:r>
+        <w:rPr>
+          <w:b/>
+          <w:bCs/>
+        </w:rPr>
+        <w:t>Team Structure</w:t>
+      </w:r>
+    </w:p>
+    <w:p>
+      <w:r>
+        <w:t>Mention</w:t>
+      </w:r>
+    </w:p>
+    <w:p>
+      <w:pPr>
+        <w:numPr>
+          <w:ilvl w:val="0"/>
+          <w:numId w:val="20"/>
+        </w:numPr>
+        <w:tabs>
+          <w:tab w:val="num" w:pos="720"/>
+        </w:tabs>
+      </w:pPr>
+      <w:r>
+        <w:lastRenderedPageBreak/>
+        <w:t xml:space="preserve">Project Manager </w:t>
+      </w:r>
+    </w:p>
+    <w:p>
+      <w:pPr>
+        <w:numPr>
+          <w:ilvl w:val="0"/>
+          <w:numId w:val="20"/>
+        </w:numPr>
+        <w:tabs>
+          <w:tab w:val="num" w:pos="720"/>
+        </w:tabs>
+      </w:pPr>
+      <w:r>
+        <w:t xml:space="preserve">Mentor </w:t>
+      </w:r>
+    </w:p>
+    <w:p>
+      <w:pPr>
+        <w:numPr>
+          <w:ilvl w:val="0"/>
+          <w:numId w:val="20"/>
+        </w:numPr>
+        <w:tabs>
+          <w:tab w:val="num" w:pos="720"/>
+        </w:tabs>
+      </w:pPr>
+      <w:r>
+        <w:t xml:space="preserve">Developers </w:t>
+      </w:r>
+    </w:p>
+    <w:p>
+      <w:pPr>
+        <w:numPr>
+          <w:ilvl w:val="0"/>
+          <w:numId w:val="20"/>
+        </w:numPr>
+      </w:pPr>
+      <w:r>
+        <w:t>Interns</w:t>
+      </w:r>
+    </w:p>
+    <w:p>
+      <w:pPr>
         <w:pStyle w:val="Heading3"/>
       </w:pPr>
-      <w:bookmarkStart w:id="24" w:name="_Toc234873085"/>
-      <w:r>
-        <w:lastRenderedPageBreak/>
+      <w:bookmarkStart w:id="27" w:name="_Toc234873085"/>
+      <w:r>
         <w:t>2.</w:t>
       </w:r>
       <w:r>
-        <w:t>1.5</w:t>
+        <w:t>4.1</w:t>
       </w:r>
       <w:r>
         <w:t xml:space="preserve"> Development Workflow</w:t>
       </w:r>
-      <w:bookmarkEnd w:id="24"/>
+      <w:bookmarkEnd w:id="27"/>
     </w:p>
     <w:p>
       <w:pPr>
         <w:jc w:val="center"/>
       </w:pPr>
       <w:r>
+        <w:rPr>
+          <w:noProof/>
+        </w:rPr>
         <w:drawing>
-          <wp:inline distT="0" distB="0" distL="0" distR="0" wp14:anchorId="6085F461" wp14:editId="0DFD073B">
+          <wp:inline distT="0" distB="0" distL="0" distR="0" wp14:anchorId="3A183B03" wp14:editId="4E9CC1EC">
             <wp:extent cx="3139712" cy="5303980"/>
             <wp:effectExtent l="0" t="0" r="3810" b="0"/>
             <wp:docPr id="1" name="Picture 1"/>
@@ -9649,92 +9830,17 @@
     </w:p>
     <w:p>
       <w:pPr>
-        <w:pStyle w:val="Heading2"/>
-        <w:spacing w:line="360" w:lineRule="auto"/>
-        <w:rPr>
-          <w:rFonts w:eastAsia="Times New Roman"/>
-        </w:rPr>
-      </w:pPr>
-      <w:bookmarkStart w:id="25" w:name="_Toc234873086"/>
-      <w:r>
-        <w:rPr>
-          <w:rFonts w:eastAsia="Times New Roman"/>
-        </w:rPr>
-        <w:t xml:space="preserve">2.2 </w:t>
-      </w:r>
-      <w:r>
-        <w:rPr>
-          <w:rFonts w:eastAsia="Times New Roman"/>
-        </w:rPr>
-        <w:t>Organizational Hie</w:t>
-      </w:r>
-      <w:r>
-        <w:rPr>
-          <w:rFonts w:eastAsia="Times New Roman"/>
-        </w:rPr>
-        <w:t>rarchy</w:t>
-      </w:r>
-      <w:bookmarkEnd w:id="25"/>
-    </w:p>
-    <w:p>
-      <w:pPr>
-        <w:pStyle w:val="Heading2"/>
-        <w:spacing w:line="360" w:lineRule="auto"/>
-        <w:rPr>
-          <w:rFonts w:eastAsia="Times New Roman"/>
-        </w:rPr>
-      </w:pPr>
-      <w:bookmarkStart w:id="26" w:name="_Toc234873087"/>
-      <w:r>
-        <w:rPr>
-          <w:rFonts w:eastAsia="Times New Roman"/>
-        </w:rPr>
-        <w:t>2.</w:t>
-      </w:r>
-      <w:r>
-        <w:rPr>
-          <w:rFonts w:eastAsia="Times New Roman"/>
-        </w:rPr>
-        <w:t>3</w:t>
-      </w:r>
-      <w:r>
-        <w:rPr>
-          <w:rFonts w:eastAsia="Times New Roman"/>
-        </w:rPr>
-        <w:t xml:space="preserve"> </w:t>
-      </w:r>
-      <w:r>
-        <w:rPr>
-          <w:rFonts w:eastAsia="Times New Roman"/>
-        </w:rPr>
-        <w:t>Working Domains of Organization</w:t>
-      </w:r>
-      <w:bookmarkEnd w:id="26"/>
-    </w:p>
-    <w:p>
-      <w:pPr>
-        <w:pStyle w:val="Heading2"/>
-        <w:spacing w:line="360" w:lineRule="auto"/>
-        <w:rPr>
-          <w:rFonts w:eastAsia="Times New Roman"/>
-        </w:rPr>
-      </w:pPr>
-      <w:bookmarkStart w:id="27" w:name="_Toc234873088"/>
-      <w:r>
-        <w:rPr>
-          <w:rFonts w:eastAsia="Times New Roman"/>
-        </w:rPr>
-        <w:t>2.</w:t>
-      </w:r>
-      <w:r>
-        <w:rPr>
-          <w:rFonts w:eastAsia="Times New Roman"/>
-        </w:rPr>
-        <w:t>4 Description of Intern Department/Unit</w:t>
-      </w:r>
-      <w:bookmarkEnd w:id="27"/>
-    </w:p>
-    <w:p/>
+        <w:ind w:left="360" w:firstLine="0"/>
+      </w:pPr>
+      <w:r>
+        <w:t>During the internship, I worked as a Software Developer Intern in the Script Lab department. My responsibilities included frontend implementation, API integration, debugging, responsive UI development, testing, documentation, and collaborating with the development team using Git-based version control.</w:t>
+      </w:r>
+    </w:p>
+    <w:p>
+      <w:pPr>
+        <w:ind w:left="0" w:firstLine="0"/>
+      </w:pPr>
+    </w:p>
     <w:p>
       <w:pPr>
         <w:spacing w:after="160" w:line="360" w:lineRule="auto"/>
@@ -9749,6 +9855,9 @@
       <w:pPr>
         <w:pStyle w:val="Heading1"/>
         <w:spacing w:line="360" w:lineRule="auto"/>
+        <w:rPr>
+          <w:rFonts w:eastAsia="Times New Roman"/>
+        </w:rPr>
       </w:pPr>
       <w:bookmarkStart w:id="28" w:name="_Toc234873089"/>
       <w:r>
@@ -9756,6182 +9865,130 @@
           <w:rFonts w:eastAsia="Times New Roman"/>
         </w:rPr>
         <w:lastRenderedPageBreak/>
-        <w:t>CHAPTER 3: SYSTEM ANALYSIS AND DESIGN</w:t>
-      </w:r>
+        <w:t xml:space="preserve">CHAPTER 3: </w:t>
+      </w:r>
+      <w:bookmarkStart w:id="29" w:name="_Toc234873090"/>
       <w:bookmarkEnd w:id="28"/>
-    </w:p>
-    <w:p>
-      <w:pPr>
-        <w:pStyle w:val="Heading2"/>
-        <w:spacing w:line="360" w:lineRule="auto"/>
+      <w:r>
         <w:rPr>
           <w:rFonts w:eastAsia="Times New Roman"/>
         </w:rPr>
-      </w:pPr>
-      <w:bookmarkStart w:id="29" w:name="_Toc234873090"/>
+        <w:t xml:space="preserve">Background Study and Literature </w:t>
+      </w:r>
+      <w:bookmarkEnd w:id="29"/>
       <w:r>
         <w:rPr>
           <w:rFonts w:eastAsia="Times New Roman"/>
         </w:rPr>
-        <w:t>3.1 System Analysis</w:t>
-      </w:r>
-      <w:bookmarkEnd w:id="29"/>
-    </w:p>
-    <w:p>
-      <w:pPr>
-        <w:spacing w:line="360" w:lineRule="auto"/>
-      </w:pPr>
-      <w:r>
-        <w:t>This system was designed with the series of processes starting with requirement analysis, design, coding, testing, implementation and documentation. During requirement analysis, all the functional and nonfunctional requirement were analyzed and system was developed according to the requirement then designing of the system was carried out. After the design process, coding and development part was started then after integrating the system there</w:t>
-      </w:r>
-      <w:r>
-        <w:t xml:space="preserve"> </w:t>
-      </w:r>
-      <w:r>
-        <w:t>was testing of the system. Testing was positive so system came in operation then followed by documentation.</w:t>
-      </w:r>
-    </w:p>
-    <w:p>
-      <w:pPr>
-        <w:keepNext/>
-        <w:spacing w:line="360" w:lineRule="auto"/>
-      </w:pPr>
-      <w:r>
-        <w:rPr>
-          <w:noProof/>
-        </w:rPr>
-        <w:drawing>
-          <wp:inline distT="0" distB="0" distL="0" distR="0" wp14:anchorId="27C06E8E" wp14:editId="76A81187">
-            <wp:extent cx="5714212" cy="3505200"/>
-            <wp:effectExtent l="0" t="0" r="1270" b="0"/>
-            <wp:docPr id="9" name="Picture 9"/>
-            <wp:cNvGraphicFramePr>
-              <a:graphicFrameLocks xmlns:a="http://schemas.openxmlformats.org/drawingml/2006/main" noChangeAspect="1"/>
-            </wp:cNvGraphicFramePr>
-            <a:graphic xmlns:a="http://schemas.openxmlformats.org/drawingml/2006/main">
-              <a:graphicData uri="http://schemas.openxmlformats.org/drawingml/2006/picture">
-                <pic:pic xmlns:pic="http://schemas.openxmlformats.org/drawingml/2006/picture">
-                  <pic:nvPicPr>
-                    <pic:cNvPr id="9" name="Picture 9"/>
-                    <pic:cNvPicPr/>
-                  </pic:nvPicPr>
-                  <pic:blipFill>
-                    <a:blip r:embed="rId14">
-                      <a:extLst>
-                        <a:ext uri="{28A0092B-C50C-407E-A947-70E740481C1C}">
-                          <a14:useLocalDpi xmlns:a14="http://schemas.microsoft.com/office/drawing/2010/main" val="0"/>
-                        </a:ext>
-                      </a:extLst>
-                    </a:blip>
-                    <a:stretch>
-                      <a:fillRect/>
-                    </a:stretch>
-                  </pic:blipFill>
-                  <pic:spPr>
-                    <a:xfrm>
-                      <a:off x="0" y="0"/>
-                      <a:ext cx="5716928" cy="3506866"/>
-                    </a:xfrm>
-                    <a:prstGeom prst="rect">
-                      <a:avLst/>
-                    </a:prstGeom>
-                  </pic:spPr>
-                </pic:pic>
-              </a:graphicData>
-            </a:graphic>
-          </wp:inline>
-        </w:drawing>
-      </w:r>
-    </w:p>
-    <w:p>
-      <w:pPr>
-        <w:pStyle w:val="Caption"/>
-        <w:spacing w:line="360" w:lineRule="auto"/>
-        <w:jc w:val="center"/>
-        <w:rPr>
-          <w:sz w:val="24"/>
-          <w:szCs w:val="24"/>
-          <w:u w:val="single"/>
-        </w:rPr>
-      </w:pPr>
-      <w:bookmarkStart w:id="30" w:name="_Toc225959296"/>
-      <w:r>
-        <w:rPr>
-          <w:sz w:val="24"/>
-          <w:szCs w:val="24"/>
-          <w:u w:val="single"/>
-        </w:rPr>
-        <w:t xml:space="preserve">Figure 3. </w:t>
-      </w:r>
-      <w:r>
-        <w:rPr>
-          <w:sz w:val="24"/>
-          <w:szCs w:val="24"/>
-          <w:u w:val="single"/>
-        </w:rPr>
-        <w:fldChar w:fldCharType="begin"/>
-      </w:r>
-      <w:r>
-        <w:rPr>
-          <w:sz w:val="24"/>
-          <w:szCs w:val="24"/>
-          <w:u w:val="single"/>
-        </w:rPr>
-        <w:instrText xml:space="preserve"> SEQ Figure_3. \* ARABIC </w:instrText>
-      </w:r>
-      <w:r>
-        <w:rPr>
-          <w:sz w:val="24"/>
-          <w:szCs w:val="24"/>
-          <w:u w:val="single"/>
-        </w:rPr>
-        <w:fldChar w:fldCharType="separate"/>
-      </w:r>
-      <w:r>
-        <w:rPr>
-          <w:noProof/>
-          <w:sz w:val="24"/>
-          <w:szCs w:val="24"/>
-          <w:u w:val="single"/>
-        </w:rPr>
-        <w:t>1</w:t>
-      </w:r>
-      <w:r>
-        <w:rPr>
-          <w:sz w:val="24"/>
-          <w:szCs w:val="24"/>
-          <w:u w:val="single"/>
-        </w:rPr>
-        <w:fldChar w:fldCharType="end"/>
-      </w:r>
-      <w:r>
-        <w:rPr>
-          <w:sz w:val="24"/>
-          <w:szCs w:val="24"/>
-          <w:u w:val="single"/>
-        </w:rPr>
-        <w:t xml:space="preserve">: </w:t>
-      </w:r>
-      <w:proofErr w:type="spellStart"/>
-      <w:r>
-        <w:rPr>
-          <w:sz w:val="24"/>
-          <w:szCs w:val="24"/>
-          <w:u w:val="single"/>
-        </w:rPr>
-        <w:t>WaterFall</w:t>
-      </w:r>
-      <w:proofErr w:type="spellEnd"/>
-      <w:r>
-        <w:rPr>
-          <w:sz w:val="24"/>
-          <w:szCs w:val="24"/>
-          <w:u w:val="single"/>
-        </w:rPr>
-        <w:t xml:space="preserve"> Model </w:t>
-      </w:r>
-      <w:proofErr w:type="gramStart"/>
-      <w:r>
-        <w:rPr>
-          <w:sz w:val="24"/>
-          <w:szCs w:val="24"/>
-          <w:u w:val="single"/>
-        </w:rPr>
-        <w:t>For</w:t>
-      </w:r>
-      <w:proofErr w:type="gramEnd"/>
-      <w:r>
-        <w:rPr>
-          <w:sz w:val="24"/>
-          <w:szCs w:val="24"/>
-          <w:u w:val="single"/>
-        </w:rPr>
-        <w:t xml:space="preserve"> Chat Application</w:t>
-      </w:r>
-      <w:bookmarkEnd w:id="30"/>
-    </w:p>
-    <w:p>
-      <w:pPr>
-        <w:pStyle w:val="Heading3"/>
-        <w:spacing w:line="360" w:lineRule="auto"/>
-        <w:jc w:val="both"/>
-      </w:pPr>
-      <w:bookmarkStart w:id="31" w:name="_Toc234873091"/>
-      <w:r>
-        <w:rPr>
-          <w:rFonts w:eastAsia="Times New Roman"/>
-        </w:rPr>
-        <w:t>3.1.1 Requirement Analysis</w:t>
-      </w:r>
-      <w:bookmarkEnd w:id="31"/>
-    </w:p>
-    <w:p>
-      <w:pPr>
-        <w:spacing w:line="360" w:lineRule="auto"/>
+        <w:t>Review</w:t>
+      </w:r>
+    </w:p>
+    <w:p>
+      <w:pPr>
+        <w:spacing w:after="160" w:line="360" w:lineRule="auto"/>
+        <w:ind w:left="0" w:firstLine="0"/>
         <w:rPr>
           <w:b/>
           <w:bCs/>
         </w:rPr>
       </w:pPr>
-      <w:proofErr w:type="spellStart"/>
       <w:r>
         <w:rPr>
           <w:b/>
           <w:bCs/>
         </w:rPr>
-        <w:t>i</w:t>
-      </w:r>
-      <w:proofErr w:type="spellEnd"/>
-      <w:r>
+        <w:t>3.1 Background Study</w:t>
+      </w:r>
+    </w:p>
+    <w:p>
+      <w:pPr>
+        <w:spacing w:after="160" w:line="360" w:lineRule="auto"/>
+        <w:ind w:left="0" w:firstLine="0"/>
+      </w:pPr>
+      <w:r>
+        <w:t>The rapid growth of web technologies has increased the demand for interactive, scalable, and responsive web applications. Modern web development emphasizes component-based architecture, reusable code, and efficient client-server communication. During my internship at Webbing Plex Pvt. Ltd., I was involved in the development and maintenance of web applications that required understanding of frontend frameworks, API integration, responsive design, and collaborative development practices.</w:t>
+      </w:r>
+    </w:p>
+    <w:p>
+      <w:pPr>
+        <w:spacing w:after="160" w:line="360" w:lineRule="auto"/>
+        <w:ind w:left="0" w:firstLine="0"/>
+      </w:pPr>
+      <w:r>
+        <w:t>Next.js and React were the primary frontend technologies used in the projects I worked on. React provides a component-based approach for building user interfaces, while Next.js extends React with features such as file-based routing, server-side rendering, and improved performance optimization. TypeScript was used to improve code reliability through static type checking and better development tooling. Tailwind CSS was also used for implementing responsive and consistent user interface designs across different screen sizes.</w:t>
+      </w:r>
+    </w:p>
+    <w:p>
+      <w:pPr>
+        <w:spacing w:after="160" w:line="360" w:lineRule="auto"/>
+        <w:ind w:left="0" w:firstLine="0"/>
+      </w:pPr>
+      <w:r>
+        <w:t>In addition to frontend development, I gained exposure to REST API integration, debugging, software testing, and version control using Git and GitHub. Tools such as Visual Studio Code and Postman were used for development and API testing. These technologies and practices formed the technical foundation of my internship activities and helped me understand how modern web applications are developed and maintained in a professional software development environment.</w:t>
+      </w:r>
+    </w:p>
+    <w:p>
+      <w:pPr>
+        <w:spacing w:after="160" w:line="360" w:lineRule="auto"/>
+        <w:ind w:left="0" w:firstLine="0"/>
         <w:rPr>
           <w:b/>
           <w:bCs/>
         </w:rPr>
-        <w:t>) Functional Requirements</w:t>
-      </w:r>
-    </w:p>
-    <w:p>
-      <w:pPr>
-        <w:pStyle w:val="ListParagraph"/>
-        <w:numPr>
-          <w:ilvl w:val="0"/>
-          <w:numId w:val="7"/>
-        </w:numPr>
-        <w:spacing w:line="360" w:lineRule="auto"/>
       </w:pPr>
       <w:r>
         <w:rPr>
           <w:b/>
           <w:bCs/>
         </w:rPr>
-        <w:t>User Management</w:t>
-      </w:r>
-    </w:p>
-    <w:p>
-      <w:pPr>
-        <w:pStyle w:val="ListParagraph"/>
-        <w:spacing w:line="360" w:lineRule="auto"/>
-        <w:ind w:firstLine="0"/>
-      </w:pPr>
-      <w:r>
-        <w:t>The system must allow users to register, log in, and log out securely. User authentication should be handled using JWT tokens to ensure secure access. The system should manage user profiles, maintain login sessions, and restrict unauthorized access to chat features.</w:t>
-      </w:r>
-    </w:p>
-    <w:p>
-      <w:pPr>
-        <w:pStyle w:val="ListParagraph"/>
-        <w:numPr>
-          <w:ilvl w:val="0"/>
-          <w:numId w:val="7"/>
-        </w:numPr>
-        <w:spacing w:line="360" w:lineRule="auto"/>
-        <w:rPr>
-          <w:b/>
-          <w:bCs/>
-        </w:rPr>
-      </w:pPr>
-      <w:r>
-        <w:rPr>
-          <w:b/>
-          <w:bCs/>
-        </w:rPr>
+        <w:t>3.2 Literature Review</w:t>
+      </w:r>
+    </w:p>
+    <w:p>
+      <w:pPr>
+        <w:spacing w:after="160" w:line="360" w:lineRule="auto"/>
+        <w:ind w:left="0" w:firstLine="0"/>
+      </w:pPr>
+      <w:r>
+        <w:t>According to the React official documentation, React is a JavaScript library for building user interfaces using reusable components and a declarative programming model. The component-based architecture improves code reusability, maintainability, and scalability, making React suitable for modern web application development. Next.js documentation further describes Next.js as a React framework that provides features such as routing, server-side rendering, static site generation, and performance optimization.</w:t>
+      </w:r>
+    </w:p>
+    <w:p>
+      <w:pPr>
+        <w:spacing w:after="160" w:line="360" w:lineRule="auto"/>
+        <w:ind w:left="0" w:firstLine="0"/>
+      </w:pPr>
+      <w:r>
+        <w:t xml:space="preserve">TypeScript documentation highlights that static typing helps developers identify errors during development and improves code quality in large-scale applications. The use of TypeScript has become common in modern web projects because it enhances maintainability and provides better tooling support. Similarly, Git documentation </w:t>
+      </w:r>
+      <w:r>
         <w:lastRenderedPageBreak/>
-        <w:t>Real-Time Messaging</w:t>
-      </w:r>
-    </w:p>
-    <w:p>
-      <w:pPr>
-        <w:pStyle w:val="ListParagraph"/>
-        <w:spacing w:line="360" w:lineRule="auto"/>
-        <w:ind w:firstLine="0"/>
-      </w:pPr>
-      <w:r>
-        <w:t>The application must support real-time personal and group messaging using socket-based communication. Messages sent by a user should be instantly delivered to the recipient without requiring page refreshes, ensuring smooth and continuous interaction.</w:t>
-      </w:r>
-    </w:p>
-    <w:p>
-      <w:pPr>
-        <w:pStyle w:val="ListParagraph"/>
-        <w:numPr>
-          <w:ilvl w:val="0"/>
-          <w:numId w:val="7"/>
-        </w:numPr>
-        <w:spacing w:line="360" w:lineRule="auto"/>
-        <w:rPr>
-          <w:b/>
-          <w:bCs/>
-        </w:rPr>
-      </w:pPr>
-      <w:r>
-        <w:rPr>
-          <w:b/>
-          <w:bCs/>
-        </w:rPr>
-        <w:t>Message Encryption and Decryption</w:t>
-      </w:r>
-    </w:p>
-    <w:p>
-      <w:pPr>
-        <w:pStyle w:val="ListParagraph"/>
-        <w:spacing w:line="360" w:lineRule="auto"/>
-        <w:ind w:firstLine="0"/>
-      </w:pPr>
-      <w:r>
-        <w:t>The system must implement a custom encryption algorithm to encrypt messages before storing them in the database. When messages are retrieved, they should be decrypted so that users can read them normally. This ensures confidentiality and protects sensitive communication data.</w:t>
-      </w:r>
-    </w:p>
-    <w:p>
-      <w:pPr>
-        <w:pStyle w:val="ListParagraph"/>
-        <w:numPr>
-          <w:ilvl w:val="0"/>
-          <w:numId w:val="7"/>
-        </w:numPr>
-        <w:spacing w:line="360" w:lineRule="auto"/>
-        <w:rPr>
-          <w:b/>
-          <w:bCs/>
-        </w:rPr>
-      </w:pPr>
-      <w:r>
-        <w:rPr>
-          <w:b/>
-          <w:bCs/>
-        </w:rPr>
-        <w:t>Group Chat and Personal Chat Management</w:t>
-      </w:r>
-    </w:p>
-    <w:p>
-      <w:pPr>
-        <w:pStyle w:val="ListParagraph"/>
-        <w:spacing w:line="360" w:lineRule="auto"/>
-        <w:ind w:firstLine="0"/>
-      </w:pPr>
-      <w:r>
-        <w:t>The system should allow users to create group chats, add</w:t>
-      </w:r>
-      <w:r>
-        <w:t xml:space="preserve"> and remove</w:t>
-      </w:r>
-      <w:r>
-        <w:t xml:space="preserve"> </w:t>
-      </w:r>
-      <w:r>
-        <w:t>members</w:t>
-      </w:r>
-      <w:r>
-        <w:t xml:space="preserve"> and participate in both personal and group conversations. This functionality supports collaborative and social communication.</w:t>
-      </w:r>
-    </w:p>
-    <w:p>
-      <w:pPr>
-        <w:pStyle w:val="ListParagraph"/>
-        <w:numPr>
-          <w:ilvl w:val="0"/>
-          <w:numId w:val="7"/>
-        </w:numPr>
-        <w:spacing w:line="360" w:lineRule="auto"/>
-        <w:rPr>
-          <w:b/>
-          <w:bCs/>
-        </w:rPr>
-      </w:pPr>
-      <w:r>
-        <w:rPr>
-          <w:b/>
-          <w:bCs/>
-        </w:rPr>
-        <w:t>File and Media Sharing</w:t>
-      </w:r>
-    </w:p>
-    <w:p>
-      <w:pPr>
-        <w:pStyle w:val="ListParagraph"/>
-        <w:spacing w:line="360" w:lineRule="auto"/>
-        <w:ind w:firstLine="0"/>
-      </w:pPr>
-      <w:r>
-        <w:t xml:space="preserve">Users should be able to upload and share files and images within chat conversations. The system must support file storage using </w:t>
+        <w:t>emphasizes the importance of version control systems in collaborative software development, allowing multiple developers to work on the same project through branching, pull requests, code reviews, and merging workflows.</w:t>
+      </w:r>
+    </w:p>
+    <w:p>
+      <w:pPr>
+        <w:spacing w:after="160" w:line="360" w:lineRule="auto"/>
+        <w:ind w:left="0" w:firstLine="0"/>
+      </w:pPr>
+      <w:r>
+        <w:t xml:space="preserve">Documentation of </w:t>
       </w:r>
       <w:proofErr w:type="spellStart"/>
       <w:r>
-        <w:t>Multer</w:t>
+        <w:t>shadcn</w:t>
       </w:r>
       <w:proofErr w:type="spellEnd"/>
       <w:r>
-        <w:t xml:space="preserve"> and allow users to download shared files easily.</w:t>
-      </w:r>
-    </w:p>
-    <w:p>
-      <w:pPr>
-        <w:pStyle w:val="ListParagraph"/>
-        <w:numPr>
-          <w:ilvl w:val="0"/>
-          <w:numId w:val="7"/>
-        </w:numPr>
-        <w:spacing w:line="360" w:lineRule="auto"/>
-        <w:rPr>
-          <w:b/>
-          <w:bCs/>
-        </w:rPr>
-      </w:pPr>
-      <w:r>
-        <w:rPr>
-          <w:b/>
-          <w:bCs/>
-        </w:rPr>
-        <w:t>Emoji and Message Interaction Support</w:t>
-      </w:r>
-    </w:p>
-    <w:p>
-      <w:pPr>
-        <w:pStyle w:val="ListParagraph"/>
-        <w:spacing w:line="360" w:lineRule="auto"/>
-        <w:ind w:firstLine="0"/>
-      </w:pPr>
-      <w:r>
-        <w:t>The application should support emojis in messages to enhance user interaction and make conversations more expressive and engaging.</w:t>
-      </w:r>
-    </w:p>
-    <w:p>
-      <w:pPr>
-        <w:keepNext/>
-        <w:spacing w:line="360" w:lineRule="auto"/>
-      </w:pPr>
-      <w:r>
-        <w:rPr>
-          <w:noProof/>
-        </w:rPr>
-        <w:lastRenderedPageBreak/>
-        <w:drawing>
-          <wp:inline distT="0" distB="0" distL="0" distR="0" wp14:anchorId="2DC9A75E" wp14:editId="2149CCE6">
-            <wp:extent cx="5715000" cy="5962650"/>
-            <wp:effectExtent l="0" t="0" r="0" b="0"/>
-            <wp:docPr id="12" name="Picture 12"/>
-            <wp:cNvGraphicFramePr>
-              <a:graphicFrameLocks xmlns:a="http://schemas.openxmlformats.org/drawingml/2006/main" noChangeAspect="1"/>
-            </wp:cNvGraphicFramePr>
-            <a:graphic xmlns:a="http://schemas.openxmlformats.org/drawingml/2006/main">
-              <a:graphicData uri="http://schemas.openxmlformats.org/drawingml/2006/picture">
-                <pic:pic xmlns:pic="http://schemas.openxmlformats.org/drawingml/2006/picture">
-                  <pic:nvPicPr>
-                    <pic:cNvPr id="0" name="Picture 6"/>
-                    <pic:cNvPicPr>
-                      <a:picLocks noChangeAspect="1" noChangeArrowheads="1"/>
-                    </pic:cNvPicPr>
-                  </pic:nvPicPr>
-                  <pic:blipFill>
-                    <a:blip r:embed="rId15" cstate="print">
-                      <a:extLst>
-                        <a:ext uri="{28A0092B-C50C-407E-A947-70E740481C1C}">
-                          <a14:useLocalDpi xmlns:a14="http://schemas.microsoft.com/office/drawing/2010/main" val="0"/>
-                        </a:ext>
-                      </a:extLst>
-                    </a:blip>
-                    <a:srcRect/>
-                    <a:stretch>
-                      <a:fillRect/>
-                    </a:stretch>
-                  </pic:blipFill>
-                  <pic:spPr bwMode="auto">
-                    <a:xfrm>
-                      <a:off x="0" y="0"/>
-                      <a:ext cx="5715000" cy="5962650"/>
-                    </a:xfrm>
-                    <a:prstGeom prst="rect">
-                      <a:avLst/>
-                    </a:prstGeom>
-                    <a:noFill/>
-                    <a:ln>
-                      <a:noFill/>
-                    </a:ln>
-                  </pic:spPr>
-                </pic:pic>
-              </a:graphicData>
-            </a:graphic>
-          </wp:inline>
-        </w:drawing>
-      </w:r>
-    </w:p>
-    <w:p>
-      <w:pPr>
-        <w:pStyle w:val="Caption"/>
-        <w:spacing w:line="360" w:lineRule="auto"/>
-        <w:jc w:val="center"/>
-        <w:rPr>
-          <w:sz w:val="24"/>
-          <w:szCs w:val="24"/>
-          <w:u w:val="single"/>
-        </w:rPr>
-      </w:pPr>
-      <w:bookmarkStart w:id="32" w:name="_Toc225959297"/>
-      <w:r>
-        <w:rPr>
-          <w:sz w:val="24"/>
-          <w:szCs w:val="24"/>
-          <w:u w:val="single"/>
-        </w:rPr>
-        <w:t xml:space="preserve">Figure 3. </w:t>
-      </w:r>
-      <w:r>
-        <w:rPr>
-          <w:sz w:val="24"/>
-          <w:szCs w:val="24"/>
-          <w:u w:val="single"/>
-        </w:rPr>
-        <w:fldChar w:fldCharType="begin"/>
-      </w:r>
-      <w:r>
-        <w:rPr>
-          <w:sz w:val="24"/>
-          <w:szCs w:val="24"/>
-          <w:u w:val="single"/>
-        </w:rPr>
-        <w:instrText xml:space="preserve"> SEQ Figure_3. \* ARABIC </w:instrText>
-      </w:r>
-      <w:r>
-        <w:rPr>
-          <w:sz w:val="24"/>
-          <w:szCs w:val="24"/>
-          <w:u w:val="single"/>
-        </w:rPr>
-        <w:fldChar w:fldCharType="separate"/>
-      </w:r>
-      <w:r>
-        <w:rPr>
-          <w:noProof/>
-          <w:sz w:val="24"/>
-          <w:szCs w:val="24"/>
-          <w:u w:val="single"/>
-        </w:rPr>
-        <w:t>2</w:t>
-      </w:r>
-      <w:r>
-        <w:rPr>
-          <w:sz w:val="24"/>
-          <w:szCs w:val="24"/>
-          <w:u w:val="single"/>
-        </w:rPr>
-        <w:fldChar w:fldCharType="end"/>
-      </w:r>
-      <w:r>
-        <w:rPr>
-          <w:sz w:val="24"/>
-          <w:szCs w:val="24"/>
-          <w:u w:val="single"/>
-        </w:rPr>
-        <w:t xml:space="preserve">: Use Case Diagram </w:t>
-      </w:r>
-      <w:proofErr w:type="gramStart"/>
-      <w:r>
-        <w:rPr>
-          <w:sz w:val="24"/>
-          <w:szCs w:val="24"/>
-          <w:u w:val="single"/>
-        </w:rPr>
-        <w:t>For</w:t>
-      </w:r>
-      <w:proofErr w:type="gramEnd"/>
-      <w:r>
-        <w:rPr>
-          <w:sz w:val="24"/>
-          <w:szCs w:val="24"/>
-          <w:u w:val="single"/>
-        </w:rPr>
-        <w:t xml:space="preserve"> Chat Application</w:t>
-      </w:r>
-      <w:bookmarkEnd w:id="32"/>
-    </w:p>
-    <w:p>
-      <w:pPr>
-        <w:pStyle w:val="Caption"/>
-        <w:ind w:left="0" w:firstLine="0"/>
-        <w:rPr>
-          <w:b/>
-          <w:bCs/>
-          <w:i w:val="0"/>
-          <w:iCs w:val="0"/>
-          <w:color w:val="auto"/>
-          <w:sz w:val="24"/>
-          <w:szCs w:val="24"/>
-          <w:u w:val="single"/>
-        </w:rPr>
-      </w:pPr>
-      <w:r>
-        <w:rPr>
-          <w:b/>
-          <w:bCs/>
-          <w:i w:val="0"/>
-          <w:iCs w:val="0"/>
-          <w:color w:val="auto"/>
-          <w:sz w:val="24"/>
-          <w:szCs w:val="24"/>
-        </w:rPr>
-        <w:t>ii) Non-Functional Requirements</w:t>
-      </w:r>
-    </w:p>
-    <w:p>
-      <w:pPr>
-        <w:numPr>
-          <w:ilvl w:val="0"/>
-          <w:numId w:val="8"/>
-        </w:numPr>
-        <w:spacing w:line="360" w:lineRule="auto"/>
-      </w:pPr>
-      <w:r>
-        <w:rPr>
-          <w:b/>
-          <w:bCs/>
-        </w:rPr>
-        <w:t>Usability</w:t>
-      </w:r>
-      <w:r>
-        <w:br/>
-        <w:t xml:space="preserve">The system should have a clean, intuitive, and responsive user interface developed using React, Tailwind CSS, and </w:t>
+        <w:t>/</w:t>
       </w:r>
       <w:proofErr w:type="spellStart"/>
       <w:r>
-        <w:t>ShadCN</w:t>
+        <w:t>ui</w:t>
       </w:r>
       <w:proofErr w:type="spellEnd"/>
       <w:r>
-        <w:t xml:space="preserve"> UI components. Users should be able to navigate and use the application easily without requiring technical knowledge.</w:t>
-      </w:r>
-    </w:p>
-    <w:p>
-      <w:pPr>
-        <w:numPr>
-          <w:ilvl w:val="0"/>
-          <w:numId w:val="8"/>
-        </w:numPr>
-        <w:spacing w:line="360" w:lineRule="auto"/>
-      </w:pPr>
-      <w:r>
-        <w:rPr>
-          <w:b/>
-          <w:bCs/>
-        </w:rPr>
-        <w:t>Performance</w:t>
-      </w:r>
-      <w:r>
-        <w:br/>
-        <w:t xml:space="preserve">The application must deliver fast response times for sending and receiving </w:t>
-      </w:r>
-      <w:r>
-        <w:lastRenderedPageBreak/>
-        <w:t>messages. It should efficiently handle multiple users and concurrent chat sessions without noticeable delays or performance degradation.</w:t>
-      </w:r>
-    </w:p>
-    <w:p>
-      <w:pPr>
-        <w:numPr>
-          <w:ilvl w:val="0"/>
-          <w:numId w:val="8"/>
-        </w:numPr>
-        <w:spacing w:line="360" w:lineRule="auto"/>
-      </w:pPr>
-      <w:r>
-        <w:rPr>
-          <w:b/>
-          <w:bCs/>
-        </w:rPr>
-        <w:t>Security</w:t>
-      </w:r>
-      <w:r>
-        <w:br/>
-        <w:t>User credentials, messages, and shared files must be protected using secure authentication mechanisms and encryption techniques. JWT-based authentication and encrypted message storage ensure that only authorized users can access communication data.</w:t>
-      </w:r>
-    </w:p>
-    <w:p>
-      <w:pPr>
-        <w:numPr>
-          <w:ilvl w:val="0"/>
-          <w:numId w:val="8"/>
-        </w:numPr>
-        <w:spacing w:line="360" w:lineRule="auto"/>
-      </w:pPr>
-      <w:r>
-        <w:rPr>
-          <w:b/>
-          <w:bCs/>
-        </w:rPr>
-        <w:t>Reliability</w:t>
-      </w:r>
-      <w:r>
-        <w:br/>
-        <w:t>The system should operate consistently without frequent crashes or data loss. Proper error handling, stable server performance, and reliable database operations must ensure uninterrupted communication, even during high user activity.</w:t>
-      </w:r>
-    </w:p>
-    <w:p>
-      <w:pPr>
-        <w:pStyle w:val="Heading3"/>
-        <w:spacing w:line="360" w:lineRule="auto"/>
-      </w:pPr>
-      <w:bookmarkStart w:id="33" w:name="_Toc234873092"/>
-      <w:r>
-        <w:rPr>
-          <w:rFonts w:eastAsia="Times New Roman"/>
-        </w:rPr>
-        <w:t>3.1.2 Feasibility Analysis</w:t>
-      </w:r>
-      <w:bookmarkEnd w:id="33"/>
-    </w:p>
-    <w:p>
-      <w:pPr>
-        <w:spacing w:line="360" w:lineRule="auto"/>
-      </w:pPr>
-      <w:r>
-        <w:t>The feasibility study evaluates whether the development of the proposed Chat Application using the MERN stack is practical and achievable. The key aspects considered in this study are technical, economic, operational, and schedule feasibility.</w:t>
-      </w:r>
-    </w:p>
-    <w:p>
-      <w:pPr>
-        <w:numPr>
-          <w:ilvl w:val="0"/>
-          <w:numId w:val="9"/>
-        </w:numPr>
-        <w:spacing w:line="360" w:lineRule="auto"/>
-      </w:pPr>
-      <w:r>
-        <w:rPr>
-          <w:b/>
-          <w:bCs/>
-        </w:rPr>
-        <w:t>Technical Feasibility</w:t>
-      </w:r>
-    </w:p>
-    <w:p>
-      <w:pPr>
-        <w:spacing w:line="360" w:lineRule="auto"/>
-        <w:ind w:left="720" w:firstLine="0"/>
-      </w:pPr>
-      <w:r>
-        <w:t xml:space="preserve">Technical feasibility examines whether the required technologies and technical skills are sufficient to develop the proposed system. The Chat Application is developed using widely adopted web technologies such as MongoDB, Express.js, React, and Node.js. These technologies are well-documented, actively supported, and compatible with modern web environments. Real-time communication is implemented using socket-based technology, while JWT is used for secure authentication. File handling is managed using </w:t>
-      </w:r>
-      <w:proofErr w:type="spellStart"/>
-      <w:r>
-        <w:t>Multer</w:t>
-      </w:r>
-      <w:proofErr w:type="spellEnd"/>
-      <w:r>
-        <w:t xml:space="preserve">, and state management is handled through </w:t>
-      </w:r>
-      <w:proofErr w:type="spellStart"/>
-      <w:r>
-        <w:t>Zustand</w:t>
-      </w:r>
-      <w:proofErr w:type="spellEnd"/>
-      <w:r>
-        <w:t>. Since all these tools are open-source and do not require specialized hardware or proprietary software, the system is technically feasible and can be deployed on standard computing infrastructure.</w:t>
-      </w:r>
-    </w:p>
-    <w:p>
-      <w:pPr>
-        <w:numPr>
-          <w:ilvl w:val="0"/>
-          <w:numId w:val="9"/>
-        </w:numPr>
-        <w:spacing w:line="360" w:lineRule="auto"/>
-      </w:pPr>
-      <w:r>
-        <w:rPr>
-          <w:b/>
-          <w:bCs/>
-        </w:rPr>
-        <w:t>Economic Feasibility</w:t>
-      </w:r>
-    </w:p>
-    <w:p>
-      <w:pPr>
-        <w:spacing w:line="360" w:lineRule="auto"/>
-        <w:ind w:left="720" w:firstLine="0"/>
-      </w:pPr>
-      <w:r>
-        <w:t xml:space="preserve">The proposed system is economically feasible as it relies entirely on open-source frameworks and libraries. There </w:t>
-      </w:r>
-      <w:proofErr w:type="gramStart"/>
-      <w:r>
-        <w:t>are</w:t>
-      </w:r>
-      <w:proofErr w:type="gramEnd"/>
-      <w:r>
-        <w:t xml:space="preserve"> no licensing costs associated with the development tools, database, or runtime environment. The application can be developed and tested using standard personal computers, minimizing hardware </w:t>
-      </w:r>
-      <w:r>
-        <w:lastRenderedPageBreak/>
-        <w:t>expenses. By providing an efficient digital communication platform, the system reduces dependency on external messaging tools and manual coordination methods. In the long term, the application helps save time and resources by streamlining communication and reducing operational inefficiencies.</w:t>
-      </w:r>
-    </w:p>
-    <w:p>
-      <w:pPr>
-        <w:numPr>
-          <w:ilvl w:val="0"/>
-          <w:numId w:val="9"/>
-        </w:numPr>
-        <w:spacing w:line="360" w:lineRule="auto"/>
-      </w:pPr>
-      <w:r>
-        <w:rPr>
-          <w:b/>
-          <w:bCs/>
-        </w:rPr>
-        <w:t>Operational Feasibility</w:t>
-      </w:r>
-    </w:p>
-    <w:p>
-      <w:pPr>
-        <w:spacing w:line="360" w:lineRule="auto"/>
-        <w:ind w:left="720" w:firstLine="0"/>
-      </w:pPr>
-      <w:r>
-        <w:t>Operational feasibility assesses whether the system will function effectively within its intended environment. The Chat Application offers real-time messaging, secure authentication, group and personal chats, file sharing, and emoji support, all of which align with modern user expectations. The intuitive and responsive user interface ensures ease of use for users without technical expertise. Additionally, the implementation of message encryption enhances trust and data privacy. These features collectively improve communication efficiency and ensure smooth daily operation of the system.</w:t>
-      </w:r>
-    </w:p>
-    <w:p>
-      <w:pPr>
-        <w:numPr>
-          <w:ilvl w:val="0"/>
-          <w:numId w:val="9"/>
-        </w:numPr>
-        <w:spacing w:line="360" w:lineRule="auto"/>
-      </w:pPr>
-      <w:r>
-        <w:rPr>
-          <w:b/>
-          <w:bCs/>
-        </w:rPr>
-        <w:t>Schedule Feasibility</w:t>
-      </w:r>
-    </w:p>
-    <w:p>
-      <w:pPr>
-        <w:spacing w:line="360" w:lineRule="auto"/>
-        <w:ind w:left="720" w:firstLine="0"/>
-      </w:pPr>
-      <w:r>
-        <w:t>Schedule feasibility evaluates whether the system can be completed within the allocated time frame. The development process can be divided into well-defined phases such as requirement analysis, system design, frontend and backend development, testing, and deployment. Each phase is manageable based on the project’s scope and complexity. With proper planning and time management, the Chat Application can be developed and delivered within the proposed schedule. Therefore, the project is considered feasible from a scheduling perspective.</w:t>
-      </w:r>
-    </w:p>
-    <w:p>
-      <w:pPr>
-        <w:pStyle w:val="Caption"/>
-        <w:keepNext/>
-        <w:spacing w:line="360" w:lineRule="auto"/>
-        <w:jc w:val="center"/>
-        <w:rPr>
-          <w:sz w:val="24"/>
-          <w:szCs w:val="24"/>
-          <w:u w:val="single"/>
-        </w:rPr>
-      </w:pPr>
-      <w:bookmarkStart w:id="34" w:name="_Toc225949263"/>
-      <w:r>
-        <w:rPr>
-          <w:sz w:val="24"/>
-          <w:szCs w:val="24"/>
-          <w:u w:val="single"/>
-        </w:rPr>
-        <w:t xml:space="preserve">Table 3. </w:t>
-      </w:r>
-      <w:r>
-        <w:rPr>
-          <w:sz w:val="24"/>
-          <w:szCs w:val="24"/>
-          <w:u w:val="single"/>
-        </w:rPr>
-        <w:fldChar w:fldCharType="begin"/>
-      </w:r>
-      <w:r>
-        <w:rPr>
-          <w:sz w:val="24"/>
-          <w:szCs w:val="24"/>
-          <w:u w:val="single"/>
-        </w:rPr>
-        <w:instrText xml:space="preserve"> SEQ Table_3. \* ARABIC </w:instrText>
-      </w:r>
-      <w:r>
-        <w:rPr>
-          <w:sz w:val="24"/>
-          <w:szCs w:val="24"/>
-          <w:u w:val="single"/>
-        </w:rPr>
-        <w:fldChar w:fldCharType="separate"/>
-      </w:r>
-      <w:r>
-        <w:rPr>
-          <w:noProof/>
-          <w:sz w:val="24"/>
-          <w:szCs w:val="24"/>
-          <w:u w:val="single"/>
-        </w:rPr>
-        <w:t>1</w:t>
-      </w:r>
-      <w:r>
-        <w:rPr>
-          <w:sz w:val="24"/>
-          <w:szCs w:val="24"/>
-          <w:u w:val="single"/>
-        </w:rPr>
-        <w:fldChar w:fldCharType="end"/>
-      </w:r>
-      <w:r>
-        <w:rPr>
-          <w:sz w:val="24"/>
-          <w:szCs w:val="24"/>
-          <w:u w:val="single"/>
-        </w:rPr>
-        <w:t xml:space="preserve">: Gantt Chart Table </w:t>
-      </w:r>
-      <w:proofErr w:type="gramStart"/>
-      <w:r>
-        <w:rPr>
-          <w:sz w:val="24"/>
-          <w:szCs w:val="24"/>
-          <w:u w:val="single"/>
-        </w:rPr>
-        <w:t>For</w:t>
-      </w:r>
-      <w:proofErr w:type="gramEnd"/>
-      <w:r>
-        <w:rPr>
-          <w:sz w:val="24"/>
-          <w:szCs w:val="24"/>
-          <w:u w:val="single"/>
-        </w:rPr>
-        <w:t xml:space="preserve"> Chat Application</w:t>
-      </w:r>
-      <w:bookmarkEnd w:id="34"/>
-    </w:p>
-    <w:tbl>
-      <w:tblPr>
-        <w:tblStyle w:val="TableGrid0"/>
-        <w:tblW w:w="0" w:type="auto"/>
-        <w:tblInd w:w="720" w:type="dxa"/>
-        <w:tblLook w:val="04A0" w:firstRow="1" w:lastRow="0" w:firstColumn="1" w:lastColumn="0" w:noHBand="0" w:noVBand="1"/>
-      </w:tblPr>
-      <w:tblGrid>
-        <w:gridCol w:w="4015"/>
-        <w:gridCol w:w="3921"/>
-      </w:tblGrid>
-      <w:tr>
-        <w:trPr>
-          <w:trHeight w:val="260"/>
-        </w:trPr>
-        <w:tc>
-          <w:tcPr>
-            <w:tcW w:w="4167" w:type="dxa"/>
-          </w:tcPr>
-          <w:p>
-            <w:pPr>
-              <w:spacing w:line="360" w:lineRule="auto"/>
-              <w:ind w:left="0" w:firstLine="0"/>
-              <w:jc w:val="center"/>
-              <w:rPr>
-                <w:b/>
-                <w:bCs/>
-              </w:rPr>
-            </w:pPr>
-            <w:r>
-              <w:rPr>
-                <w:b/>
-                <w:bCs/>
-              </w:rPr>
-              <w:t>Task Name</w:t>
-            </w:r>
-          </w:p>
-        </w:tc>
-        <w:tc>
-          <w:tcPr>
-            <w:tcW w:w="4103" w:type="dxa"/>
-          </w:tcPr>
-          <w:p>
-            <w:pPr>
-              <w:spacing w:line="360" w:lineRule="auto"/>
-              <w:ind w:left="0" w:firstLine="0"/>
-              <w:jc w:val="center"/>
-              <w:rPr>
-                <w:b/>
-                <w:bCs/>
-              </w:rPr>
-            </w:pPr>
-            <w:r>
-              <w:rPr>
-                <w:b/>
-                <w:bCs/>
-              </w:rPr>
-              <w:t>Duration (Days)</w:t>
-            </w:r>
-          </w:p>
-        </w:tc>
-      </w:tr>
-      <w:tr>
-        <w:trPr>
-          <w:trHeight w:val="449"/>
-        </w:trPr>
-        <w:tc>
-          <w:tcPr>
-            <w:tcW w:w="4167" w:type="dxa"/>
-          </w:tcPr>
-          <w:p>
-            <w:pPr>
-              <w:spacing w:line="360" w:lineRule="auto"/>
-              <w:ind w:left="0" w:firstLine="0"/>
-              <w:jc w:val="center"/>
-            </w:pPr>
-            <w:r>
-              <w:t>Planning</w:t>
-            </w:r>
-          </w:p>
-        </w:tc>
-        <w:tc>
-          <w:tcPr>
-            <w:tcW w:w="4103" w:type="dxa"/>
-          </w:tcPr>
-          <w:p>
-            <w:pPr>
-              <w:spacing w:line="360" w:lineRule="auto"/>
-              <w:ind w:left="0" w:firstLine="0"/>
-              <w:jc w:val="center"/>
-            </w:pPr>
-            <w:r>
-              <w:t>15</w:t>
-            </w:r>
-          </w:p>
-        </w:tc>
-      </w:tr>
-      <w:tr>
-        <w:tc>
-          <w:tcPr>
-            <w:tcW w:w="4167" w:type="dxa"/>
-          </w:tcPr>
-          <w:p>
-            <w:pPr>
-              <w:spacing w:line="360" w:lineRule="auto"/>
-              <w:ind w:left="0" w:firstLine="0"/>
-              <w:jc w:val="center"/>
-            </w:pPr>
-            <w:r>
-              <w:t>Analysis</w:t>
-            </w:r>
-          </w:p>
-        </w:tc>
-        <w:tc>
-          <w:tcPr>
-            <w:tcW w:w="4103" w:type="dxa"/>
-          </w:tcPr>
-          <w:p>
-            <w:pPr>
-              <w:spacing w:line="360" w:lineRule="auto"/>
-              <w:ind w:left="0" w:firstLine="0"/>
-              <w:jc w:val="center"/>
-            </w:pPr>
-            <w:r>
-              <w:t>15</w:t>
-            </w:r>
-          </w:p>
-        </w:tc>
-      </w:tr>
-      <w:tr>
-        <w:tc>
-          <w:tcPr>
-            <w:tcW w:w="4167" w:type="dxa"/>
-          </w:tcPr>
-          <w:p>
-            <w:pPr>
-              <w:spacing w:line="360" w:lineRule="auto"/>
-              <w:ind w:left="0" w:firstLine="0"/>
-              <w:jc w:val="center"/>
-            </w:pPr>
-            <w:r>
-              <w:t>Design</w:t>
-            </w:r>
-          </w:p>
-        </w:tc>
-        <w:tc>
-          <w:tcPr>
-            <w:tcW w:w="4103" w:type="dxa"/>
-          </w:tcPr>
-          <w:p>
-            <w:pPr>
-              <w:spacing w:line="360" w:lineRule="auto"/>
-              <w:ind w:left="0" w:firstLine="0"/>
-              <w:jc w:val="center"/>
-            </w:pPr>
-            <w:r>
-              <w:t>20</w:t>
-            </w:r>
-          </w:p>
-        </w:tc>
-      </w:tr>
-      <w:tr>
-        <w:tc>
-          <w:tcPr>
-            <w:tcW w:w="4167" w:type="dxa"/>
-          </w:tcPr>
-          <w:p>
-            <w:pPr>
-              <w:spacing w:line="360" w:lineRule="auto"/>
-              <w:ind w:left="0" w:firstLine="0"/>
-              <w:jc w:val="center"/>
-            </w:pPr>
-            <w:r>
-              <w:t>Coding &amp; Testing</w:t>
-            </w:r>
-          </w:p>
-        </w:tc>
-        <w:tc>
-          <w:tcPr>
-            <w:tcW w:w="4103" w:type="dxa"/>
-          </w:tcPr>
-          <w:p>
-            <w:pPr>
-              <w:spacing w:line="360" w:lineRule="auto"/>
-              <w:ind w:left="0" w:firstLine="0"/>
-              <w:jc w:val="center"/>
-            </w:pPr>
-            <w:r>
-              <w:t>66</w:t>
-            </w:r>
-          </w:p>
-        </w:tc>
-      </w:tr>
-      <w:tr>
-        <w:trPr>
-          <w:trHeight w:val="161"/>
-        </w:trPr>
-        <w:tc>
-          <w:tcPr>
-            <w:tcW w:w="4167" w:type="dxa"/>
-          </w:tcPr>
-          <w:p>
-            <w:pPr>
-              <w:spacing w:line="360" w:lineRule="auto"/>
-              <w:ind w:left="0" w:firstLine="0"/>
-              <w:jc w:val="center"/>
-            </w:pPr>
-            <w:r>
-              <w:t>Delivery</w:t>
-            </w:r>
-          </w:p>
-        </w:tc>
-        <w:tc>
-          <w:tcPr>
-            <w:tcW w:w="4103" w:type="dxa"/>
-          </w:tcPr>
-          <w:p>
-            <w:pPr>
-              <w:spacing w:line="360" w:lineRule="auto"/>
-              <w:ind w:left="0" w:firstLine="0"/>
-              <w:jc w:val="center"/>
-            </w:pPr>
-            <w:r>
-              <w:t>7</w:t>
-            </w:r>
-          </w:p>
-        </w:tc>
-      </w:tr>
-      <w:tr>
-        <w:tc>
-          <w:tcPr>
-            <w:tcW w:w="4167" w:type="dxa"/>
-          </w:tcPr>
-          <w:p>
-            <w:pPr>
-              <w:spacing w:line="360" w:lineRule="auto"/>
-              <w:ind w:left="0" w:firstLine="0"/>
-              <w:jc w:val="center"/>
-            </w:pPr>
-            <w:r>
-              <w:t>Documentation</w:t>
-            </w:r>
-          </w:p>
-        </w:tc>
-        <w:tc>
-          <w:tcPr>
-            <w:tcW w:w="4103" w:type="dxa"/>
-          </w:tcPr>
-          <w:p>
-            <w:pPr>
-              <w:spacing w:line="360" w:lineRule="auto"/>
-              <w:ind w:left="0" w:firstLine="0"/>
-              <w:jc w:val="center"/>
-            </w:pPr>
-            <w:r>
-              <w:t>108</w:t>
-            </w:r>
-          </w:p>
-        </w:tc>
-      </w:tr>
-      <w:tr>
-        <w:tc>
-          <w:tcPr>
-            <w:tcW w:w="4167" w:type="dxa"/>
-          </w:tcPr>
-          <w:p>
-            <w:pPr>
-              <w:spacing w:line="360" w:lineRule="auto"/>
-              <w:ind w:left="0" w:firstLine="0"/>
-              <w:jc w:val="center"/>
-              <w:rPr>
-                <w:b/>
-                <w:bCs/>
-              </w:rPr>
-            </w:pPr>
-            <w:r>
-              <w:rPr>
-                <w:b/>
-                <w:bCs/>
-              </w:rPr>
-              <w:lastRenderedPageBreak/>
-              <w:t>Total (Days)</w:t>
-            </w:r>
-          </w:p>
-        </w:tc>
-        <w:tc>
-          <w:tcPr>
-            <w:tcW w:w="4103" w:type="dxa"/>
-          </w:tcPr>
-          <w:p>
-            <w:pPr>
-              <w:keepNext/>
-              <w:spacing w:line="360" w:lineRule="auto"/>
-              <w:ind w:left="0" w:firstLine="0"/>
-              <w:jc w:val="center"/>
-              <w:rPr>
-                <w:b/>
-                <w:bCs/>
-              </w:rPr>
-            </w:pPr>
-            <w:r>
-              <w:rPr>
-                <w:b/>
-                <w:bCs/>
-              </w:rPr>
-              <w:t>123</w:t>
-            </w:r>
-          </w:p>
-        </w:tc>
-      </w:tr>
-    </w:tbl>
-    <w:p>
-      <w:pPr>
-        <w:pStyle w:val="Caption"/>
-        <w:spacing w:line="360" w:lineRule="auto"/>
-        <w:rPr>
-          <w:sz w:val="24"/>
-          <w:szCs w:val="24"/>
-          <w:u w:val="single"/>
-        </w:rPr>
-      </w:pPr>
-    </w:p>
-    <w:p>
-      <w:pPr>
-        <w:keepNext/>
-        <w:spacing w:line="360" w:lineRule="auto"/>
-        <w:ind w:left="720" w:firstLine="0"/>
-      </w:pPr>
-      <w:r>
-        <w:rPr>
-          <w:noProof/>
-        </w:rPr>
-        <w:drawing>
-          <wp:inline distT="0" distB="0" distL="0" distR="0" wp14:anchorId="3E4059C8" wp14:editId="6CF7CDCB">
-            <wp:extent cx="5300133" cy="3307327"/>
-            <wp:effectExtent l="0" t="0" r="0" b="7620"/>
-            <wp:docPr id="10" name="Picture 10"/>
-            <wp:cNvGraphicFramePr>
-              <a:graphicFrameLocks xmlns:a="http://schemas.openxmlformats.org/drawingml/2006/main" noChangeAspect="1"/>
-            </wp:cNvGraphicFramePr>
-            <a:graphic xmlns:a="http://schemas.openxmlformats.org/drawingml/2006/main">
-              <a:graphicData uri="http://schemas.openxmlformats.org/drawingml/2006/picture">
-                <pic:pic xmlns:pic="http://schemas.openxmlformats.org/drawingml/2006/picture">
-                  <pic:nvPicPr>
-                    <pic:cNvPr id="10" name="Picture 10"/>
-                    <pic:cNvPicPr/>
-                  </pic:nvPicPr>
-                  <pic:blipFill rotWithShape="1">
-                    <a:blip r:embed="rId16">
-                      <a:extLst>
-                        <a:ext uri="{28A0092B-C50C-407E-A947-70E740481C1C}">
-                          <a14:useLocalDpi xmlns:a14="http://schemas.microsoft.com/office/drawing/2010/main" val="0"/>
-                        </a:ext>
-                      </a:extLst>
-                    </a:blip>
-                    <a:srcRect l="1481" t="1382" r="1629" b="18005"/>
-                    <a:stretch/>
-                  </pic:blipFill>
-                  <pic:spPr bwMode="auto">
-                    <a:xfrm>
-                      <a:off x="0" y="0"/>
-                      <a:ext cx="5309295" cy="3313044"/>
-                    </a:xfrm>
-                    <a:prstGeom prst="rect">
-                      <a:avLst/>
-                    </a:prstGeom>
-                    <a:ln>
-                      <a:noFill/>
-                    </a:ln>
-                    <a:extLst>
-                      <a:ext uri="{53640926-AAD7-44D8-BBD7-CCE9431645EC}">
-                        <a14:shadowObscured xmlns:a14="http://schemas.microsoft.com/office/drawing/2010/main"/>
-                      </a:ext>
-                    </a:extLst>
-                  </pic:spPr>
-                </pic:pic>
-              </a:graphicData>
-            </a:graphic>
-          </wp:inline>
-        </w:drawing>
-      </w:r>
-    </w:p>
-    <w:p>
-      <w:pPr>
-        <w:pStyle w:val="Caption"/>
-        <w:spacing w:line="360" w:lineRule="auto"/>
-        <w:jc w:val="center"/>
-        <w:rPr>
-          <w:sz w:val="24"/>
-          <w:szCs w:val="24"/>
-          <w:u w:val="single"/>
-        </w:rPr>
-      </w:pPr>
-      <w:bookmarkStart w:id="35" w:name="_Toc225959298"/>
-      <w:r>
-        <w:rPr>
-          <w:sz w:val="24"/>
-          <w:szCs w:val="24"/>
-          <w:u w:val="single"/>
-        </w:rPr>
-        <w:t xml:space="preserve">Figure 3. </w:t>
-      </w:r>
-      <w:r>
-        <w:rPr>
-          <w:sz w:val="24"/>
-          <w:szCs w:val="24"/>
-          <w:u w:val="single"/>
-        </w:rPr>
-        <w:fldChar w:fldCharType="begin"/>
-      </w:r>
-      <w:r>
-        <w:rPr>
-          <w:sz w:val="24"/>
-          <w:szCs w:val="24"/>
-          <w:u w:val="single"/>
-        </w:rPr>
-        <w:instrText xml:space="preserve"> SEQ Figure_3. \* ARABIC </w:instrText>
-      </w:r>
-      <w:r>
-        <w:rPr>
-          <w:sz w:val="24"/>
-          <w:szCs w:val="24"/>
-          <w:u w:val="single"/>
-        </w:rPr>
-        <w:fldChar w:fldCharType="separate"/>
-      </w:r>
-      <w:r>
-        <w:rPr>
-          <w:noProof/>
-          <w:sz w:val="24"/>
-          <w:szCs w:val="24"/>
-          <w:u w:val="single"/>
-        </w:rPr>
-        <w:t>3</w:t>
-      </w:r>
-      <w:r>
-        <w:rPr>
-          <w:sz w:val="24"/>
-          <w:szCs w:val="24"/>
-          <w:u w:val="single"/>
-        </w:rPr>
-        <w:fldChar w:fldCharType="end"/>
-      </w:r>
-      <w:r>
-        <w:rPr>
-          <w:sz w:val="24"/>
-          <w:szCs w:val="24"/>
-          <w:u w:val="single"/>
-        </w:rPr>
-        <w:t xml:space="preserve">: Gantt Chart </w:t>
-      </w:r>
-      <w:proofErr w:type="gramStart"/>
-      <w:r>
-        <w:rPr>
-          <w:sz w:val="24"/>
-          <w:szCs w:val="24"/>
-          <w:u w:val="single"/>
-        </w:rPr>
-        <w:t>For</w:t>
-      </w:r>
-      <w:proofErr w:type="gramEnd"/>
-      <w:r>
-        <w:rPr>
-          <w:sz w:val="24"/>
-          <w:szCs w:val="24"/>
-          <w:u w:val="single"/>
-        </w:rPr>
-        <w:t xml:space="preserve"> Chat Application</w:t>
-      </w:r>
-      <w:bookmarkEnd w:id="35"/>
-    </w:p>
-    <w:p>
-      <w:pPr>
-        <w:pStyle w:val="Heading3"/>
-        <w:spacing w:line="360" w:lineRule="auto"/>
-      </w:pPr>
-      <w:bookmarkStart w:id="36" w:name="_Toc234873093"/>
-      <w:r>
-        <w:t>3.1.3 Data Modeling: ER Diagram</w:t>
-      </w:r>
-      <w:bookmarkEnd w:id="36"/>
-    </w:p>
-    <w:p>
-      <w:pPr>
-        <w:spacing w:line="360" w:lineRule="auto"/>
-      </w:pPr>
-      <w:r>
-        <w:t>The ER diagram of the Chat Application illustrates the relationship between the main entities: User, Message, and Channel. It defines how users exchange messages, create and join channels, and manage communication data within the system. This structure ensures efficient organization and retrieval of real-time messaging information.</w:t>
-      </w:r>
-    </w:p>
-    <w:p>
-      <w:pPr>
-        <w:keepNext/>
-        <w:spacing w:line="360" w:lineRule="auto"/>
-        <w:jc w:val="center"/>
-      </w:pPr>
-      <w:r>
-        <w:rPr>
-          <w:noProof/>
-        </w:rPr>
-        <w:lastRenderedPageBreak/>
-        <w:drawing>
-          <wp:inline distT="0" distB="0" distL="0" distR="0" wp14:anchorId="3DA6854B" wp14:editId="35C753AA">
-            <wp:extent cx="5715000" cy="4817745"/>
-            <wp:effectExtent l="0" t="0" r="0" b="1905"/>
-            <wp:docPr id="4" name="Picture 4"/>
-            <wp:cNvGraphicFramePr>
-              <a:graphicFrameLocks xmlns:a="http://schemas.openxmlformats.org/drawingml/2006/main" noChangeAspect="1"/>
-            </wp:cNvGraphicFramePr>
-            <a:graphic xmlns:a="http://schemas.openxmlformats.org/drawingml/2006/main">
-              <a:graphicData uri="http://schemas.openxmlformats.org/drawingml/2006/picture">
-                <pic:pic xmlns:pic="http://schemas.openxmlformats.org/drawingml/2006/picture">
-                  <pic:nvPicPr>
-                    <pic:cNvPr id="4" name="Picture 4"/>
-                    <pic:cNvPicPr/>
-                  </pic:nvPicPr>
-                  <pic:blipFill>
-                    <a:blip r:embed="rId17">
-                      <a:extLst>
-                        <a:ext uri="{28A0092B-C50C-407E-A947-70E740481C1C}">
-                          <a14:useLocalDpi xmlns:a14="http://schemas.microsoft.com/office/drawing/2010/main" val="0"/>
-                        </a:ext>
-                      </a:extLst>
-                    </a:blip>
-                    <a:stretch>
-                      <a:fillRect/>
-                    </a:stretch>
-                  </pic:blipFill>
-                  <pic:spPr>
-                    <a:xfrm>
-                      <a:off x="0" y="0"/>
-                      <a:ext cx="5715000" cy="4817745"/>
-                    </a:xfrm>
-                    <a:prstGeom prst="rect">
-                      <a:avLst/>
-                    </a:prstGeom>
-                  </pic:spPr>
-                </pic:pic>
-              </a:graphicData>
-            </a:graphic>
-          </wp:inline>
-        </w:drawing>
-      </w:r>
-    </w:p>
-    <w:p>
-      <w:pPr>
-        <w:pStyle w:val="Caption"/>
-        <w:spacing w:line="360" w:lineRule="auto"/>
-        <w:jc w:val="center"/>
-        <w:rPr>
-          <w:sz w:val="24"/>
-          <w:szCs w:val="24"/>
-          <w:u w:val="single"/>
-        </w:rPr>
-      </w:pPr>
-      <w:bookmarkStart w:id="37" w:name="_Toc225959299"/>
-      <w:r>
-        <w:rPr>
-          <w:sz w:val="24"/>
-          <w:szCs w:val="24"/>
-          <w:u w:val="single"/>
-        </w:rPr>
-        <w:t xml:space="preserve">Figure 3. </w:t>
-      </w:r>
-      <w:r>
-        <w:rPr>
-          <w:sz w:val="24"/>
-          <w:szCs w:val="24"/>
-          <w:u w:val="single"/>
-        </w:rPr>
-        <w:fldChar w:fldCharType="begin"/>
-      </w:r>
-      <w:r>
-        <w:rPr>
-          <w:sz w:val="24"/>
-          <w:szCs w:val="24"/>
-          <w:u w:val="single"/>
-        </w:rPr>
-        <w:instrText xml:space="preserve"> SEQ Figure_3. \* ARABIC </w:instrText>
-      </w:r>
-      <w:r>
-        <w:rPr>
-          <w:sz w:val="24"/>
-          <w:szCs w:val="24"/>
-          <w:u w:val="single"/>
-        </w:rPr>
-        <w:fldChar w:fldCharType="separate"/>
-      </w:r>
-      <w:r>
-        <w:rPr>
-          <w:noProof/>
-          <w:sz w:val="24"/>
-          <w:szCs w:val="24"/>
-          <w:u w:val="single"/>
-        </w:rPr>
-        <w:t>4</w:t>
-      </w:r>
-      <w:r>
-        <w:rPr>
-          <w:sz w:val="24"/>
-          <w:szCs w:val="24"/>
-          <w:u w:val="single"/>
-        </w:rPr>
-        <w:fldChar w:fldCharType="end"/>
-      </w:r>
-      <w:r>
-        <w:rPr>
-          <w:sz w:val="24"/>
-          <w:szCs w:val="24"/>
-          <w:u w:val="single"/>
-        </w:rPr>
-        <w:t xml:space="preserve">: ER Diagram </w:t>
-      </w:r>
-      <w:proofErr w:type="gramStart"/>
-      <w:r>
-        <w:rPr>
-          <w:sz w:val="24"/>
-          <w:szCs w:val="24"/>
-          <w:u w:val="single"/>
-        </w:rPr>
-        <w:t>For</w:t>
-      </w:r>
-      <w:proofErr w:type="gramEnd"/>
-      <w:r>
-        <w:rPr>
-          <w:sz w:val="24"/>
-          <w:szCs w:val="24"/>
-          <w:u w:val="single"/>
-        </w:rPr>
-        <w:t xml:space="preserve"> Chat Application</w:t>
-      </w:r>
-      <w:bookmarkEnd w:id="37"/>
-    </w:p>
-    <w:p>
-      <w:pPr>
-        <w:pStyle w:val="Heading2"/>
-        <w:spacing w:line="360" w:lineRule="auto"/>
-        <w:ind w:left="0" w:firstLine="331"/>
-      </w:pPr>
-      <w:bookmarkStart w:id="38" w:name="_Toc234873094"/>
-      <w:r>
-        <w:t>3.1.4 Process Modeling (DFD)</w:t>
-      </w:r>
-      <w:bookmarkEnd w:id="38"/>
-    </w:p>
-    <w:p>
-      <w:pPr>
-        <w:rPr>
-          <w:b/>
-          <w:bCs/>
-        </w:rPr>
-      </w:pPr>
-      <w:r>
-        <w:rPr>
-          <w:b/>
-          <w:bCs/>
-        </w:rPr>
-        <w:t>Level 0</w:t>
-      </w:r>
-      <w:r>
-        <w:rPr>
-          <w:b/>
-          <w:bCs/>
-          <w:vertAlign w:val="superscript"/>
-        </w:rPr>
-        <w:t>th</w:t>
-      </w:r>
-      <w:r>
-        <w:rPr>
-          <w:b/>
-          <w:bCs/>
-        </w:rPr>
-        <w:t xml:space="preserve"> DFD:</w:t>
-      </w:r>
-    </w:p>
-    <w:p>
-      <w:pPr>
-        <w:spacing w:line="360" w:lineRule="auto"/>
-      </w:pPr>
-      <w:r>
-        <w:t>The Level 0 DFD provides an overall view of the Chat Application System as a single process interacting with external entities. In this case, the primary external entity is the User, which includes both members and administrators. Users interact with the system to register or log in, set up and manage their profiles, send and receive messages (text/file), and perform channel operations such as creating, joining, or managing chat channels. The system responds by authenticating users, storing and retrieving profile information, delivering messages, and providing channel data. This high-level diagram summarizes the system's core interactions without going into internal process details.</w:t>
-      </w:r>
-    </w:p>
-    <w:p>
-      <w:pPr>
-        <w:spacing w:line="360" w:lineRule="auto"/>
-      </w:pPr>
-    </w:p>
-    <w:p>
-      <w:pPr>
-        <w:keepNext/>
-        <w:spacing w:after="160" w:line="360" w:lineRule="auto"/>
-        <w:ind w:left="0" w:firstLine="331"/>
-        <w:jc w:val="left"/>
-      </w:pPr>
-      <w:r>
-        <w:rPr>
-          <w:noProof/>
-        </w:rPr>
-        <w:lastRenderedPageBreak/>
-        <w:drawing>
-          <wp:inline distT="0" distB="0" distL="0" distR="0" wp14:anchorId="4442DBFD" wp14:editId="686B1AF7">
-            <wp:extent cx="5776394" cy="3124200"/>
-            <wp:effectExtent l="0" t="0" r="0" b="0"/>
-            <wp:docPr id="13" name="Picture 13"/>
-            <wp:cNvGraphicFramePr>
-              <a:graphicFrameLocks xmlns:a="http://schemas.openxmlformats.org/drawingml/2006/main" noChangeAspect="1"/>
-            </wp:cNvGraphicFramePr>
-            <a:graphic xmlns:a="http://schemas.openxmlformats.org/drawingml/2006/main">
-              <a:graphicData uri="http://schemas.openxmlformats.org/drawingml/2006/picture">
-                <pic:pic xmlns:pic="http://schemas.openxmlformats.org/drawingml/2006/picture">
-                  <pic:nvPicPr>
-                    <pic:cNvPr id="1" name=""/>
-                    <pic:cNvPicPr/>
-                  </pic:nvPicPr>
-                  <pic:blipFill rotWithShape="1">
-                    <a:blip r:embed="rId18"/>
-                    <a:srcRect l="1778" r="2221"/>
-                    <a:stretch/>
-                  </pic:blipFill>
-                  <pic:spPr bwMode="auto">
-                    <a:xfrm>
-                      <a:off x="0" y="0"/>
-                      <a:ext cx="5780562" cy="3126454"/>
-                    </a:xfrm>
-                    <a:prstGeom prst="rect">
-                      <a:avLst/>
-                    </a:prstGeom>
-                    <a:ln>
-                      <a:noFill/>
-                    </a:ln>
-                    <a:extLst>
-                      <a:ext uri="{53640926-AAD7-44D8-BBD7-CCE9431645EC}">
-                        <a14:shadowObscured xmlns:a14="http://schemas.microsoft.com/office/drawing/2010/main"/>
-                      </a:ext>
-                    </a:extLst>
-                  </pic:spPr>
-                </pic:pic>
-              </a:graphicData>
-            </a:graphic>
-          </wp:inline>
-        </w:drawing>
-      </w:r>
-    </w:p>
-    <w:p>
-      <w:pPr>
-        <w:pStyle w:val="Caption"/>
-        <w:spacing w:line="360" w:lineRule="auto"/>
-        <w:jc w:val="center"/>
-        <w:rPr>
-          <w:sz w:val="24"/>
-          <w:szCs w:val="24"/>
-          <w:u w:val="single"/>
-        </w:rPr>
-      </w:pPr>
-      <w:bookmarkStart w:id="39" w:name="_Toc225959300"/>
-      <w:r>
-        <w:rPr>
-          <w:sz w:val="24"/>
-          <w:szCs w:val="24"/>
-          <w:u w:val="single"/>
-        </w:rPr>
-        <w:t xml:space="preserve">Figure 3. </w:t>
-      </w:r>
-      <w:r>
-        <w:rPr>
-          <w:sz w:val="24"/>
-          <w:szCs w:val="24"/>
-          <w:u w:val="single"/>
-        </w:rPr>
-        <w:fldChar w:fldCharType="begin"/>
-      </w:r>
-      <w:r>
-        <w:rPr>
-          <w:sz w:val="24"/>
-          <w:szCs w:val="24"/>
-          <w:u w:val="single"/>
-        </w:rPr>
-        <w:instrText xml:space="preserve"> SEQ Figure_3. \* ARABIC </w:instrText>
-      </w:r>
-      <w:r>
-        <w:rPr>
-          <w:sz w:val="24"/>
-          <w:szCs w:val="24"/>
-          <w:u w:val="single"/>
-        </w:rPr>
-        <w:fldChar w:fldCharType="separate"/>
-      </w:r>
-      <w:r>
-        <w:rPr>
-          <w:noProof/>
-          <w:sz w:val="24"/>
-          <w:szCs w:val="24"/>
-          <w:u w:val="single"/>
-        </w:rPr>
-        <w:t>5</w:t>
-      </w:r>
-      <w:r>
-        <w:rPr>
-          <w:sz w:val="24"/>
-          <w:szCs w:val="24"/>
-          <w:u w:val="single"/>
-        </w:rPr>
-        <w:fldChar w:fldCharType="end"/>
-      </w:r>
-      <w:r>
-        <w:rPr>
-          <w:sz w:val="24"/>
-          <w:szCs w:val="24"/>
-          <w:u w:val="single"/>
-        </w:rPr>
-        <w:t>: Level 0 DFD For Chat Application</w:t>
-      </w:r>
-      <w:bookmarkEnd w:id="39"/>
-    </w:p>
-    <w:p>
-      <w:pPr>
-        <w:keepNext/>
-        <w:spacing w:after="160" w:line="360" w:lineRule="auto"/>
-        <w:jc w:val="left"/>
-        <w:rPr>
-          <w:b/>
-          <w:bCs/>
-        </w:rPr>
-      </w:pPr>
-      <w:r>
-        <w:rPr>
-          <w:b/>
-          <w:bCs/>
-        </w:rPr>
-        <w:t>Level 1 DFD:</w:t>
-      </w:r>
-    </w:p>
-    <w:p>
-      <w:pPr>
-        <w:keepNext/>
-        <w:spacing w:after="160" w:line="360" w:lineRule="auto"/>
-      </w:pPr>
-      <w:r>
-        <w:t>The Level 1 DFD decomposes the main process into sub-processes to show the internal workings of the Chat Application System. The system is divided into four core modules: Authenticate User (1.0), Manage Profile (2.0), Process Messages (3.0), and Manage Channels (4.0). Data stores such as Users, Messages, and Channels store the corresponding data for authentication, messaging, and channel management operations. Users interact with all modules to perform operations like login/signup, profile updates, sending/receiving messages, and creating or managing channels. The Channels data store also verifies user roles and permissions for channel operations, while the Messages data store maintains references to channels. This level provides a detailed view of how</w:t>
-      </w:r>
-      <w:r>
-        <w:t xml:space="preserve"> </w:t>
-      </w:r>
-      <w:r>
-        <w:t>data flows internally between processes and data stores to support real-time communication and collaboration features efficiently.</w:t>
-      </w:r>
-    </w:p>
-    <w:p/>
-    <w:p>
-      <w:pPr>
-        <w:keepNext/>
-        <w:spacing w:after="160" w:line="360" w:lineRule="auto"/>
-        <w:ind w:left="0" w:firstLine="331"/>
-        <w:jc w:val="center"/>
-      </w:pPr>
-      <w:r>
-        <w:rPr>
-          <w:noProof/>
-        </w:rPr>
-        <w:lastRenderedPageBreak/>
-        <w:drawing>
-          <wp:inline distT="0" distB="0" distL="0" distR="0" wp14:anchorId="75144542" wp14:editId="35B13EF3">
-            <wp:extent cx="5715000" cy="3738245"/>
-            <wp:effectExtent l="0" t="0" r="0" b="0"/>
-            <wp:docPr id="15" name="Picture 15"/>
-            <wp:cNvGraphicFramePr>
-              <a:graphicFrameLocks xmlns:a="http://schemas.openxmlformats.org/drawingml/2006/main" noChangeAspect="1"/>
-            </wp:cNvGraphicFramePr>
-            <a:graphic xmlns:a="http://schemas.openxmlformats.org/drawingml/2006/main">
-              <a:graphicData uri="http://schemas.openxmlformats.org/drawingml/2006/picture">
-                <pic:pic xmlns:pic="http://schemas.openxmlformats.org/drawingml/2006/picture">
-                  <pic:nvPicPr>
-                    <pic:cNvPr id="1" name=""/>
-                    <pic:cNvPicPr/>
-                  </pic:nvPicPr>
-                  <pic:blipFill>
-                    <a:blip r:embed="rId19"/>
-                    <a:stretch>
-                      <a:fillRect/>
-                    </a:stretch>
-                  </pic:blipFill>
-                  <pic:spPr>
-                    <a:xfrm>
-                      <a:off x="0" y="0"/>
-                      <a:ext cx="5715000" cy="3738245"/>
-                    </a:xfrm>
-                    <a:prstGeom prst="rect">
-                      <a:avLst/>
-                    </a:prstGeom>
-                  </pic:spPr>
-                </pic:pic>
-              </a:graphicData>
-            </a:graphic>
-          </wp:inline>
-        </w:drawing>
-      </w:r>
-    </w:p>
-    <w:p>
-      <w:pPr>
-        <w:pStyle w:val="Caption"/>
-        <w:spacing w:line="360" w:lineRule="auto"/>
-        <w:jc w:val="center"/>
-        <w:rPr>
-          <w:sz w:val="24"/>
-          <w:szCs w:val="24"/>
-          <w:u w:val="single"/>
-        </w:rPr>
-      </w:pPr>
-      <w:bookmarkStart w:id="40" w:name="_Toc225959301"/>
-      <w:r>
-        <w:rPr>
-          <w:sz w:val="24"/>
-          <w:szCs w:val="24"/>
-          <w:u w:val="single"/>
-        </w:rPr>
-        <w:t xml:space="preserve">Figure 3. </w:t>
-      </w:r>
-      <w:r>
-        <w:rPr>
-          <w:sz w:val="24"/>
-          <w:szCs w:val="24"/>
-          <w:u w:val="single"/>
-        </w:rPr>
-        <w:fldChar w:fldCharType="begin"/>
-      </w:r>
-      <w:r>
-        <w:rPr>
-          <w:sz w:val="24"/>
-          <w:szCs w:val="24"/>
-          <w:u w:val="single"/>
-        </w:rPr>
-        <w:instrText xml:space="preserve"> SEQ Figure_3. \* ARABIC </w:instrText>
-      </w:r>
-      <w:r>
-        <w:rPr>
-          <w:sz w:val="24"/>
-          <w:szCs w:val="24"/>
-          <w:u w:val="single"/>
-        </w:rPr>
-        <w:fldChar w:fldCharType="separate"/>
-      </w:r>
-      <w:r>
-        <w:rPr>
-          <w:noProof/>
-          <w:sz w:val="24"/>
-          <w:szCs w:val="24"/>
-          <w:u w:val="single"/>
-        </w:rPr>
-        <w:t>6</w:t>
-      </w:r>
-      <w:r>
-        <w:rPr>
-          <w:sz w:val="24"/>
-          <w:szCs w:val="24"/>
-          <w:u w:val="single"/>
-        </w:rPr>
-        <w:fldChar w:fldCharType="end"/>
-      </w:r>
-      <w:r>
-        <w:rPr>
-          <w:sz w:val="24"/>
-          <w:szCs w:val="24"/>
-          <w:u w:val="single"/>
-        </w:rPr>
-        <w:t>: Level 1 DFD For Chat Application</w:t>
-      </w:r>
-      <w:bookmarkEnd w:id="40"/>
-    </w:p>
-    <w:p>
-      <w:pPr>
-        <w:pStyle w:val="Heading2"/>
-        <w:spacing w:line="360" w:lineRule="auto"/>
-        <w:ind w:left="331" w:firstLine="0"/>
-      </w:pPr>
-      <w:bookmarkStart w:id="41" w:name="_Toc234873095"/>
-      <w:r>
-        <w:t>3.2 System Design</w:t>
-      </w:r>
-      <w:bookmarkEnd w:id="41"/>
-      <w:r>
-        <w:t xml:space="preserve"> </w:t>
-      </w:r>
-    </w:p>
-    <w:p>
-      <w:pPr>
-        <w:spacing w:line="360" w:lineRule="auto"/>
-        <w:rPr>
-          <w:b/>
-        </w:rPr>
-      </w:pPr>
-      <w:r>
-        <w:t>To realize the different functional requirement of the system in graphical form, different design diagram of the system has been prepared which are as follows:</w:t>
-      </w:r>
-    </w:p>
-    <w:p>
-      <w:pPr>
-        <w:pStyle w:val="Heading3"/>
-        <w:spacing w:line="360" w:lineRule="auto"/>
-        <w:ind w:left="331" w:firstLine="0"/>
-      </w:pPr>
-      <w:bookmarkStart w:id="42" w:name="_Toc234873096"/>
-      <w:r>
-        <w:t>3.2.1 Architectural Design</w:t>
-      </w:r>
-      <w:bookmarkEnd w:id="42"/>
-    </w:p>
-    <w:p>
-      <w:pPr>
-        <w:spacing w:line="360" w:lineRule="auto"/>
-      </w:pPr>
-      <w:r>
-        <w:t>For this system, three tier architecture is used which includes user interface</w:t>
-      </w:r>
-      <w:r>
-        <w:t>, web server and database. In this architectural design, basic structure of the system is shown.</w:t>
-      </w:r>
-    </w:p>
-    <w:p>
-      <w:pPr>
-        <w:keepNext/>
-        <w:spacing w:line="360" w:lineRule="auto"/>
-        <w:jc w:val="center"/>
-      </w:pPr>
-      <w:r>
-        <w:rPr>
-          <w:noProof/>
-        </w:rPr>
-        <w:lastRenderedPageBreak/>
-        <w:drawing>
-          <wp:inline distT="0" distB="0" distL="0" distR="0" wp14:anchorId="48CA01E0" wp14:editId="6F60D784">
-            <wp:extent cx="4752975" cy="4781550"/>
-            <wp:effectExtent l="0" t="0" r="9525" b="0"/>
-            <wp:docPr id="5" name="Picture 5"/>
-            <wp:cNvGraphicFramePr>
-              <a:graphicFrameLocks xmlns:a="http://schemas.openxmlformats.org/drawingml/2006/main" noChangeAspect="1"/>
-            </wp:cNvGraphicFramePr>
-            <a:graphic xmlns:a="http://schemas.openxmlformats.org/drawingml/2006/main">
-              <a:graphicData uri="http://schemas.openxmlformats.org/drawingml/2006/picture">
-                <pic:pic xmlns:pic="http://schemas.openxmlformats.org/drawingml/2006/picture">
-                  <pic:nvPicPr>
-                    <pic:cNvPr id="5" name="Picture 5"/>
-                    <pic:cNvPicPr/>
-                  </pic:nvPicPr>
-                  <pic:blipFill>
-                    <a:blip r:embed="rId20">
-                      <a:extLst>
-                        <a:ext uri="{28A0092B-C50C-407E-A947-70E740481C1C}">
-                          <a14:useLocalDpi xmlns:a14="http://schemas.microsoft.com/office/drawing/2010/main" val="0"/>
-                        </a:ext>
-                      </a:extLst>
-                    </a:blip>
-                    <a:stretch>
-                      <a:fillRect/>
-                    </a:stretch>
-                  </pic:blipFill>
-                  <pic:spPr>
-                    <a:xfrm>
-                      <a:off x="0" y="0"/>
-                      <a:ext cx="4752975" cy="4781550"/>
-                    </a:xfrm>
-                    <a:prstGeom prst="rect">
-                      <a:avLst/>
-                    </a:prstGeom>
-                  </pic:spPr>
-                </pic:pic>
-              </a:graphicData>
-            </a:graphic>
-          </wp:inline>
-        </w:drawing>
-      </w:r>
-    </w:p>
-    <w:p>
-      <w:pPr>
-        <w:pStyle w:val="Caption"/>
-        <w:spacing w:line="360" w:lineRule="auto"/>
-        <w:jc w:val="center"/>
-        <w:rPr>
-          <w:sz w:val="24"/>
-          <w:szCs w:val="24"/>
-          <w:u w:val="single"/>
-        </w:rPr>
-      </w:pPr>
-      <w:bookmarkStart w:id="43" w:name="_Toc225959302"/>
-      <w:r>
-        <w:rPr>
-          <w:sz w:val="24"/>
-          <w:szCs w:val="24"/>
-          <w:u w:val="single"/>
-        </w:rPr>
-        <w:t xml:space="preserve">Figure 3. </w:t>
-      </w:r>
-      <w:r>
-        <w:rPr>
-          <w:sz w:val="24"/>
-          <w:szCs w:val="24"/>
-          <w:u w:val="single"/>
-        </w:rPr>
-        <w:fldChar w:fldCharType="begin"/>
-      </w:r>
-      <w:r>
-        <w:rPr>
-          <w:sz w:val="24"/>
-          <w:szCs w:val="24"/>
-          <w:u w:val="single"/>
-        </w:rPr>
-        <w:instrText xml:space="preserve"> SEQ Figure_3. \* ARABIC </w:instrText>
-      </w:r>
-      <w:r>
-        <w:rPr>
-          <w:sz w:val="24"/>
-          <w:szCs w:val="24"/>
-          <w:u w:val="single"/>
-        </w:rPr>
-        <w:fldChar w:fldCharType="separate"/>
-      </w:r>
-      <w:r>
-        <w:rPr>
-          <w:noProof/>
-          <w:sz w:val="24"/>
-          <w:szCs w:val="24"/>
-          <w:u w:val="single"/>
-        </w:rPr>
-        <w:t>7</w:t>
-      </w:r>
-      <w:r>
-        <w:rPr>
-          <w:sz w:val="24"/>
-          <w:szCs w:val="24"/>
-          <w:u w:val="single"/>
-        </w:rPr>
-        <w:fldChar w:fldCharType="end"/>
-      </w:r>
-      <w:r>
-        <w:rPr>
-          <w:sz w:val="24"/>
-          <w:szCs w:val="24"/>
-          <w:u w:val="single"/>
-        </w:rPr>
-        <w:t xml:space="preserve">: Architectural Design </w:t>
-      </w:r>
-      <w:proofErr w:type="gramStart"/>
-      <w:r>
-        <w:rPr>
-          <w:sz w:val="24"/>
-          <w:szCs w:val="24"/>
-          <w:u w:val="single"/>
-        </w:rPr>
-        <w:t>For</w:t>
-      </w:r>
-      <w:proofErr w:type="gramEnd"/>
-      <w:r>
-        <w:rPr>
-          <w:sz w:val="24"/>
-          <w:szCs w:val="24"/>
-          <w:u w:val="single"/>
-        </w:rPr>
-        <w:t xml:space="preserve"> Chat Application</w:t>
-      </w:r>
-      <w:bookmarkEnd w:id="43"/>
-    </w:p>
-    <w:p>
-      <w:pPr>
-        <w:pStyle w:val="Heading3"/>
-        <w:spacing w:line="360" w:lineRule="auto"/>
-      </w:pPr>
-      <w:bookmarkStart w:id="44" w:name="_Toc234873097"/>
-      <w:r>
-        <w:t>3.2.2 System Flowchart</w:t>
-      </w:r>
-      <w:bookmarkEnd w:id="44"/>
-    </w:p>
-    <w:p>
-      <w:pPr>
-        <w:spacing w:line="360" w:lineRule="auto"/>
-        <w:rPr>
-          <w:noProof/>
-        </w:rPr>
-      </w:pPr>
-      <w:r>
-        <w:t>Figure</w:t>
-      </w:r>
-      <w:r>
-        <w:t xml:space="preserve"> 3.8</w:t>
-      </w:r>
-      <w:r>
-        <w:t xml:space="preserve"> shows the flowchart of the chat application. First, the user visits the website and either creates a new account or logs in using existing credentials. After successful authentication, the system checks whether the user has completed profile setup. If the profile is not completed, the user is redirected to the profile setup page. Once the profile setup is completed, the user is directed to the chat dashboard. From the dashboard, the user can initiate direct conversations by searching other users or continue existing chats. The user can also create or join channels to communicate in groups. Within chats and channels, users can send text messages, emojis, and files, as well as download shared files. </w:t>
-      </w:r>
-    </w:p>
-    <w:p>
-      <w:pPr>
-        <w:spacing w:line="360" w:lineRule="auto"/>
-        <w:rPr>
-          <w:noProof/>
-        </w:rPr>
-      </w:pPr>
-    </w:p>
-    <w:p>
-      <w:pPr>
-        <w:keepNext/>
-        <w:spacing w:line="360" w:lineRule="auto"/>
-        <w:jc w:val="center"/>
-      </w:pPr>
-      <w:r>
-        <w:rPr>
-          <w:noProof/>
-        </w:rPr>
-        <w:lastRenderedPageBreak/>
-        <w:drawing>
-          <wp:inline distT="0" distB="0" distL="0" distR="0" wp14:anchorId="24013EF6" wp14:editId="319DD038">
-            <wp:extent cx="5559107" cy="5698067"/>
-            <wp:effectExtent l="0" t="0" r="3810" b="0"/>
-            <wp:docPr id="7" name="Picture 7" descr="A diagram of a system&#10;&#10;AI-generated content may be incorrect."/>
-            <wp:cNvGraphicFramePr>
-              <a:graphicFrameLocks xmlns:a="http://schemas.openxmlformats.org/drawingml/2006/main" noChangeAspect="1"/>
-            </wp:cNvGraphicFramePr>
-            <a:graphic xmlns:a="http://schemas.openxmlformats.org/drawingml/2006/main">
-              <a:graphicData uri="http://schemas.openxmlformats.org/drawingml/2006/picture">
-                <pic:pic xmlns:pic="http://schemas.openxmlformats.org/drawingml/2006/picture">
-                  <pic:nvPicPr>
-                    <pic:cNvPr id="7" name="Picture 7" descr="A diagram of a system&#10;&#10;AI-generated content may be incorrect."/>
-                    <pic:cNvPicPr/>
-                  </pic:nvPicPr>
-                  <pic:blipFill rotWithShape="1">
-                    <a:blip r:embed="rId21">
-                      <a:extLst>
-                        <a:ext uri="{28A0092B-C50C-407E-A947-70E740481C1C}">
-                          <a14:useLocalDpi xmlns:a14="http://schemas.microsoft.com/office/drawing/2010/main" val="0"/>
-                        </a:ext>
-                      </a:extLst>
-                    </a:blip>
-                    <a:srcRect b="21363"/>
-                    <a:stretch/>
-                  </pic:blipFill>
-                  <pic:spPr bwMode="auto">
-                    <a:xfrm>
-                      <a:off x="0" y="0"/>
-                      <a:ext cx="5563384" cy="5702451"/>
-                    </a:xfrm>
-                    <a:prstGeom prst="rect">
-                      <a:avLst/>
-                    </a:prstGeom>
-                    <a:ln>
-                      <a:noFill/>
-                    </a:ln>
-                    <a:extLst>
-                      <a:ext uri="{53640926-AAD7-44D8-BBD7-CCE9431645EC}">
-                        <a14:shadowObscured xmlns:a14="http://schemas.microsoft.com/office/drawing/2010/main"/>
-                      </a:ext>
-                    </a:extLst>
-                  </pic:spPr>
-                </pic:pic>
-              </a:graphicData>
-            </a:graphic>
-          </wp:inline>
-        </w:drawing>
-      </w:r>
-    </w:p>
-    <w:p>
-      <w:pPr>
-        <w:pStyle w:val="Caption"/>
-        <w:spacing w:line="360" w:lineRule="auto"/>
-        <w:jc w:val="center"/>
-        <w:rPr>
-          <w:sz w:val="24"/>
-          <w:szCs w:val="24"/>
-          <w:u w:val="single"/>
-        </w:rPr>
-      </w:pPr>
-      <w:bookmarkStart w:id="45" w:name="_Toc225959303"/>
-      <w:r>
-        <w:rPr>
-          <w:sz w:val="24"/>
-          <w:szCs w:val="24"/>
-          <w:u w:val="single"/>
-        </w:rPr>
-        <w:t xml:space="preserve">Figure 3. </w:t>
-      </w:r>
-      <w:r>
-        <w:rPr>
-          <w:sz w:val="24"/>
-          <w:szCs w:val="24"/>
-          <w:u w:val="single"/>
-        </w:rPr>
-        <w:fldChar w:fldCharType="begin"/>
-      </w:r>
-      <w:r>
-        <w:rPr>
-          <w:sz w:val="24"/>
-          <w:szCs w:val="24"/>
-          <w:u w:val="single"/>
-        </w:rPr>
-        <w:instrText xml:space="preserve"> SEQ Figure_3. \* ARABIC </w:instrText>
-      </w:r>
-      <w:r>
-        <w:rPr>
-          <w:sz w:val="24"/>
-          <w:szCs w:val="24"/>
-          <w:u w:val="single"/>
-        </w:rPr>
-        <w:fldChar w:fldCharType="separate"/>
-      </w:r>
-      <w:r>
-        <w:rPr>
-          <w:noProof/>
-          <w:sz w:val="24"/>
-          <w:szCs w:val="24"/>
-          <w:u w:val="single"/>
-        </w:rPr>
-        <w:t>8</w:t>
-      </w:r>
-      <w:r>
-        <w:rPr>
-          <w:sz w:val="24"/>
-          <w:szCs w:val="24"/>
-          <w:u w:val="single"/>
-        </w:rPr>
-        <w:fldChar w:fldCharType="end"/>
-      </w:r>
-      <w:r>
-        <w:rPr>
-          <w:sz w:val="24"/>
-          <w:szCs w:val="24"/>
-          <w:u w:val="single"/>
-        </w:rPr>
-        <w:t xml:space="preserve">: System Flowchart </w:t>
-      </w:r>
-      <w:proofErr w:type="gramStart"/>
-      <w:r>
-        <w:rPr>
-          <w:sz w:val="24"/>
-          <w:szCs w:val="24"/>
-          <w:u w:val="single"/>
-        </w:rPr>
-        <w:t>For</w:t>
-      </w:r>
-      <w:proofErr w:type="gramEnd"/>
-      <w:r>
-        <w:rPr>
-          <w:sz w:val="24"/>
-          <w:szCs w:val="24"/>
-          <w:u w:val="single"/>
-        </w:rPr>
-        <w:t xml:space="preserve"> Chat Application</w:t>
-      </w:r>
-      <w:bookmarkEnd w:id="45"/>
-    </w:p>
-    <w:p>
-      <w:pPr>
-        <w:pStyle w:val="Heading3"/>
-        <w:spacing w:line="360" w:lineRule="auto"/>
-      </w:pPr>
-      <w:bookmarkStart w:id="46" w:name="_Toc234873098"/>
-      <w:r>
-        <w:t>3.2.3 Database Schema Design</w:t>
-      </w:r>
-      <w:bookmarkEnd w:id="46"/>
-    </w:p>
-    <w:p>
-      <w:pPr>
-        <w:spacing w:line="360" w:lineRule="auto"/>
-      </w:pPr>
-      <w:r>
-        <w:t xml:space="preserve">Figure </w:t>
-      </w:r>
-      <w:r>
-        <w:t>3.</w:t>
-      </w:r>
-      <w:r>
-        <w:t>9</w:t>
-      </w:r>
-      <w:r>
-        <w:t xml:space="preserve"> illustrates the database schema design of the Chat Application. The schema presents the basic structure of the system and shows how data is organized across different collections. The application consists of three main collections: Users, Messages, and Channels, each having its own set of attributes and a unique identifier (_id). In this MongoDB-based system, relationships between collections are maintained using </w:t>
-      </w:r>
-      <w:proofErr w:type="spellStart"/>
-      <w:r>
-        <w:t>ObjectId</w:t>
-      </w:r>
-      <w:proofErr w:type="spellEnd"/>
-      <w:r>
-        <w:t xml:space="preserve"> references rather than traditional foreign keys. These logical relationships are represented using arrows in the diagram to show how users, messages, and channels are interconnected. The schema design ensures efficient storage, retrieval, and management of real-time chat data while maintaining flexibility and scalability.</w:t>
-      </w:r>
-    </w:p>
-    <w:p>
-      <w:pPr>
-        <w:keepNext/>
-        <w:spacing w:line="360" w:lineRule="auto"/>
-        <w:jc w:val="center"/>
-      </w:pPr>
-      <w:r>
-        <w:rPr>
-          <w:noProof/>
-        </w:rPr>
-        <w:lastRenderedPageBreak/>
-        <w:drawing>
-          <wp:inline distT="0" distB="0" distL="0" distR="0" wp14:anchorId="2ED15474" wp14:editId="7427C8A9">
-            <wp:extent cx="4565064" cy="4123267"/>
-            <wp:effectExtent l="0" t="0" r="6985" b="0"/>
-            <wp:docPr id="11" name="Picture 11"/>
-            <wp:cNvGraphicFramePr>
-              <a:graphicFrameLocks xmlns:a="http://schemas.openxmlformats.org/drawingml/2006/main" noChangeAspect="1"/>
-            </wp:cNvGraphicFramePr>
-            <a:graphic xmlns:a="http://schemas.openxmlformats.org/drawingml/2006/main">
-              <a:graphicData uri="http://schemas.openxmlformats.org/drawingml/2006/picture">
-                <pic:pic xmlns:pic="http://schemas.openxmlformats.org/drawingml/2006/picture">
-                  <pic:nvPicPr>
-                    <pic:cNvPr id="1" name=""/>
-                    <pic:cNvPicPr/>
-                  </pic:nvPicPr>
-                  <pic:blipFill>
-                    <a:blip r:embed="rId22"/>
-                    <a:stretch>
-                      <a:fillRect/>
-                    </a:stretch>
-                  </pic:blipFill>
-                  <pic:spPr>
-                    <a:xfrm>
-                      <a:off x="0" y="0"/>
-                      <a:ext cx="4570794" cy="4128442"/>
-                    </a:xfrm>
-                    <a:prstGeom prst="rect">
-                      <a:avLst/>
-                    </a:prstGeom>
-                  </pic:spPr>
-                </pic:pic>
-              </a:graphicData>
-            </a:graphic>
-          </wp:inline>
-        </w:drawing>
-      </w:r>
-    </w:p>
-    <w:p>
-      <w:pPr>
-        <w:pStyle w:val="Caption"/>
-        <w:spacing w:line="360" w:lineRule="auto"/>
-        <w:jc w:val="center"/>
-        <w:rPr>
-          <w:sz w:val="24"/>
-          <w:szCs w:val="24"/>
-          <w:u w:val="single"/>
-        </w:rPr>
-      </w:pPr>
-      <w:bookmarkStart w:id="47" w:name="_Toc225959304"/>
-      <w:r>
-        <w:rPr>
-          <w:sz w:val="24"/>
-          <w:szCs w:val="24"/>
-          <w:u w:val="single"/>
-        </w:rPr>
-        <w:t xml:space="preserve">Figure 3. </w:t>
-      </w:r>
-      <w:r>
-        <w:rPr>
-          <w:sz w:val="24"/>
-          <w:szCs w:val="24"/>
-          <w:u w:val="single"/>
-        </w:rPr>
-        <w:fldChar w:fldCharType="begin"/>
-      </w:r>
-      <w:r>
-        <w:rPr>
-          <w:sz w:val="24"/>
-          <w:szCs w:val="24"/>
-          <w:u w:val="single"/>
-        </w:rPr>
-        <w:instrText xml:space="preserve"> SEQ Figure_3. \* ARABIC </w:instrText>
-      </w:r>
-      <w:r>
-        <w:rPr>
-          <w:sz w:val="24"/>
-          <w:szCs w:val="24"/>
-          <w:u w:val="single"/>
-        </w:rPr>
-        <w:fldChar w:fldCharType="separate"/>
-      </w:r>
-      <w:r>
-        <w:rPr>
-          <w:noProof/>
-          <w:sz w:val="24"/>
-          <w:szCs w:val="24"/>
-          <w:u w:val="single"/>
-        </w:rPr>
-        <w:t>9</w:t>
-      </w:r>
-      <w:r>
-        <w:rPr>
-          <w:sz w:val="24"/>
-          <w:szCs w:val="24"/>
-          <w:u w:val="single"/>
-        </w:rPr>
-        <w:fldChar w:fldCharType="end"/>
-      </w:r>
-      <w:r>
-        <w:rPr>
-          <w:sz w:val="24"/>
-          <w:szCs w:val="24"/>
-          <w:u w:val="single"/>
-        </w:rPr>
-        <w:t xml:space="preserve">: Database Schema Design </w:t>
-      </w:r>
-      <w:proofErr w:type="gramStart"/>
-      <w:r>
-        <w:rPr>
-          <w:sz w:val="24"/>
-          <w:szCs w:val="24"/>
-          <w:u w:val="single"/>
-        </w:rPr>
-        <w:t>For</w:t>
-      </w:r>
-      <w:proofErr w:type="gramEnd"/>
-      <w:r>
-        <w:rPr>
-          <w:sz w:val="24"/>
-          <w:szCs w:val="24"/>
-          <w:u w:val="single"/>
-        </w:rPr>
-        <w:t xml:space="preserve"> Chat Application</w:t>
-      </w:r>
-      <w:bookmarkEnd w:id="47"/>
-    </w:p>
-    <w:p>
-      <w:pPr>
-        <w:pStyle w:val="Heading3"/>
-        <w:spacing w:line="360" w:lineRule="auto"/>
-      </w:pPr>
-      <w:bookmarkStart w:id="48" w:name="_Toc234873099"/>
-      <w:r>
-        <w:t>3.2.4 Interface Design</w:t>
-      </w:r>
-      <w:r>
-        <w:t xml:space="preserve"> (UI/UX)</w:t>
-      </w:r>
-      <w:bookmarkEnd w:id="48"/>
-    </w:p>
-    <w:p>
-      <w:pPr>
-        <w:spacing w:line="360" w:lineRule="auto"/>
-      </w:pPr>
-      <w:r>
-        <w:t xml:space="preserve">Interface design is used to define how the chat application looks and how users interact with the system. It provides a clear visual representation of system functionality before development begins. The UI design of the </w:t>
-      </w:r>
-      <w:r>
-        <w:t>empty chat dashboard</w:t>
-      </w:r>
-      <w:r>
-        <w:t xml:space="preserve"> page is shown in Figure 1</w:t>
-      </w:r>
-      <w:r>
-        <w:t>0</w:t>
-      </w:r>
-      <w:r>
-        <w:t xml:space="preserve">, the </w:t>
-      </w:r>
-      <w:r>
-        <w:t>direct message</w:t>
-      </w:r>
-      <w:r>
-        <w:t xml:space="preserve"> dashboard in Figure 1</w:t>
-      </w:r>
-      <w:r>
-        <w:t>1</w:t>
-      </w:r>
-      <w:r>
-        <w:t xml:space="preserve">, </w:t>
-      </w:r>
-      <w:r>
-        <w:t xml:space="preserve">the channel message dashboard in Figure 12 </w:t>
-      </w:r>
-      <w:r>
-        <w:t xml:space="preserve">and </w:t>
-      </w:r>
-      <w:r>
-        <w:t xml:space="preserve">profile setup dashboard </w:t>
-      </w:r>
-      <w:r>
-        <w:t>in Figure 13.</w:t>
-      </w:r>
-    </w:p>
-    <w:p>
-      <w:pPr>
-        <w:keepNext/>
-        <w:spacing w:line="360" w:lineRule="auto"/>
-        <w:jc w:val="center"/>
-      </w:pPr>
-      <w:r>
-        <w:rPr>
-          <w:noProof/>
-        </w:rPr>
-        <w:lastRenderedPageBreak/>
-        <w:drawing>
-          <wp:inline distT="0" distB="0" distL="0" distR="0" wp14:anchorId="39D5F036" wp14:editId="715D7DEE">
-            <wp:extent cx="4528868" cy="3221535"/>
-            <wp:effectExtent l="0" t="0" r="5080" b="0"/>
-            <wp:docPr id="18" name="Picture 18"/>
-            <wp:cNvGraphicFramePr>
-              <a:graphicFrameLocks xmlns:a="http://schemas.openxmlformats.org/drawingml/2006/main" noChangeAspect="1"/>
-            </wp:cNvGraphicFramePr>
-            <a:graphic xmlns:a="http://schemas.openxmlformats.org/drawingml/2006/main">
-              <a:graphicData uri="http://schemas.openxmlformats.org/drawingml/2006/picture">
-                <pic:pic xmlns:pic="http://schemas.openxmlformats.org/drawingml/2006/picture">
-                  <pic:nvPicPr>
-                    <pic:cNvPr id="0" name="Picture 3"/>
-                    <pic:cNvPicPr>
-                      <a:picLocks noChangeAspect="1" noChangeArrowheads="1"/>
-                    </pic:cNvPicPr>
-                  </pic:nvPicPr>
-                  <pic:blipFill>
-                    <a:blip r:embed="rId23" cstate="print">
-                      <a:extLst>
-                        <a:ext uri="{28A0092B-C50C-407E-A947-70E740481C1C}">
-                          <a14:useLocalDpi xmlns:a14="http://schemas.microsoft.com/office/drawing/2010/main" val="0"/>
-                        </a:ext>
-                      </a:extLst>
-                    </a:blip>
-                    <a:srcRect/>
-                    <a:stretch>
-                      <a:fillRect/>
-                    </a:stretch>
-                  </pic:blipFill>
-                  <pic:spPr bwMode="auto">
-                    <a:xfrm>
-                      <a:off x="0" y="0"/>
-                      <a:ext cx="4539350" cy="3228991"/>
-                    </a:xfrm>
-                    <a:prstGeom prst="rect">
-                      <a:avLst/>
-                    </a:prstGeom>
-                    <a:noFill/>
-                    <a:ln>
-                      <a:noFill/>
-                    </a:ln>
-                  </pic:spPr>
-                </pic:pic>
-              </a:graphicData>
-            </a:graphic>
-          </wp:inline>
-        </w:drawing>
-      </w:r>
-    </w:p>
-    <w:p>
-      <w:pPr>
-        <w:pStyle w:val="Caption"/>
-        <w:spacing w:line="360" w:lineRule="auto"/>
-        <w:jc w:val="center"/>
-        <w:rPr>
-          <w:sz w:val="24"/>
-          <w:szCs w:val="24"/>
-          <w:u w:val="single"/>
-        </w:rPr>
-      </w:pPr>
-      <w:bookmarkStart w:id="49" w:name="_Toc225959305"/>
-      <w:r>
-        <w:rPr>
-          <w:sz w:val="24"/>
-          <w:szCs w:val="24"/>
-          <w:u w:val="single"/>
-        </w:rPr>
-        <w:t xml:space="preserve">Figure 3. </w:t>
-      </w:r>
-      <w:r>
-        <w:rPr>
-          <w:sz w:val="24"/>
-          <w:szCs w:val="24"/>
-          <w:u w:val="single"/>
-        </w:rPr>
-        <w:fldChar w:fldCharType="begin"/>
-      </w:r>
-      <w:r>
-        <w:rPr>
-          <w:sz w:val="24"/>
-          <w:szCs w:val="24"/>
-          <w:u w:val="single"/>
-        </w:rPr>
-        <w:instrText xml:space="preserve"> SEQ Figure_3. \* ARABIC </w:instrText>
-      </w:r>
-      <w:r>
-        <w:rPr>
-          <w:sz w:val="24"/>
-          <w:szCs w:val="24"/>
-          <w:u w:val="single"/>
-        </w:rPr>
-        <w:fldChar w:fldCharType="separate"/>
-      </w:r>
-      <w:r>
-        <w:rPr>
-          <w:noProof/>
-          <w:sz w:val="24"/>
-          <w:szCs w:val="24"/>
-          <w:u w:val="single"/>
-        </w:rPr>
-        <w:t>10</w:t>
-      </w:r>
-      <w:r>
-        <w:rPr>
-          <w:sz w:val="24"/>
-          <w:szCs w:val="24"/>
-          <w:u w:val="single"/>
-        </w:rPr>
-        <w:fldChar w:fldCharType="end"/>
-      </w:r>
-      <w:r>
-        <w:rPr>
-          <w:sz w:val="24"/>
-          <w:szCs w:val="24"/>
-          <w:u w:val="single"/>
-        </w:rPr>
-        <w:t>: Empty Chat Dashboard</w:t>
-      </w:r>
-      <w:bookmarkEnd w:id="49"/>
-    </w:p>
-    <w:p>
-      <w:pPr>
-        <w:keepNext/>
-        <w:spacing w:line="360" w:lineRule="auto"/>
-        <w:jc w:val="center"/>
-      </w:pPr>
-      <w:r>
-        <w:rPr>
-          <w:noProof/>
-        </w:rPr>
-        <w:drawing>
-          <wp:inline distT="0" distB="0" distL="0" distR="0" wp14:anchorId="1FE23943" wp14:editId="2D74B556">
-            <wp:extent cx="4487029" cy="3191773"/>
-            <wp:effectExtent l="0" t="0" r="8890" b="8890"/>
-            <wp:docPr id="21" name="Picture 21"/>
-            <wp:cNvGraphicFramePr>
-              <a:graphicFrameLocks xmlns:a="http://schemas.openxmlformats.org/drawingml/2006/main" noChangeAspect="1"/>
-            </wp:cNvGraphicFramePr>
-            <a:graphic xmlns:a="http://schemas.openxmlformats.org/drawingml/2006/main">
-              <a:graphicData uri="http://schemas.openxmlformats.org/drawingml/2006/picture">
-                <pic:pic xmlns:pic="http://schemas.openxmlformats.org/drawingml/2006/picture">
-                  <pic:nvPicPr>
-                    <pic:cNvPr id="0" name="Picture 12"/>
-                    <pic:cNvPicPr>
-                      <a:picLocks noChangeAspect="1" noChangeArrowheads="1"/>
-                    </pic:cNvPicPr>
-                  </pic:nvPicPr>
-                  <pic:blipFill>
-                    <a:blip r:embed="rId24" cstate="print">
-                      <a:extLst>
-                        <a:ext uri="{28A0092B-C50C-407E-A947-70E740481C1C}">
-                          <a14:useLocalDpi xmlns:a14="http://schemas.microsoft.com/office/drawing/2010/main" val="0"/>
-                        </a:ext>
-                      </a:extLst>
-                    </a:blip>
-                    <a:srcRect/>
-                    <a:stretch>
-                      <a:fillRect/>
-                    </a:stretch>
-                  </pic:blipFill>
-                  <pic:spPr bwMode="auto">
-                    <a:xfrm>
-                      <a:off x="0" y="0"/>
-                      <a:ext cx="4492591" cy="3195729"/>
-                    </a:xfrm>
-                    <a:prstGeom prst="rect">
-                      <a:avLst/>
-                    </a:prstGeom>
-                    <a:noFill/>
-                    <a:ln>
-                      <a:noFill/>
-                    </a:ln>
-                  </pic:spPr>
-                </pic:pic>
-              </a:graphicData>
-            </a:graphic>
-          </wp:inline>
-        </w:drawing>
-      </w:r>
-    </w:p>
-    <w:p>
-      <w:pPr>
-        <w:pStyle w:val="Caption"/>
-        <w:spacing w:line="360" w:lineRule="auto"/>
-        <w:jc w:val="center"/>
-        <w:rPr>
-          <w:sz w:val="24"/>
-          <w:szCs w:val="24"/>
-          <w:u w:val="single"/>
-        </w:rPr>
-      </w:pPr>
-      <w:bookmarkStart w:id="50" w:name="_Toc225959306"/>
-      <w:r>
-        <w:rPr>
-          <w:sz w:val="24"/>
-          <w:szCs w:val="24"/>
-          <w:u w:val="single"/>
-        </w:rPr>
-        <w:t xml:space="preserve">Figure 3. </w:t>
-      </w:r>
-      <w:r>
-        <w:rPr>
-          <w:sz w:val="24"/>
-          <w:szCs w:val="24"/>
-          <w:u w:val="single"/>
-        </w:rPr>
-        <w:fldChar w:fldCharType="begin"/>
-      </w:r>
-      <w:r>
-        <w:rPr>
-          <w:sz w:val="24"/>
-          <w:szCs w:val="24"/>
-          <w:u w:val="single"/>
-        </w:rPr>
-        <w:instrText xml:space="preserve"> SEQ Figure_3. \* ARABIC </w:instrText>
-      </w:r>
-      <w:r>
-        <w:rPr>
-          <w:sz w:val="24"/>
-          <w:szCs w:val="24"/>
-          <w:u w:val="single"/>
-        </w:rPr>
-        <w:fldChar w:fldCharType="separate"/>
-      </w:r>
-      <w:r>
-        <w:rPr>
-          <w:noProof/>
-          <w:sz w:val="24"/>
-          <w:szCs w:val="24"/>
-          <w:u w:val="single"/>
-        </w:rPr>
-        <w:t>11</w:t>
-      </w:r>
-      <w:r>
-        <w:rPr>
-          <w:sz w:val="24"/>
-          <w:szCs w:val="24"/>
-          <w:u w:val="single"/>
-        </w:rPr>
-        <w:fldChar w:fldCharType="end"/>
-      </w:r>
-      <w:r>
-        <w:rPr>
-          <w:sz w:val="24"/>
-          <w:szCs w:val="24"/>
-          <w:u w:val="single"/>
-        </w:rPr>
-        <w:t>: Direct Message Dashboard</w:t>
-      </w:r>
-      <w:bookmarkEnd w:id="50"/>
-    </w:p>
-    <w:p>
-      <w:pPr>
-        <w:keepNext/>
-        <w:spacing w:line="360" w:lineRule="auto"/>
-        <w:jc w:val="center"/>
-      </w:pPr>
-      <w:r>
-        <w:rPr>
-          <w:noProof/>
-        </w:rPr>
-        <w:lastRenderedPageBreak/>
-        <w:drawing>
-          <wp:inline distT="0" distB="0" distL="0" distR="0" wp14:anchorId="52AD743F" wp14:editId="6CDE767E">
-            <wp:extent cx="4826588" cy="3433313"/>
-            <wp:effectExtent l="0" t="0" r="0" b="0"/>
-            <wp:docPr id="19" name="Picture 19"/>
-            <wp:cNvGraphicFramePr>
-              <a:graphicFrameLocks xmlns:a="http://schemas.openxmlformats.org/drawingml/2006/main" noChangeAspect="1"/>
-            </wp:cNvGraphicFramePr>
-            <a:graphic xmlns:a="http://schemas.openxmlformats.org/drawingml/2006/main">
-              <a:graphicData uri="http://schemas.openxmlformats.org/drawingml/2006/picture">
-                <pic:pic xmlns:pic="http://schemas.openxmlformats.org/drawingml/2006/picture">
-                  <pic:nvPicPr>
-                    <pic:cNvPr id="0" name="Picture 5"/>
-                    <pic:cNvPicPr>
-                      <a:picLocks noChangeAspect="1" noChangeArrowheads="1"/>
-                    </pic:cNvPicPr>
-                  </pic:nvPicPr>
-                  <pic:blipFill>
-                    <a:blip r:embed="rId25" cstate="print">
-                      <a:extLst>
-                        <a:ext uri="{28A0092B-C50C-407E-A947-70E740481C1C}">
-                          <a14:useLocalDpi xmlns:a14="http://schemas.microsoft.com/office/drawing/2010/main" val="0"/>
-                        </a:ext>
-                      </a:extLst>
-                    </a:blip>
-                    <a:srcRect/>
-                    <a:stretch>
-                      <a:fillRect/>
-                    </a:stretch>
-                  </pic:blipFill>
-                  <pic:spPr bwMode="auto">
-                    <a:xfrm>
-                      <a:off x="0" y="0"/>
-                      <a:ext cx="4833662" cy="3438345"/>
-                    </a:xfrm>
-                    <a:prstGeom prst="rect">
-                      <a:avLst/>
-                    </a:prstGeom>
-                    <a:noFill/>
-                    <a:ln>
-                      <a:noFill/>
-                    </a:ln>
-                  </pic:spPr>
-                </pic:pic>
-              </a:graphicData>
-            </a:graphic>
-          </wp:inline>
-        </w:drawing>
-      </w:r>
-    </w:p>
-    <w:p>
-      <w:pPr>
-        <w:pStyle w:val="Caption"/>
-        <w:spacing w:line="360" w:lineRule="auto"/>
-        <w:jc w:val="center"/>
-        <w:rPr>
-          <w:sz w:val="24"/>
-          <w:szCs w:val="24"/>
-          <w:u w:val="single"/>
-        </w:rPr>
-      </w:pPr>
-      <w:bookmarkStart w:id="51" w:name="_Toc225959307"/>
-      <w:r>
-        <w:rPr>
-          <w:sz w:val="24"/>
-          <w:szCs w:val="24"/>
-          <w:u w:val="single"/>
-        </w:rPr>
-        <w:t xml:space="preserve">Figure 3. </w:t>
-      </w:r>
-      <w:r>
-        <w:rPr>
-          <w:sz w:val="24"/>
-          <w:szCs w:val="24"/>
-          <w:u w:val="single"/>
-        </w:rPr>
-        <w:fldChar w:fldCharType="begin"/>
-      </w:r>
-      <w:r>
-        <w:rPr>
-          <w:sz w:val="24"/>
-          <w:szCs w:val="24"/>
-          <w:u w:val="single"/>
-        </w:rPr>
-        <w:instrText xml:space="preserve"> SEQ Figure_3. \* ARABIC </w:instrText>
-      </w:r>
-      <w:r>
-        <w:rPr>
-          <w:sz w:val="24"/>
-          <w:szCs w:val="24"/>
-          <w:u w:val="single"/>
-        </w:rPr>
-        <w:fldChar w:fldCharType="separate"/>
-      </w:r>
-      <w:r>
-        <w:rPr>
-          <w:noProof/>
-          <w:sz w:val="24"/>
-          <w:szCs w:val="24"/>
-          <w:u w:val="single"/>
-        </w:rPr>
-        <w:t>12</w:t>
-      </w:r>
-      <w:r>
-        <w:rPr>
-          <w:sz w:val="24"/>
-          <w:szCs w:val="24"/>
-          <w:u w:val="single"/>
-        </w:rPr>
-        <w:fldChar w:fldCharType="end"/>
-      </w:r>
-      <w:r>
-        <w:rPr>
-          <w:sz w:val="24"/>
-          <w:szCs w:val="24"/>
-          <w:u w:val="single"/>
-        </w:rPr>
-        <w:t>: Channel Message Dashboard</w:t>
-      </w:r>
-      <w:bookmarkEnd w:id="51"/>
-    </w:p>
-    <w:p>
-      <w:pPr>
-        <w:keepNext/>
-        <w:spacing w:line="360" w:lineRule="auto"/>
-        <w:jc w:val="center"/>
-      </w:pPr>
-      <w:r>
-        <w:rPr>
-          <w:noProof/>
-        </w:rPr>
-        <w:drawing>
-          <wp:inline distT="0" distB="0" distL="0" distR="0" wp14:anchorId="3679C2D0" wp14:editId="6117E5F9">
-            <wp:extent cx="5714424" cy="2260121"/>
-            <wp:effectExtent l="0" t="0" r="635" b="6985"/>
-            <wp:docPr id="24" name="Picture 24"/>
-            <wp:cNvGraphicFramePr>
-              <a:graphicFrameLocks xmlns:a="http://schemas.openxmlformats.org/drawingml/2006/main" noChangeAspect="1"/>
-            </wp:cNvGraphicFramePr>
-            <a:graphic xmlns:a="http://schemas.openxmlformats.org/drawingml/2006/main">
-              <a:graphicData uri="http://schemas.openxmlformats.org/drawingml/2006/picture">
-                <pic:pic xmlns:pic="http://schemas.openxmlformats.org/drawingml/2006/picture">
-                  <pic:nvPicPr>
-                    <pic:cNvPr id="0" name="Picture 21"/>
-                    <pic:cNvPicPr>
-                      <a:picLocks noChangeAspect="1" noChangeArrowheads="1"/>
-                    </pic:cNvPicPr>
-                  </pic:nvPicPr>
-                  <pic:blipFill rotWithShape="1">
-                    <a:blip r:embed="rId26" cstate="print">
-                      <a:extLst>
-                        <a:ext uri="{28A0092B-C50C-407E-A947-70E740481C1C}">
-                          <a14:useLocalDpi xmlns:a14="http://schemas.microsoft.com/office/drawing/2010/main" val="0"/>
-                        </a:ext>
-                      </a:extLst>
-                    </a:blip>
-                    <a:srcRect t="21220" b="23179"/>
-                    <a:stretch/>
-                  </pic:blipFill>
-                  <pic:spPr bwMode="auto">
-                    <a:xfrm>
-                      <a:off x="0" y="0"/>
-                      <a:ext cx="5715000" cy="2260349"/>
-                    </a:xfrm>
-                    <a:prstGeom prst="rect">
-                      <a:avLst/>
-                    </a:prstGeom>
-                    <a:noFill/>
-                    <a:ln>
-                      <a:noFill/>
-                    </a:ln>
-                    <a:extLst>
-                      <a:ext uri="{53640926-AAD7-44D8-BBD7-CCE9431645EC}">
-                        <a14:shadowObscured xmlns:a14="http://schemas.microsoft.com/office/drawing/2010/main"/>
-                      </a:ext>
-                    </a:extLst>
-                  </pic:spPr>
-                </pic:pic>
-              </a:graphicData>
-            </a:graphic>
-          </wp:inline>
-        </w:drawing>
-      </w:r>
-    </w:p>
-    <w:p>
-      <w:pPr>
-        <w:pStyle w:val="Caption"/>
-        <w:spacing w:line="360" w:lineRule="auto"/>
-        <w:jc w:val="center"/>
-        <w:rPr>
-          <w:sz w:val="24"/>
-          <w:szCs w:val="24"/>
-          <w:u w:val="single"/>
-        </w:rPr>
-      </w:pPr>
-      <w:bookmarkStart w:id="52" w:name="_Toc225959308"/>
-      <w:r>
-        <w:rPr>
-          <w:sz w:val="24"/>
-          <w:szCs w:val="24"/>
-          <w:u w:val="single"/>
-        </w:rPr>
-        <w:t xml:space="preserve">Figure 3. </w:t>
-      </w:r>
-      <w:r>
-        <w:rPr>
-          <w:sz w:val="24"/>
-          <w:szCs w:val="24"/>
-          <w:u w:val="single"/>
-        </w:rPr>
-        <w:fldChar w:fldCharType="begin"/>
-      </w:r>
-      <w:r>
-        <w:rPr>
-          <w:sz w:val="24"/>
-          <w:szCs w:val="24"/>
-          <w:u w:val="single"/>
-        </w:rPr>
-        <w:instrText xml:space="preserve"> SEQ Figure_3. \* ARABIC </w:instrText>
-      </w:r>
-      <w:r>
-        <w:rPr>
-          <w:sz w:val="24"/>
-          <w:szCs w:val="24"/>
-          <w:u w:val="single"/>
-        </w:rPr>
-        <w:fldChar w:fldCharType="separate"/>
-      </w:r>
-      <w:r>
-        <w:rPr>
-          <w:noProof/>
-          <w:sz w:val="24"/>
-          <w:szCs w:val="24"/>
-          <w:u w:val="single"/>
-        </w:rPr>
-        <w:t>13</w:t>
-      </w:r>
-      <w:r>
-        <w:rPr>
-          <w:sz w:val="24"/>
-          <w:szCs w:val="24"/>
-          <w:u w:val="single"/>
-        </w:rPr>
-        <w:fldChar w:fldCharType="end"/>
-      </w:r>
-      <w:r>
-        <w:rPr>
-          <w:sz w:val="24"/>
-          <w:szCs w:val="24"/>
-          <w:u w:val="single"/>
-        </w:rPr>
-        <w:t>: Profile Setup Dashboard</w:t>
-      </w:r>
-      <w:bookmarkEnd w:id="52"/>
-    </w:p>
-    <w:p>
-      <w:pPr>
-        <w:pStyle w:val="Heading3"/>
-        <w:spacing w:line="360" w:lineRule="auto"/>
-      </w:pPr>
-      <w:bookmarkStart w:id="53" w:name="_Toc234873100"/>
-      <w:r>
-        <w:t>3.2.5 Physical DFD</w:t>
-      </w:r>
-      <w:bookmarkEnd w:id="53"/>
-    </w:p>
-    <w:p>
-      <w:pPr>
-        <w:spacing w:line="360" w:lineRule="auto"/>
-      </w:pPr>
-      <w:r>
-        <w:t xml:space="preserve">The Physical Data Flow Diagram represents how data is actually processed and transferred within the Chat Application System. It shows the interaction between the User (members and administrators) with system processes like authentication, profile management, message processing, and channel management. The diagram highlights the use of credentials, profile data, message/file data, and channel operations to perform core functions such as user verification, profile updates, message storage and retrieval, </w:t>
-      </w:r>
-      <w:r>
-        <w:lastRenderedPageBreak/>
-        <w:t>and channel data management. Each process communicates with its respective data store (users, messages, channels) through specific data flows like verify/store user, store/retrieve messages, and update channel data. The authentication result flows back to the user, confirming successful login or registration, while profile information and retrieved messages are also returned to enable seamless user interaction with the system.</w:t>
-      </w:r>
-    </w:p>
-    <w:p>
-      <w:pPr>
-        <w:keepNext/>
-        <w:spacing w:line="360" w:lineRule="auto"/>
-        <w:jc w:val="center"/>
-      </w:pPr>
-      <w:r>
-        <w:rPr>
-          <w:noProof/>
-        </w:rPr>
-        <w:drawing>
-          <wp:inline distT="0" distB="0" distL="0" distR="0" wp14:anchorId="199319CF" wp14:editId="3D7AF9E6">
-            <wp:extent cx="5715000" cy="4053840"/>
-            <wp:effectExtent l="0" t="0" r="0" b="3810"/>
-            <wp:docPr id="14" name="Picture 14"/>
-            <wp:cNvGraphicFramePr>
-              <a:graphicFrameLocks xmlns:a="http://schemas.openxmlformats.org/drawingml/2006/main" noChangeAspect="1"/>
-            </wp:cNvGraphicFramePr>
-            <a:graphic xmlns:a="http://schemas.openxmlformats.org/drawingml/2006/main">
-              <a:graphicData uri="http://schemas.openxmlformats.org/drawingml/2006/picture">
-                <pic:pic xmlns:pic="http://schemas.openxmlformats.org/drawingml/2006/picture">
-                  <pic:nvPicPr>
-                    <pic:cNvPr id="1" name=""/>
-                    <pic:cNvPicPr/>
-                  </pic:nvPicPr>
-                  <pic:blipFill>
-                    <a:blip r:embed="rId27"/>
-                    <a:stretch>
-                      <a:fillRect/>
-                    </a:stretch>
-                  </pic:blipFill>
-                  <pic:spPr>
-                    <a:xfrm>
-                      <a:off x="0" y="0"/>
-                      <a:ext cx="5715000" cy="4053840"/>
-                    </a:xfrm>
-                    <a:prstGeom prst="rect">
-                      <a:avLst/>
-                    </a:prstGeom>
-                  </pic:spPr>
-                </pic:pic>
-              </a:graphicData>
-            </a:graphic>
-          </wp:inline>
-        </w:drawing>
-      </w:r>
-    </w:p>
-    <w:p>
-      <w:pPr>
-        <w:pStyle w:val="Caption"/>
-        <w:spacing w:line="360" w:lineRule="auto"/>
-        <w:jc w:val="center"/>
-        <w:rPr>
-          <w:sz w:val="24"/>
-          <w:szCs w:val="24"/>
-          <w:u w:val="single"/>
-        </w:rPr>
-      </w:pPr>
-      <w:bookmarkStart w:id="54" w:name="_Toc225959309"/>
-      <w:r>
-        <w:rPr>
-          <w:sz w:val="24"/>
-          <w:szCs w:val="24"/>
-          <w:u w:val="single"/>
-        </w:rPr>
-        <w:t xml:space="preserve">Figure 3. </w:t>
-      </w:r>
-      <w:r>
-        <w:rPr>
-          <w:sz w:val="24"/>
-          <w:szCs w:val="24"/>
-          <w:u w:val="single"/>
-        </w:rPr>
-        <w:fldChar w:fldCharType="begin"/>
-      </w:r>
-      <w:r>
-        <w:rPr>
-          <w:sz w:val="24"/>
-          <w:szCs w:val="24"/>
-          <w:u w:val="single"/>
-        </w:rPr>
-        <w:instrText xml:space="preserve"> SEQ Figure_3. \* ARABIC </w:instrText>
-      </w:r>
-      <w:r>
-        <w:rPr>
-          <w:sz w:val="24"/>
-          <w:szCs w:val="24"/>
-          <w:u w:val="single"/>
-        </w:rPr>
-        <w:fldChar w:fldCharType="separate"/>
-      </w:r>
-      <w:r>
-        <w:rPr>
-          <w:noProof/>
-          <w:sz w:val="24"/>
-          <w:szCs w:val="24"/>
-          <w:u w:val="single"/>
-        </w:rPr>
-        <w:t>14</w:t>
-      </w:r>
-      <w:r>
-        <w:rPr>
-          <w:sz w:val="24"/>
-          <w:szCs w:val="24"/>
-          <w:u w:val="single"/>
-        </w:rPr>
-        <w:fldChar w:fldCharType="end"/>
-      </w:r>
-      <w:r>
-        <w:rPr>
-          <w:sz w:val="24"/>
-          <w:szCs w:val="24"/>
-          <w:u w:val="single"/>
-        </w:rPr>
-        <w:t>: Physical Level DFD for Chat Application</w:t>
-      </w:r>
-      <w:bookmarkEnd w:id="54"/>
-    </w:p>
-    <w:p>
-      <w:pPr>
-        <w:pStyle w:val="Heading3"/>
-        <w:spacing w:line="360" w:lineRule="auto"/>
-      </w:pPr>
-      <w:bookmarkStart w:id="55" w:name="_Toc234873101"/>
-      <w:r>
-        <w:t>3.2.6 Sequence Diagram</w:t>
-      </w:r>
-      <w:bookmarkEnd w:id="55"/>
-    </w:p>
-    <w:p>
-      <w:pPr>
-        <w:spacing w:line="360" w:lineRule="auto"/>
-      </w:pPr>
-      <w:r>
-        <w:t>The sequence diagram illustrates the interaction between the sender, frontend interface, backend server, encryption module, database, and socket server during real-time message transmission. When a user sends a message, it is encrypted before being stored in the database. The encrypted message is then processed and transmitted through the socket server to the intended recipient, ensuring secure and real-time communication.</w:t>
-      </w:r>
-    </w:p>
-    <w:p>
-      <w:pPr>
-        <w:keepNext/>
-      </w:pPr>
-      <w:r>
-        <w:rPr>
-          <w:noProof/>
-        </w:rPr>
-        <w:lastRenderedPageBreak/>
-        <w:drawing>
-          <wp:inline distT="0" distB="0" distL="0" distR="0" wp14:anchorId="67416CF3" wp14:editId="370F779A">
-            <wp:extent cx="5791345" cy="3371850"/>
-            <wp:effectExtent l="0" t="0" r="0" b="0"/>
-            <wp:docPr id="25" name="Picture 25" descr="A diagram of a diagram&#10;&#10;AI-generated content may be incorrect."/>
-            <wp:cNvGraphicFramePr>
-              <a:graphicFrameLocks xmlns:a="http://schemas.openxmlformats.org/drawingml/2006/main" noChangeAspect="1"/>
-            </wp:cNvGraphicFramePr>
-            <a:graphic xmlns:a="http://schemas.openxmlformats.org/drawingml/2006/main">
-              <a:graphicData uri="http://schemas.openxmlformats.org/drawingml/2006/picture">
-                <pic:pic xmlns:pic="http://schemas.openxmlformats.org/drawingml/2006/picture">
-                  <pic:nvPicPr>
-                    <pic:cNvPr id="25" name="Picture 25" descr="A diagram of a diagram&#10;&#10;AI-generated content may be incorrect."/>
-                    <pic:cNvPicPr/>
-                  </pic:nvPicPr>
-                  <pic:blipFill>
-                    <a:blip r:embed="rId28">
-                      <a:extLst>
-                        <a:ext uri="{28A0092B-C50C-407E-A947-70E740481C1C}">
-                          <a14:useLocalDpi xmlns:a14="http://schemas.microsoft.com/office/drawing/2010/main" val="0"/>
-                        </a:ext>
-                      </a:extLst>
-                    </a:blip>
-                    <a:stretch>
-                      <a:fillRect/>
-                    </a:stretch>
-                  </pic:blipFill>
-                  <pic:spPr>
-                    <a:xfrm>
-                      <a:off x="0" y="0"/>
-                      <a:ext cx="5794259" cy="3373547"/>
-                    </a:xfrm>
-                    <a:prstGeom prst="rect">
-                      <a:avLst/>
-                    </a:prstGeom>
-                  </pic:spPr>
-                </pic:pic>
-              </a:graphicData>
-            </a:graphic>
-          </wp:inline>
-        </w:drawing>
-      </w:r>
-    </w:p>
-    <w:p>
-      <w:pPr>
-        <w:pStyle w:val="Caption"/>
-        <w:spacing w:line="360" w:lineRule="auto"/>
-        <w:jc w:val="center"/>
-        <w:rPr>
-          <w:sz w:val="24"/>
-          <w:szCs w:val="24"/>
-          <w:u w:val="single"/>
-        </w:rPr>
-      </w:pPr>
-      <w:bookmarkStart w:id="56" w:name="_Toc225959310"/>
-      <w:r>
-        <w:rPr>
-          <w:sz w:val="24"/>
-          <w:szCs w:val="24"/>
-          <w:u w:val="single"/>
-        </w:rPr>
-        <w:t xml:space="preserve">Figure 3. </w:t>
-      </w:r>
-      <w:r>
-        <w:rPr>
-          <w:sz w:val="24"/>
-          <w:szCs w:val="24"/>
-          <w:u w:val="single"/>
-        </w:rPr>
-        <w:fldChar w:fldCharType="begin"/>
-      </w:r>
-      <w:r>
-        <w:rPr>
-          <w:sz w:val="24"/>
-          <w:szCs w:val="24"/>
-          <w:u w:val="single"/>
-        </w:rPr>
-        <w:instrText xml:space="preserve"> SEQ Figure_3. \* ARABIC </w:instrText>
-      </w:r>
-      <w:r>
-        <w:rPr>
-          <w:sz w:val="24"/>
-          <w:szCs w:val="24"/>
-          <w:u w:val="single"/>
-        </w:rPr>
-        <w:fldChar w:fldCharType="separate"/>
-      </w:r>
-      <w:r>
-        <w:rPr>
-          <w:noProof/>
-          <w:sz w:val="24"/>
-          <w:szCs w:val="24"/>
-          <w:u w:val="single"/>
-        </w:rPr>
-        <w:t>15</w:t>
-      </w:r>
-      <w:r>
-        <w:rPr>
-          <w:sz w:val="24"/>
-          <w:szCs w:val="24"/>
-          <w:u w:val="single"/>
-        </w:rPr>
-        <w:fldChar w:fldCharType="end"/>
-      </w:r>
-      <w:r>
-        <w:rPr>
-          <w:sz w:val="24"/>
-          <w:szCs w:val="24"/>
-          <w:u w:val="single"/>
-        </w:rPr>
-        <w:t xml:space="preserve">: Sequence Diagram </w:t>
-      </w:r>
-      <w:proofErr w:type="gramStart"/>
-      <w:r>
-        <w:rPr>
-          <w:sz w:val="24"/>
-          <w:szCs w:val="24"/>
-          <w:u w:val="single"/>
-        </w:rPr>
-        <w:t>For</w:t>
-      </w:r>
-      <w:proofErr w:type="gramEnd"/>
-      <w:r>
-        <w:rPr>
-          <w:sz w:val="24"/>
-          <w:szCs w:val="24"/>
-          <w:u w:val="single"/>
-        </w:rPr>
-        <w:t xml:space="preserve"> Chat Application</w:t>
-      </w:r>
-      <w:bookmarkEnd w:id="56"/>
-    </w:p>
-    <w:p>
-      <w:pPr>
-        <w:pStyle w:val="Heading2"/>
-        <w:spacing w:line="360" w:lineRule="auto"/>
-      </w:pPr>
-      <w:bookmarkStart w:id="57" w:name="_Toc234873102"/>
-      <w:r>
-        <w:t>3.3 Algorithm Details</w:t>
-      </w:r>
-      <w:bookmarkEnd w:id="57"/>
-    </w:p>
-    <w:p>
-      <w:pPr>
-        <w:spacing w:line="360" w:lineRule="auto"/>
-      </w:pPr>
-      <w:r>
-        <w:t xml:space="preserve">The Chat Application implements a custom message encryption algorithm named </w:t>
-      </w:r>
-      <w:proofErr w:type="spellStart"/>
-      <w:r>
-        <w:t>ChaCipher</w:t>
-      </w:r>
-      <w:proofErr w:type="spellEnd"/>
-      <w:r>
-        <w:t xml:space="preserve"> to ensure secure storage and transmission of chat messages. The algorithm encrypts every message before saving it in the database and decrypts it when the message is retrieved for display. This approach ensures message confidentiality and protects user communication from unauthorized access.</w:t>
-      </w:r>
-    </w:p>
-    <w:p>
-      <w:pPr>
-        <w:spacing w:line="360" w:lineRule="auto"/>
-      </w:pPr>
-      <w:r>
-        <w:t xml:space="preserve">Unlike standard encryption libraries, </w:t>
-      </w:r>
-      <w:proofErr w:type="spellStart"/>
-      <w:r>
-        <w:t>ChaCipher</w:t>
-      </w:r>
-      <w:proofErr w:type="spellEnd"/>
-      <w:r>
-        <w:t xml:space="preserve"> is a manually implemented algorithm designed specifically for real-time chat systems. It uses a secret key to generate a numeric hash, which dynamically influences the encryption process. As a result, even identical messages produce different encrypted outputs based on character position and key-based shifting, enhancing security.</w:t>
-      </w:r>
-    </w:p>
-    <w:p>
-      <w:pPr>
-        <w:spacing w:line="360" w:lineRule="auto"/>
-        <w:rPr>
-          <w:b/>
-          <w:bCs/>
-        </w:rPr>
-      </w:pPr>
-      <w:r>
-        <w:rPr>
-          <w:b/>
-          <w:bCs/>
-        </w:rPr>
-        <w:t>Purpose of the Algorithm</w:t>
-      </w:r>
-    </w:p>
-    <w:p>
-      <w:pPr>
-        <w:spacing w:line="360" w:lineRule="auto"/>
-      </w:pPr>
-      <w:r>
-        <w:t xml:space="preserve">The primary objectives of the </w:t>
-      </w:r>
-      <w:proofErr w:type="spellStart"/>
-      <w:r>
-        <w:t>ChaCipher</w:t>
-      </w:r>
-      <w:proofErr w:type="spellEnd"/>
-      <w:r>
-        <w:t xml:space="preserve"> encryption algorithm are:</w:t>
-      </w:r>
-    </w:p>
-    <w:p>
-      <w:pPr>
-        <w:numPr>
-          <w:ilvl w:val="0"/>
-          <w:numId w:val="12"/>
-        </w:numPr>
-        <w:spacing w:line="360" w:lineRule="auto"/>
-      </w:pPr>
-      <w:r>
-        <w:t>To protect chat messages by converting readable text into an unreadable encrypted format before database storage.</w:t>
-      </w:r>
-    </w:p>
-    <w:p>
-      <w:pPr>
-        <w:numPr>
-          <w:ilvl w:val="0"/>
-          <w:numId w:val="12"/>
-        </w:numPr>
-        <w:spacing w:line="360" w:lineRule="auto"/>
-      </w:pPr>
-      <w:r>
-        <w:t>To support all types of characters, including emojis and special Unicode symbols.</w:t>
-      </w:r>
-    </w:p>
-    <w:p>
-      <w:pPr>
-        <w:numPr>
-          <w:ilvl w:val="0"/>
-          <w:numId w:val="12"/>
-        </w:numPr>
-        <w:spacing w:line="360" w:lineRule="auto"/>
-      </w:pPr>
-      <w:r>
-        <w:lastRenderedPageBreak/>
-        <w:t>To demonstrate a custom, position-based encryption approach suitable for academic and learning purposes.</w:t>
-      </w:r>
-    </w:p>
-    <w:p>
-      <w:pPr>
-        <w:spacing w:line="360" w:lineRule="auto"/>
-        <w:ind w:left="0" w:firstLine="0"/>
-        <w:rPr>
-          <w:color w:val="auto"/>
-        </w:rPr>
-      </w:pPr>
-      <w:r>
-        <w:rPr>
-          <w:rStyle w:val="Strong"/>
-          <w:rFonts w:eastAsiaTheme="majorEastAsia"/>
-        </w:rPr>
-        <w:t>Algorithm Working Principle</w:t>
-      </w:r>
-      <w:r>
-        <w:rPr>
-          <w:rStyle w:val="Strong"/>
-          <w:rFonts w:eastAsiaTheme="majorEastAsia"/>
-        </w:rPr>
-        <w:t>:</w:t>
-      </w:r>
-    </w:p>
-    <w:p>
-      <w:pPr>
-        <w:pStyle w:val="NormalWeb"/>
-        <w:spacing w:line="360" w:lineRule="auto"/>
-        <w:jc w:val="both"/>
-      </w:pPr>
-      <w:r>
-        <w:t xml:space="preserve">The algorithm works in two main phases: </w:t>
-      </w:r>
-      <w:r>
-        <w:rPr>
-          <w:rStyle w:val="Strong"/>
-          <w:rFonts w:eastAsiaTheme="majorEastAsia"/>
-        </w:rPr>
-        <w:t>Encryption</w:t>
-      </w:r>
-      <w:r>
-        <w:t xml:space="preserve"> and </w:t>
-      </w:r>
-      <w:r>
-        <w:rPr>
-          <w:rStyle w:val="Strong"/>
-          <w:rFonts w:eastAsiaTheme="majorEastAsia"/>
-        </w:rPr>
-        <w:t>Decryption</w:t>
-      </w:r>
-      <w:r>
-        <w:t>.</w:t>
-      </w:r>
-    </w:p>
-    <w:p>
-      <w:pPr>
-        <w:pStyle w:val="NormalWeb"/>
-        <w:spacing w:line="360" w:lineRule="auto"/>
-        <w:jc w:val="both"/>
-      </w:pPr>
-      <w:r>
-        <w:t>Before encryption, the original message is first encoded into Base64 format to safely handle Unicode characters such as emojis. A numeric hash is generated from the secret key, which is used along with the character position and key characters to calculate a dynamic shift value. Each character in the message is then shifted using this value to produce encrypted output.</w:t>
-      </w:r>
-    </w:p>
-    <w:p>
-      <w:pPr>
-        <w:pStyle w:val="NormalWeb"/>
-        <w:spacing w:line="360" w:lineRule="auto"/>
-        <w:jc w:val="both"/>
-      </w:pPr>
-      <w:r>
-        <w:t>During decryption, the same secret key and hash value are used to reverse the shifting process. The encrypted message is converted back to its original Base64 representation and then decoded to restore the original text message.</w:t>
-      </w:r>
-    </w:p>
-    <w:p>
-      <w:pPr>
-        <w:pStyle w:val="NormalWeb"/>
-        <w:spacing w:line="360" w:lineRule="auto"/>
-        <w:rPr>
-          <w:b/>
-          <w:bCs/>
-        </w:rPr>
-      </w:pPr>
-      <w:r>
-        <w:rPr>
-          <w:b/>
-          <w:bCs/>
-        </w:rPr>
-        <w:t>Steps of the Algorithm</w:t>
-      </w:r>
-      <w:r>
-        <w:rPr>
-          <w:b/>
-          <w:bCs/>
-        </w:rPr>
-        <w:t>:</w:t>
-      </w:r>
-    </w:p>
-    <w:p>
-      <w:pPr>
-        <w:pStyle w:val="NormalWeb"/>
-        <w:numPr>
-          <w:ilvl w:val="0"/>
-          <w:numId w:val="13"/>
-        </w:numPr>
-        <w:spacing w:line="360" w:lineRule="auto"/>
-      </w:pPr>
-      <w:r>
-        <w:t>Start</w:t>
-      </w:r>
-    </w:p>
-    <w:p>
-      <w:pPr>
-        <w:pStyle w:val="NormalWeb"/>
-        <w:numPr>
-          <w:ilvl w:val="0"/>
-          <w:numId w:val="13"/>
-        </w:numPr>
-        <w:spacing w:line="360" w:lineRule="auto"/>
-      </w:pPr>
-      <w:r>
-        <w:t>Accept the message input and secret key.</w:t>
-      </w:r>
-    </w:p>
-    <w:p>
-      <w:pPr>
-        <w:pStyle w:val="NormalWeb"/>
-        <w:numPr>
-          <w:ilvl w:val="0"/>
-          <w:numId w:val="13"/>
-        </w:numPr>
-        <w:spacing w:line="360" w:lineRule="auto"/>
-      </w:pPr>
-      <w:r>
-        <w:t>Generate a numeric hash from the secret key.</w:t>
-      </w:r>
-    </w:p>
-    <w:p>
-      <w:pPr>
-        <w:pStyle w:val="NormalWeb"/>
-        <w:numPr>
-          <w:ilvl w:val="0"/>
-          <w:numId w:val="13"/>
-        </w:numPr>
-        <w:spacing w:line="360" w:lineRule="auto"/>
-      </w:pPr>
-      <w:r>
-        <w:t>Encode the message into Base64 format to support Unicode characters.</w:t>
-      </w:r>
-    </w:p>
-    <w:p>
-      <w:pPr>
-        <w:pStyle w:val="NormalWeb"/>
-        <w:numPr>
-          <w:ilvl w:val="0"/>
-          <w:numId w:val="13"/>
-        </w:numPr>
-        <w:spacing w:line="360" w:lineRule="auto"/>
-      </w:pPr>
-      <w:r>
-        <w:t>For each character in the encoded message:</w:t>
-      </w:r>
-      <w:r>
-        <w:br/>
-        <w:t>a. Calculate a dynamic shift value using the secret key, character position, and key hash.</w:t>
-      </w:r>
-      <w:r>
-        <w:br/>
-        <w:t>b. Apply the shift to encrypt the character.</w:t>
-      </w:r>
-    </w:p>
-    <w:p>
-      <w:pPr>
-        <w:pStyle w:val="NormalWeb"/>
-        <w:numPr>
-          <w:ilvl w:val="0"/>
-          <w:numId w:val="13"/>
-        </w:numPr>
-        <w:spacing w:line="360" w:lineRule="auto"/>
-      </w:pPr>
-      <w:r>
-        <w:t>Store or transmit the encrypted message.</w:t>
-      </w:r>
-    </w:p>
-    <w:p>
-      <w:pPr>
-        <w:pStyle w:val="NormalWeb"/>
-        <w:numPr>
-          <w:ilvl w:val="0"/>
-          <w:numId w:val="13"/>
-        </w:numPr>
-        <w:spacing w:line="360" w:lineRule="auto"/>
-      </w:pPr>
-      <w:r>
-        <w:t>During retrieval, apply the reverse shift using the same key and hash.</w:t>
-      </w:r>
-    </w:p>
-    <w:p>
-      <w:pPr>
-        <w:pStyle w:val="NormalWeb"/>
-        <w:numPr>
-          <w:ilvl w:val="0"/>
-          <w:numId w:val="13"/>
-        </w:numPr>
-        <w:spacing w:line="360" w:lineRule="auto"/>
-      </w:pPr>
-      <w:r>
-        <w:t>Decode the decrypted Base64 string back to the original message.</w:t>
-      </w:r>
-    </w:p>
-    <w:p>
-      <w:pPr>
-        <w:pStyle w:val="NormalWeb"/>
-        <w:numPr>
-          <w:ilvl w:val="0"/>
-          <w:numId w:val="13"/>
-        </w:numPr>
-        <w:spacing w:line="360" w:lineRule="auto"/>
-      </w:pPr>
-      <w:r>
-        <w:t>End</w:t>
-      </w:r>
-    </w:p>
-    <w:p>
-      <w:pPr>
-        <w:spacing w:line="360" w:lineRule="auto"/>
-        <w:ind w:left="0" w:firstLine="0"/>
-        <w:rPr>
-          <w:b/>
-          <w:bCs/>
-        </w:rPr>
-      </w:pPr>
-      <w:r>
-        <w:rPr>
-          <w:b/>
-          <w:bCs/>
-        </w:rPr>
-        <w:t xml:space="preserve">Mathematical </w:t>
-      </w:r>
-      <w:r>
-        <w:rPr>
-          <w:b/>
-          <w:bCs/>
-        </w:rPr>
-        <w:t>Expression</w:t>
-      </w:r>
-    </w:p>
-    <w:p>
-      <w:pPr>
-        <w:spacing w:line="360" w:lineRule="auto"/>
-        <w:ind w:left="0" w:firstLine="0"/>
-        <w:jc w:val="left"/>
-      </w:pPr>
-      <m:oMathPara>
-        <m:oMathParaPr>
-          <m:jc m:val="left"/>
-        </m:oMathParaPr>
-        <m:oMath>
-          <m:r>
-            <w:rPr>
-              <w:rFonts w:ascii="Cambria Math" w:hAnsi="Cambria Math"/>
-            </w:rPr>
-            <m:t xml:space="preserve">H = </m:t>
-          </m:r>
-          <m:d>
-            <m:dPr>
-              <m:begChr m:val="|"/>
-              <m:endChr m:val="|"/>
-              <m:ctrlPr>
-                <w:rPr>
-                  <w:rFonts w:ascii="Cambria Math" w:hAnsi="Cambria Math"/>
-                  <w:i/>
-                </w:rPr>
-              </m:ctrlPr>
-            </m:dPr>
-            <m:e>
-              <m:r>
-                <w:rPr>
-                  <w:rFonts w:ascii="Cambria Math" w:hAnsi="Cambria Math"/>
-                </w:rPr>
-                <m:t xml:space="preserve"> </m:t>
-              </m:r>
-              <m:nary>
-                <m:naryPr>
-                  <m:chr m:val="∑"/>
-                  <m:ctrlPr>
-                    <w:rPr>
-                      <w:rFonts w:ascii="Cambria Math" w:hAnsi="Cambria Math"/>
-                      <w:i/>
-                    </w:rPr>
-                  </m:ctrlPr>
-                </m:naryPr>
-                <m:sub>
-                  <m:r>
-                    <w:rPr>
-                      <w:rFonts w:ascii="Cambria Math" w:hAnsi="Cambria Math"/>
-                    </w:rPr>
-                    <m:t>j=0</m:t>
-                  </m:r>
-                </m:sub>
-                <m:sup>
-                  <m:r>
-                    <w:rPr>
-                      <w:rFonts w:ascii="Cambria Math" w:hAnsi="Cambria Math"/>
-                    </w:rPr>
-                    <m:t>m-1</m:t>
-                  </m:r>
-                </m:sup>
-                <m:e>
-                  <m:r>
-                    <w:rPr>
-                      <w:rFonts w:ascii="Cambria Math" w:hAnsi="Cambria Math"/>
-                    </w:rPr>
-                    <m:t>ASCII</m:t>
-                  </m:r>
-                  <m:d>
-                    <m:dPr>
-                      <m:ctrlPr>
-                        <w:rPr>
-                          <w:rFonts w:ascii="Cambria Math" w:hAnsi="Cambria Math"/>
-                          <w:i/>
-                        </w:rPr>
-                      </m:ctrlPr>
-                    </m:dPr>
-                    <m:e>
-                      <m:sSub>
-                        <m:sSubPr>
-                          <m:ctrlPr>
-                            <w:rPr>
-                              <w:rFonts w:ascii="Cambria Math" w:hAnsi="Cambria Math"/>
-                              <w:i/>
-                            </w:rPr>
-                          </m:ctrlPr>
-                        </m:sSubPr>
-                        <m:e>
-                          <m:r>
-                            <w:rPr>
-                              <w:rFonts w:ascii="Cambria Math" w:hAnsi="Cambria Math"/>
-                            </w:rPr>
-                            <m:t>k</m:t>
-                          </m:r>
-                        </m:e>
-                        <m:sub>
-                          <m:r>
-                            <w:rPr>
-                              <w:rFonts w:ascii="Cambria Math" w:hAnsi="Cambria Math"/>
-                            </w:rPr>
-                            <m:t>j</m:t>
-                          </m:r>
-                        </m:sub>
-                      </m:sSub>
-                    </m:e>
-                  </m:d>
-                </m:e>
-              </m:nary>
-              <m:r>
-                <w:rPr>
-                  <w:rFonts w:ascii="Cambria Math" w:hAnsi="Cambria Math"/>
-                </w:rPr>
-                <m:t>⋅3</m:t>
-              </m:r>
-              <m:sSup>
-                <m:sSupPr>
-                  <m:ctrlPr>
-                    <w:rPr>
-                      <w:rFonts w:ascii="Cambria Math" w:hAnsi="Cambria Math"/>
-                      <w:i/>
-                    </w:rPr>
-                  </m:ctrlPr>
-                </m:sSupPr>
-                <m:e>
-                  <m:r>
-                    <w:rPr>
-                      <w:rFonts w:ascii="Cambria Math" w:hAnsi="Cambria Math"/>
-                    </w:rPr>
-                    <m:t>1</m:t>
-                  </m:r>
-                </m:e>
-                <m:sup>
-                  <m:r>
-                    <w:rPr>
-                      <w:rFonts w:ascii="Cambria Math" w:hAnsi="Cambria Math"/>
-                    </w:rPr>
-                    <m:t>m-j-1</m:t>
-                  </m:r>
-                </m:sup>
-              </m:sSup>
-            </m:e>
-          </m:d>
-        </m:oMath>
-      </m:oMathPara>
-    </w:p>
-    <w:p>
-      <w:pPr>
-        <w:spacing w:line="360" w:lineRule="auto"/>
-        <w:ind w:left="0" w:firstLine="0"/>
-        <w:jc w:val="left"/>
-      </w:pPr>
-      <m:oMathPara>
-        <m:oMathParaPr>
-          <m:jc m:val="left"/>
-        </m:oMathParaPr>
-        <m:oMath>
-          <m:sSub>
-            <m:sSubPr>
-              <m:ctrlPr>
-                <w:rPr>
-                  <w:rFonts w:ascii="Cambria Math" w:hAnsi="Cambria Math"/>
-                  <w:i/>
-                </w:rPr>
-              </m:ctrlPr>
-            </m:sSubPr>
-            <m:e>
-              <m:r>
-                <w:rPr>
-                  <w:rFonts w:ascii="Cambria Math" w:hAnsi="Cambria Math"/>
-                </w:rPr>
-                <m:t>S</m:t>
-              </m:r>
-            </m:e>
-            <m:sub>
-              <m:r>
-                <w:rPr>
-                  <w:rFonts w:ascii="Cambria Math" w:hAnsi="Cambria Math"/>
-                </w:rPr>
-                <m:t>i</m:t>
-              </m:r>
-            </m:sub>
-          </m:sSub>
-          <m:r>
-            <w:rPr>
-              <w:rFonts w:ascii="Cambria Math" w:hAnsi="Cambria Math"/>
-            </w:rPr>
-            <m:t xml:space="preserve">= </m:t>
-          </m:r>
-          <m:d>
-            <m:dPr>
-              <m:ctrlPr>
-                <w:rPr>
-                  <w:rFonts w:ascii="Cambria Math" w:hAnsi="Cambria Math"/>
-                  <w:i/>
-                </w:rPr>
-              </m:ctrlPr>
-            </m:dPr>
-            <m:e>
-              <m:r>
-                <w:rPr>
-                  <w:rFonts w:ascii="Cambria Math" w:hAnsi="Cambria Math"/>
-                </w:rPr>
-                <m:t>ASCII</m:t>
-              </m:r>
-              <m:d>
-                <m:dPr>
-                  <m:ctrlPr>
-                    <w:rPr>
-                      <w:rFonts w:ascii="Cambria Math" w:hAnsi="Cambria Math"/>
-                      <w:i/>
-                    </w:rPr>
-                  </m:ctrlPr>
-                </m:dPr>
-                <m:e>
-                  <m:sSub>
-                    <m:sSubPr>
-                      <m:ctrlPr>
-                        <w:rPr>
-                          <w:rFonts w:ascii="Cambria Math" w:hAnsi="Cambria Math"/>
-                          <w:i/>
-                        </w:rPr>
-                      </m:ctrlPr>
-                    </m:sSubPr>
-                    <m:e>
-                      <m:r>
-                        <w:rPr>
-                          <w:rFonts w:ascii="Cambria Math" w:hAnsi="Cambria Math"/>
-                        </w:rPr>
-                        <m:t>k</m:t>
-                      </m:r>
-                    </m:e>
-                    <m:sub>
-                      <m:r>
-                        <w:rPr>
-                          <w:rFonts w:ascii="Cambria Math" w:hAnsi="Cambria Math"/>
-                        </w:rPr>
-                        <m:t>i mod m</m:t>
-                      </m:r>
-                    </m:sub>
-                  </m:sSub>
-                </m:e>
-              </m:d>
-              <m:r>
-                <w:rPr>
-                  <w:rFonts w:ascii="Cambria Math" w:hAnsi="Cambria Math"/>
-                </w:rPr>
-                <m:t>+ i + H</m:t>
-              </m:r>
-            </m:e>
-          </m:d>
-          <m:r>
-            <w:rPr>
-              <w:rFonts w:ascii="Cambria Math" w:hAnsi="Cambria Math"/>
-            </w:rPr>
-            <m:t>mod 256</m:t>
-          </m:r>
-        </m:oMath>
-      </m:oMathPara>
-    </w:p>
-    <w:p>
-      <w:pPr>
-        <w:spacing w:line="360" w:lineRule="auto"/>
-        <w:ind w:left="0" w:firstLine="0"/>
-        <w:jc w:val="left"/>
-      </w:pPr>
-      <m:oMathPara>
-        <m:oMathParaPr>
-          <m:jc m:val="left"/>
-        </m:oMathParaPr>
-        <m:oMath>
-          <m:sSub>
-            <m:sSubPr>
-              <m:ctrlPr>
-                <w:rPr>
-                  <w:rFonts w:ascii="Cambria Math" w:hAnsi="Cambria Math"/>
-                  <w:i/>
-                </w:rPr>
-              </m:ctrlPr>
-            </m:sSubPr>
-            <m:e>
-              <m:r>
-                <w:rPr>
-                  <w:rFonts w:ascii="Cambria Math" w:hAnsi="Cambria Math"/>
-                </w:rPr>
-                <m:t>C</m:t>
-              </m:r>
-            </m:e>
-            <m:sub>
-              <m:r>
-                <w:rPr>
-                  <w:rFonts w:ascii="Cambria Math" w:hAnsi="Cambria Math"/>
-                </w:rPr>
-                <m:t>i</m:t>
-              </m:r>
-            </m:sub>
-          </m:sSub>
-          <m:r>
-            <w:rPr>
-              <w:rFonts w:ascii="Cambria Math" w:hAnsi="Cambria Math"/>
-            </w:rPr>
-            <m:t xml:space="preserve">= </m:t>
-          </m:r>
-          <m:d>
-            <m:dPr>
-              <m:ctrlPr>
-                <w:rPr>
-                  <w:rFonts w:ascii="Cambria Math" w:hAnsi="Cambria Math"/>
-                  <w:i/>
-                </w:rPr>
-              </m:ctrlPr>
-            </m:dPr>
-            <m:e>
-              <m:sSub>
-                <m:sSubPr>
-                  <m:ctrlPr>
-                    <w:rPr>
-                      <w:rFonts w:ascii="Cambria Math" w:hAnsi="Cambria Math"/>
-                      <w:i/>
-                    </w:rPr>
-                  </m:ctrlPr>
-                </m:sSubPr>
-                <m:e>
-                  <m:r>
-                    <w:rPr>
-                      <w:rFonts w:ascii="Cambria Math" w:hAnsi="Cambria Math"/>
-                    </w:rPr>
-                    <m:t>P</m:t>
-                  </m:r>
-                </m:e>
-                <m:sub>
-                  <m:r>
-                    <w:rPr>
-                      <w:rFonts w:ascii="Cambria Math" w:hAnsi="Cambria Math"/>
-                    </w:rPr>
-                    <m:t>i</m:t>
-                  </m:r>
-                </m:sub>
-              </m:sSub>
-              <m:r>
-                <w:rPr>
-                  <w:rFonts w:ascii="Cambria Math" w:hAnsi="Cambria Math"/>
-                </w:rPr>
-                <m:t xml:space="preserve">+ </m:t>
-              </m:r>
-              <m:sSub>
-                <m:sSubPr>
-                  <m:ctrlPr>
-                    <w:rPr>
-                      <w:rFonts w:ascii="Cambria Math" w:hAnsi="Cambria Math"/>
-                      <w:i/>
-                    </w:rPr>
-                  </m:ctrlPr>
-                </m:sSubPr>
-                <m:e>
-                  <m:r>
-                    <w:rPr>
-                      <w:rFonts w:ascii="Cambria Math" w:hAnsi="Cambria Math"/>
-                    </w:rPr>
-                    <m:t>S</m:t>
-                  </m:r>
-                </m:e>
-                <m:sub>
-                  <m:r>
-                    <w:rPr>
-                      <w:rFonts w:ascii="Cambria Math" w:hAnsi="Cambria Math"/>
-                    </w:rPr>
-                    <m:t>i</m:t>
-                  </m:r>
-                </m:sub>
-              </m:sSub>
-            </m:e>
-          </m:d>
-          <m:r>
-            <w:rPr>
-              <w:rFonts w:ascii="Cambria Math" w:hAnsi="Cambria Math"/>
-            </w:rPr>
-            <m:t>mod 256</m:t>
-          </m:r>
-        </m:oMath>
-      </m:oMathPara>
-    </w:p>
-    <w:p>
-      <w:pPr>
-        <w:spacing w:line="360" w:lineRule="auto"/>
-        <w:ind w:left="0" w:firstLine="0"/>
-        <w:jc w:val="left"/>
-      </w:pPr>
-      <m:oMathPara>
-        <m:oMathParaPr>
-          <m:jc m:val="left"/>
-        </m:oMathParaPr>
-        <m:oMath>
-          <m:sSub>
-            <m:sSubPr>
-              <m:ctrlPr>
-                <w:rPr>
-                  <w:rFonts w:ascii="Cambria Math" w:hAnsi="Cambria Math"/>
-                  <w:i/>
-                </w:rPr>
-              </m:ctrlPr>
-            </m:sSubPr>
-            <m:e>
-              <m:r>
-                <w:rPr>
-                  <w:rFonts w:ascii="Cambria Math" w:hAnsi="Cambria Math"/>
-                </w:rPr>
-                <m:t>P</m:t>
-              </m:r>
-            </m:e>
-            <m:sub>
-              <m:r>
-                <w:rPr>
-                  <w:rFonts w:ascii="Cambria Math" w:hAnsi="Cambria Math"/>
-                </w:rPr>
-                <m:t>i</m:t>
-              </m:r>
-            </m:sub>
-          </m:sSub>
-          <m:r>
-            <w:rPr>
-              <w:rFonts w:ascii="Cambria Math" w:hAnsi="Cambria Math"/>
-            </w:rPr>
-            <m:t xml:space="preserve">= </m:t>
-          </m:r>
-          <m:d>
-            <m:dPr>
-              <m:ctrlPr>
-                <w:rPr>
-                  <w:rFonts w:ascii="Cambria Math" w:hAnsi="Cambria Math"/>
-                  <w:i/>
-                </w:rPr>
-              </m:ctrlPr>
-            </m:dPr>
-            <m:e>
-              <m:sSub>
-                <m:sSubPr>
-                  <m:ctrlPr>
-                    <w:rPr>
-                      <w:rFonts w:ascii="Cambria Math" w:hAnsi="Cambria Math"/>
-                      <w:i/>
-                    </w:rPr>
-                  </m:ctrlPr>
-                </m:sSubPr>
-                <m:e>
-                  <m:r>
-                    <w:rPr>
-                      <w:rFonts w:ascii="Cambria Math" w:hAnsi="Cambria Math"/>
-                    </w:rPr>
-                    <m:t>C</m:t>
-                  </m:r>
-                </m:e>
-                <m:sub>
-                  <m:r>
-                    <w:rPr>
-                      <w:rFonts w:ascii="Cambria Math" w:hAnsi="Cambria Math"/>
-                    </w:rPr>
-                    <m:t>i</m:t>
-                  </m:r>
-                </m:sub>
-              </m:sSub>
-              <m:r>
-                <w:rPr>
-                  <w:rFonts w:ascii="Cambria Math" w:hAnsi="Cambria Math"/>
-                </w:rPr>
-                <m:t xml:space="preserve">- </m:t>
-              </m:r>
-              <m:sSub>
-                <m:sSubPr>
-                  <m:ctrlPr>
-                    <w:rPr>
-                      <w:rFonts w:ascii="Cambria Math" w:hAnsi="Cambria Math"/>
-                      <w:i/>
-                    </w:rPr>
-                  </m:ctrlPr>
-                </m:sSubPr>
-                <m:e>
-                  <m:r>
-                    <w:rPr>
-                      <w:rFonts w:ascii="Cambria Math" w:hAnsi="Cambria Math"/>
-                    </w:rPr>
-                    <m:t>S</m:t>
-                  </m:r>
-                </m:e>
-                <m:sub>
-                  <m:r>
-                    <w:rPr>
-                      <w:rFonts w:ascii="Cambria Math" w:hAnsi="Cambria Math"/>
-                    </w:rPr>
-                    <m:t>i</m:t>
-                  </m:r>
-                </m:sub>
-              </m:sSub>
-              <m:r>
-                <w:rPr>
-                  <w:rFonts w:ascii="Cambria Math" w:hAnsi="Cambria Math"/>
-                </w:rPr>
-                <m:t>+ 256</m:t>
-              </m:r>
-            </m:e>
-          </m:d>
-          <m:r>
-            <w:rPr>
-              <w:rFonts w:ascii="Cambria Math" w:hAnsi="Cambria Math"/>
-            </w:rPr>
-            <m:t>mod 256</m:t>
-          </m:r>
-        </m:oMath>
-      </m:oMathPara>
-    </w:p>
-    <w:p>
-      <w:pPr>
-        <w:spacing w:line="360" w:lineRule="auto"/>
-        <w:ind w:left="0" w:firstLine="0"/>
-        <w:rPr>
-          <w:i/>
-          <w:iCs/>
-        </w:rPr>
-      </w:pPr>
-      <w:r>
-        <w:rPr>
-          <w:i/>
-          <w:iCs/>
-        </w:rPr>
-        <w:t xml:space="preserve">Where </w:t>
-      </w:r>
-      <w:proofErr w:type="spellStart"/>
-      <w:r>
-        <w:rPr>
-          <w:i/>
-          <w:iCs/>
-        </w:rPr>
-        <w:t>k</w:t>
-      </w:r>
-      <w:r>
-        <w:rPr>
-          <w:i/>
-          <w:iCs/>
-          <w:vertAlign w:val="subscript"/>
-        </w:rPr>
-        <w:t>j</w:t>
-      </w:r>
-      <w:proofErr w:type="spellEnd"/>
-      <w:r>
-        <w:rPr>
-          <w:i/>
-          <w:iCs/>
-          <w:vertAlign w:val="subscript"/>
-        </w:rPr>
-        <w:t xml:space="preserve"> </w:t>
-      </w:r>
-      <w:r>
-        <w:rPr>
-          <w:i/>
-          <w:iCs/>
-        </w:rPr>
-        <w:t xml:space="preserve">= ASCII value of key character at position j, m = key length, </w:t>
-      </w:r>
-      <w:proofErr w:type="spellStart"/>
-      <w:r>
-        <w:rPr>
-          <w:i/>
-          <w:iCs/>
-        </w:rPr>
-        <w:t>i</w:t>
-      </w:r>
-      <w:proofErr w:type="spellEnd"/>
-      <w:r>
-        <w:rPr>
-          <w:i/>
-          <w:iCs/>
-        </w:rPr>
-        <w:t xml:space="preserve"> = character position, H = key hash, P</w:t>
-      </w:r>
-      <w:r>
-        <w:rPr>
-          <w:i/>
-          <w:iCs/>
-          <w:vertAlign w:val="subscript"/>
-        </w:rPr>
-        <w:t>i</w:t>
-      </w:r>
-      <w:r>
-        <w:rPr>
-          <w:i/>
-          <w:iCs/>
-        </w:rPr>
-        <w:t>​ = plaintext character code, C</w:t>
-      </w:r>
-      <w:r>
-        <w:rPr>
-          <w:i/>
-          <w:iCs/>
-          <w:vertAlign w:val="subscript"/>
-        </w:rPr>
-        <w:t>i</w:t>
-      </w:r>
-      <w:r>
-        <w:rPr>
-          <w:i/>
-          <w:iCs/>
-        </w:rPr>
-        <w:t xml:space="preserve"> ​ = ciphertext character code, S</w:t>
-      </w:r>
-      <w:r>
-        <w:rPr>
-          <w:i/>
-          <w:iCs/>
-          <w:vertAlign w:val="subscript"/>
-        </w:rPr>
-        <w:t>i</w:t>
-      </w:r>
-      <w:r>
-        <w:rPr>
-          <w:i/>
-          <w:iCs/>
-        </w:rPr>
-        <w:t>= shift value.</w:t>
-      </w:r>
-    </w:p>
-    <w:p>
-      <w:pPr>
-        <w:spacing w:line="360" w:lineRule="auto"/>
-        <w:ind w:left="0" w:firstLine="0"/>
-        <w:rPr>
-          <w:rStyle w:val="Strong"/>
-          <w:rFonts w:eastAsiaTheme="majorEastAsia"/>
-        </w:rPr>
-      </w:pPr>
-      <w:r>
-        <w:rPr>
-          <w:rStyle w:val="Strong"/>
-          <w:rFonts w:eastAsiaTheme="majorEastAsia"/>
-        </w:rPr>
-        <w:t>Pseudocode</w:t>
-      </w:r>
-      <w:r>
-        <w:rPr>
-          <w:rStyle w:val="Strong"/>
-          <w:rFonts w:eastAsiaTheme="majorEastAsia"/>
-        </w:rPr>
-        <w:t>:</w:t>
-      </w:r>
-    </w:p>
-    <w:p>
-      <w:pPr>
-        <w:spacing w:line="360" w:lineRule="auto"/>
-        <w:ind w:left="0" w:firstLine="0"/>
-        <w:rPr>
-          <w:color w:val="auto"/>
-        </w:rPr>
-      </w:pPr>
-      <w:r>
-        <w:rPr>
-          <w:color w:val="auto"/>
-        </w:rPr>
-        <w:t xml:space="preserve">CLASS </w:t>
-      </w:r>
-      <w:proofErr w:type="spellStart"/>
-      <w:r>
-        <w:rPr>
-          <w:color w:val="auto"/>
-        </w:rPr>
-        <w:t>ChaCipher</w:t>
-      </w:r>
-      <w:proofErr w:type="spellEnd"/>
-    </w:p>
-    <w:p>
-      <w:pPr>
-        <w:spacing w:line="360" w:lineRule="auto"/>
-        <w:ind w:left="0" w:firstLine="0"/>
-        <w:rPr>
-          <w:color w:val="auto"/>
-        </w:rPr>
-      </w:pPr>
-      <w:r>
-        <w:rPr>
-          <w:color w:val="auto"/>
-        </w:rPr>
-        <w:t xml:space="preserve">    PROPERTIES:</w:t>
-      </w:r>
-    </w:p>
-    <w:p>
-      <w:pPr>
-        <w:spacing w:line="360" w:lineRule="auto"/>
-        <w:ind w:left="0" w:firstLine="0"/>
-        <w:rPr>
-          <w:color w:val="auto"/>
-        </w:rPr>
-      </w:pPr>
-      <w:r>
-        <w:rPr>
-          <w:color w:val="auto"/>
-        </w:rPr>
-        <w:t xml:space="preserve">        </w:t>
-      </w:r>
-      <w:proofErr w:type="spellStart"/>
-      <w:proofErr w:type="gramStart"/>
-      <w:r>
-        <w:rPr>
-          <w:color w:val="auto"/>
-        </w:rPr>
-        <w:t>secretKey</w:t>
-      </w:r>
-      <w:proofErr w:type="spellEnd"/>
-      <w:r>
-        <w:rPr>
-          <w:color w:val="auto"/>
-        </w:rPr>
-        <w:t xml:space="preserve"> :</w:t>
-      </w:r>
-      <w:proofErr w:type="gramEnd"/>
-      <w:r>
-        <w:rPr>
-          <w:color w:val="auto"/>
-        </w:rPr>
-        <w:t xml:space="preserve"> STRING</w:t>
-      </w:r>
-    </w:p>
-    <w:p>
-      <w:pPr>
-        <w:spacing w:line="360" w:lineRule="auto"/>
-        <w:ind w:left="0" w:firstLine="0"/>
-        <w:rPr>
-          <w:color w:val="auto"/>
-        </w:rPr>
-      </w:pPr>
-      <w:r>
-        <w:rPr>
-          <w:color w:val="auto"/>
-        </w:rPr>
-        <w:t xml:space="preserve">        </w:t>
-      </w:r>
-      <w:proofErr w:type="spellStart"/>
-      <w:r>
-        <w:rPr>
-          <w:color w:val="auto"/>
-        </w:rPr>
-        <w:t>keyHash</w:t>
-      </w:r>
-      <w:proofErr w:type="spellEnd"/>
-      <w:r>
-        <w:rPr>
-          <w:color w:val="auto"/>
-        </w:rPr>
-        <w:t xml:space="preserve"> </w:t>
-      </w:r>
-      <w:proofErr w:type="gramStart"/>
-      <w:r>
-        <w:rPr>
-          <w:color w:val="auto"/>
-        </w:rPr>
-        <w:t xml:space="preserve">  :</w:t>
-      </w:r>
-      <w:proofErr w:type="gramEnd"/>
-      <w:r>
-        <w:rPr>
-          <w:color w:val="auto"/>
-        </w:rPr>
-        <w:t xml:space="preserve"> INTEGER</w:t>
-      </w:r>
-    </w:p>
-    <w:p>
-      <w:pPr>
-        <w:spacing w:line="360" w:lineRule="auto"/>
-        <w:ind w:left="0" w:firstLine="0"/>
-        <w:rPr>
-          <w:color w:val="auto"/>
-        </w:rPr>
-      </w:pPr>
-    </w:p>
-    <w:p>
-      <w:pPr>
-        <w:spacing w:line="360" w:lineRule="auto"/>
-        <w:ind w:left="0" w:firstLine="0"/>
-        <w:rPr>
-          <w:color w:val="auto"/>
-        </w:rPr>
-      </w:pPr>
-      <w:r>
-        <w:rPr>
-          <w:color w:val="auto"/>
-        </w:rPr>
-        <w:t xml:space="preserve">    </w:t>
-      </w:r>
-      <w:proofErr w:type="gramStart"/>
-      <w:r>
-        <w:rPr>
-          <w:color w:val="auto"/>
-        </w:rPr>
-        <w:t>CONSTRUCTOR(</w:t>
-      </w:r>
-      <w:proofErr w:type="spellStart"/>
-      <w:proofErr w:type="gramEnd"/>
-      <w:r>
-        <w:rPr>
-          <w:color w:val="auto"/>
-        </w:rPr>
-        <w:t>secretKey</w:t>
-      </w:r>
-      <w:proofErr w:type="spellEnd"/>
-      <w:r>
-        <w:rPr>
-          <w:color w:val="auto"/>
-        </w:rPr>
-        <w:t>)</w:t>
-      </w:r>
-    </w:p>
-    <w:p>
-      <w:pPr>
-        <w:spacing w:line="360" w:lineRule="auto"/>
-        <w:ind w:left="0" w:firstLine="0"/>
-        <w:rPr>
-          <w:color w:val="auto"/>
-        </w:rPr>
-      </w:pPr>
-      <w:r>
-        <w:rPr>
-          <w:color w:val="auto"/>
-        </w:rPr>
-        <w:t xml:space="preserve">        IF </w:t>
-      </w:r>
-      <w:proofErr w:type="spellStart"/>
-      <w:r>
-        <w:rPr>
-          <w:color w:val="auto"/>
-        </w:rPr>
-        <w:t>secretKey</w:t>
-      </w:r>
-      <w:proofErr w:type="spellEnd"/>
-      <w:r>
-        <w:rPr>
-          <w:color w:val="auto"/>
-        </w:rPr>
-        <w:t xml:space="preserve"> IS NULL THEN</w:t>
-      </w:r>
-    </w:p>
-    <w:p>
-      <w:pPr>
-        <w:spacing w:line="360" w:lineRule="auto"/>
-        <w:ind w:left="0" w:firstLine="0"/>
-        <w:rPr>
-          <w:color w:val="auto"/>
-        </w:rPr>
-      </w:pPr>
-      <w:r>
-        <w:rPr>
-          <w:color w:val="auto"/>
-        </w:rPr>
-        <w:t xml:space="preserve">            </w:t>
-      </w:r>
-      <w:proofErr w:type="spellStart"/>
-      <w:r>
-        <w:rPr>
-          <w:color w:val="auto"/>
-        </w:rPr>
-        <w:t>secretKey</w:t>
-      </w:r>
-      <w:proofErr w:type="spellEnd"/>
-      <w:r>
-        <w:rPr>
-          <w:color w:val="auto"/>
-        </w:rPr>
-        <w:t xml:space="preserve"> ← "DefaultChatKey123"</w:t>
-      </w:r>
-    </w:p>
-    <w:p>
-      <w:pPr>
-        <w:spacing w:line="360" w:lineRule="auto"/>
-        <w:ind w:left="0" w:firstLine="0"/>
-        <w:rPr>
-          <w:color w:val="auto"/>
-        </w:rPr>
-      </w:pPr>
-      <w:r>
-        <w:rPr>
-          <w:color w:val="auto"/>
-        </w:rPr>
-        <w:t xml:space="preserve">        ENDIF</w:t>
-      </w:r>
-    </w:p>
-    <w:p>
-      <w:pPr>
-        <w:spacing w:line="360" w:lineRule="auto"/>
-        <w:ind w:left="0" w:firstLine="0"/>
-        <w:rPr>
-          <w:color w:val="auto"/>
-        </w:rPr>
-      </w:pPr>
-      <w:r>
-        <w:rPr>
-          <w:color w:val="auto"/>
-        </w:rPr>
-        <w:t xml:space="preserve">        </w:t>
-      </w:r>
-      <w:proofErr w:type="spellStart"/>
-      <w:proofErr w:type="gramStart"/>
-      <w:r>
-        <w:rPr>
-          <w:color w:val="auto"/>
-        </w:rPr>
-        <w:t>this.secretKey</w:t>
-      </w:r>
-      <w:proofErr w:type="spellEnd"/>
-      <w:proofErr w:type="gramEnd"/>
-      <w:r>
-        <w:rPr>
-          <w:color w:val="auto"/>
-        </w:rPr>
-        <w:t xml:space="preserve"> ← </w:t>
-      </w:r>
-      <w:proofErr w:type="spellStart"/>
-      <w:r>
-        <w:rPr>
-          <w:color w:val="auto"/>
-        </w:rPr>
-        <w:t>secretKey</w:t>
-      </w:r>
-      <w:proofErr w:type="spellEnd"/>
-    </w:p>
-    <w:p>
-      <w:pPr>
-        <w:spacing w:line="360" w:lineRule="auto"/>
-        <w:ind w:left="0" w:firstLine="0"/>
-        <w:rPr>
-          <w:color w:val="auto"/>
-        </w:rPr>
-      </w:pPr>
-      <w:r>
-        <w:rPr>
-          <w:color w:val="auto"/>
-        </w:rPr>
-        <w:t xml:space="preserve">        </w:t>
-      </w:r>
-      <w:proofErr w:type="spellStart"/>
-      <w:proofErr w:type="gramStart"/>
-      <w:r>
-        <w:rPr>
-          <w:color w:val="auto"/>
-        </w:rPr>
-        <w:t>this.keyHash</w:t>
-      </w:r>
-      <w:proofErr w:type="spellEnd"/>
-      <w:proofErr w:type="gramEnd"/>
-      <w:r>
-        <w:rPr>
-          <w:color w:val="auto"/>
-        </w:rPr>
-        <w:t xml:space="preserve"> ← </w:t>
-      </w:r>
-      <w:proofErr w:type="spellStart"/>
-      <w:r>
-        <w:rPr>
-          <w:color w:val="auto"/>
-        </w:rPr>
-        <w:t>GenerateKeyHash</w:t>
-      </w:r>
-      <w:proofErr w:type="spellEnd"/>
-      <w:r>
-        <w:rPr>
-          <w:color w:val="auto"/>
-        </w:rPr>
-        <w:t>(</w:t>
-      </w:r>
-      <w:proofErr w:type="spellStart"/>
-      <w:r>
-        <w:rPr>
-          <w:color w:val="auto"/>
-        </w:rPr>
-        <w:t>secretKey</w:t>
-      </w:r>
-      <w:proofErr w:type="spellEnd"/>
-      <w:r>
-        <w:rPr>
-          <w:color w:val="auto"/>
-        </w:rPr>
-        <w:t>)</w:t>
-      </w:r>
-    </w:p>
-    <w:p>
-      <w:pPr>
-        <w:spacing w:line="360" w:lineRule="auto"/>
-        <w:ind w:left="0" w:firstLine="0"/>
-        <w:rPr>
-          <w:color w:val="auto"/>
-        </w:rPr>
-      </w:pPr>
-      <w:r>
-        <w:rPr>
-          <w:color w:val="auto"/>
-        </w:rPr>
-        <w:t xml:space="preserve">    END CONSTRUCTOR</w:t>
-      </w:r>
-    </w:p>
-    <w:p>
-      <w:pPr>
-        <w:spacing w:line="360" w:lineRule="auto"/>
-        <w:ind w:left="0" w:firstLine="0"/>
-        <w:rPr>
-          <w:color w:val="auto"/>
-        </w:rPr>
-      </w:pPr>
-    </w:p>
-    <w:p>
-      <w:pPr>
-        <w:spacing w:line="360" w:lineRule="auto"/>
-        <w:ind w:left="0" w:firstLine="0"/>
-        <w:rPr>
-          <w:color w:val="auto"/>
-        </w:rPr>
-      </w:pPr>
-      <w:r>
-        <w:rPr>
-          <w:color w:val="auto"/>
-        </w:rPr>
-        <w:t xml:space="preserve">    FUNCTION </w:t>
-      </w:r>
-      <w:proofErr w:type="spellStart"/>
-      <w:r>
-        <w:rPr>
-          <w:color w:val="auto"/>
-        </w:rPr>
-        <w:t>GenerateKeyHash</w:t>
-      </w:r>
-      <w:proofErr w:type="spellEnd"/>
-      <w:r>
-        <w:rPr>
-          <w:color w:val="auto"/>
-        </w:rPr>
-        <w:t>(key)</w:t>
-      </w:r>
-    </w:p>
-    <w:p>
-      <w:pPr>
-        <w:spacing w:line="360" w:lineRule="auto"/>
-        <w:ind w:left="0" w:firstLine="0"/>
-        <w:rPr>
-          <w:color w:val="auto"/>
-        </w:rPr>
-      </w:pPr>
-      <w:r>
-        <w:rPr>
-          <w:color w:val="auto"/>
-        </w:rPr>
-        <w:t xml:space="preserve">        hash ← 0</w:t>
-      </w:r>
-    </w:p>
-    <w:p>
-      <w:pPr>
-        <w:spacing w:line="360" w:lineRule="auto"/>
-        <w:ind w:left="0" w:firstLine="0"/>
-        <w:rPr>
-          <w:color w:val="auto"/>
-        </w:rPr>
-      </w:pPr>
-      <w:r>
-        <w:rPr>
-          <w:color w:val="auto"/>
-        </w:rPr>
-        <w:t xml:space="preserve">        FOR </w:t>
-      </w:r>
-      <w:proofErr w:type="spellStart"/>
-      <w:r>
-        <w:rPr>
-          <w:color w:val="auto"/>
-        </w:rPr>
-        <w:t>i</w:t>
-      </w:r>
-      <w:proofErr w:type="spellEnd"/>
-      <w:r>
-        <w:rPr>
-          <w:color w:val="auto"/>
-        </w:rPr>
-        <w:t xml:space="preserve"> FROM 0 TO </w:t>
-      </w:r>
-      <w:proofErr w:type="gramStart"/>
-      <w:r>
-        <w:rPr>
-          <w:color w:val="auto"/>
-        </w:rPr>
-        <w:t>LENGTH(</w:t>
-      </w:r>
-      <w:proofErr w:type="gramEnd"/>
-      <w:r>
-        <w:rPr>
-          <w:color w:val="auto"/>
-        </w:rPr>
-        <w:t>key) - 1 DO</w:t>
-      </w:r>
-    </w:p>
-    <w:p>
-      <w:pPr>
-        <w:spacing w:line="360" w:lineRule="auto"/>
-        <w:ind w:left="0" w:firstLine="0"/>
-        <w:rPr>
-          <w:color w:val="auto"/>
-        </w:rPr>
-      </w:pPr>
-      <w:r>
-        <w:rPr>
-          <w:color w:val="auto"/>
-        </w:rPr>
-        <w:t xml:space="preserve">            hash ← (hash × 31) + </w:t>
-      </w:r>
-      <w:proofErr w:type="gramStart"/>
-      <w:r>
-        <w:rPr>
-          <w:color w:val="auto"/>
-        </w:rPr>
-        <w:t>ASCII(</w:t>
-      </w:r>
-      <w:proofErr w:type="gramEnd"/>
-      <w:r>
-        <w:rPr>
-          <w:color w:val="auto"/>
-        </w:rPr>
-        <w:t>key[</w:t>
-      </w:r>
-      <w:proofErr w:type="spellStart"/>
-      <w:r>
-        <w:rPr>
-          <w:color w:val="auto"/>
-        </w:rPr>
-        <w:t>i</w:t>
-      </w:r>
-      <w:proofErr w:type="spellEnd"/>
-      <w:r>
-        <w:rPr>
-          <w:color w:val="auto"/>
-        </w:rPr>
-        <w:t>])</w:t>
-      </w:r>
-    </w:p>
-    <w:p>
-      <w:pPr>
-        <w:spacing w:line="360" w:lineRule="auto"/>
-        <w:ind w:left="0" w:firstLine="0"/>
-        <w:rPr>
-          <w:color w:val="auto"/>
-        </w:rPr>
-      </w:pPr>
-      <w:r>
-        <w:rPr>
-          <w:color w:val="auto"/>
-        </w:rPr>
-        <w:t xml:space="preserve">        END FOR</w:t>
-      </w:r>
-    </w:p>
-    <w:p>
-      <w:pPr>
-        <w:spacing w:line="360" w:lineRule="auto"/>
-        <w:ind w:left="0" w:firstLine="0"/>
-        <w:rPr>
-          <w:color w:val="auto"/>
-        </w:rPr>
-      </w:pPr>
-      <w:r>
-        <w:rPr>
-          <w:color w:val="auto"/>
-        </w:rPr>
-        <w:t xml:space="preserve">        RETURN </w:t>
-      </w:r>
-      <w:proofErr w:type="gramStart"/>
-      <w:r>
-        <w:rPr>
-          <w:color w:val="auto"/>
-        </w:rPr>
-        <w:t>ABS(</w:t>
-      </w:r>
-      <w:proofErr w:type="gramEnd"/>
-      <w:r>
-        <w:rPr>
-          <w:color w:val="auto"/>
-        </w:rPr>
-        <w:t>hash)</w:t>
-      </w:r>
-    </w:p>
-    <w:p>
-      <w:pPr>
-        <w:spacing w:line="360" w:lineRule="auto"/>
-        <w:ind w:left="0" w:firstLine="0"/>
-        <w:rPr>
-          <w:color w:val="auto"/>
-        </w:rPr>
-      </w:pPr>
-      <w:r>
-        <w:rPr>
-          <w:color w:val="auto"/>
-        </w:rPr>
-        <w:t xml:space="preserve">    END FUNCTION</w:t>
-      </w:r>
-    </w:p>
-    <w:p>
-      <w:pPr>
-        <w:spacing w:line="360" w:lineRule="auto"/>
-        <w:ind w:left="0" w:firstLine="0"/>
-        <w:rPr>
-          <w:color w:val="auto"/>
-        </w:rPr>
-      </w:pPr>
-      <w:r>
-        <w:rPr>
-          <w:color w:val="auto"/>
-        </w:rPr>
-        <w:lastRenderedPageBreak/>
-        <w:t xml:space="preserve">    FUNCTION Encrypt(message)</w:t>
-      </w:r>
-    </w:p>
-    <w:p>
-      <w:pPr>
-        <w:spacing w:line="360" w:lineRule="auto"/>
-        <w:ind w:left="0" w:firstLine="0"/>
-        <w:rPr>
-          <w:color w:val="auto"/>
-        </w:rPr>
-      </w:pPr>
-      <w:r>
-        <w:rPr>
-          <w:color w:val="auto"/>
-        </w:rPr>
-        <w:t xml:space="preserve">        IF message IS NULL OR message IS NOT STRING THEN</w:t>
-      </w:r>
-    </w:p>
-    <w:p>
-      <w:pPr>
-        <w:spacing w:line="360" w:lineRule="auto"/>
-        <w:ind w:left="0" w:firstLine="0"/>
-        <w:rPr>
-          <w:color w:val="auto"/>
-        </w:rPr>
-      </w:pPr>
-      <w:r>
-        <w:rPr>
-          <w:color w:val="auto"/>
-        </w:rPr>
-        <w:t xml:space="preserve">            RETURN message</w:t>
-      </w:r>
-    </w:p>
-    <w:p>
-      <w:pPr>
-        <w:spacing w:line="360" w:lineRule="auto"/>
-        <w:ind w:left="0" w:firstLine="0"/>
-        <w:rPr>
-          <w:color w:val="auto"/>
-        </w:rPr>
-      </w:pPr>
-      <w:r>
-        <w:rPr>
-          <w:color w:val="auto"/>
-        </w:rPr>
-        <w:t xml:space="preserve">        ENDIF</w:t>
-      </w:r>
-    </w:p>
-    <w:p>
-      <w:pPr>
-        <w:spacing w:line="360" w:lineRule="auto"/>
-        <w:ind w:left="0" w:firstLine="0"/>
-        <w:rPr>
-          <w:color w:val="auto"/>
-        </w:rPr>
-      </w:pPr>
-      <w:r>
-        <w:rPr>
-          <w:color w:val="auto"/>
-        </w:rPr>
-        <w:t xml:space="preserve">        Base64Message ← ENCODE_BASE64(message)</w:t>
-      </w:r>
-    </w:p>
-    <w:p>
-      <w:pPr>
-        <w:spacing w:line="360" w:lineRule="auto"/>
-        <w:ind w:left="0" w:firstLine="0"/>
-        <w:rPr>
-          <w:color w:val="auto"/>
-        </w:rPr>
-      </w:pPr>
-      <w:r>
-        <w:rPr>
-          <w:color w:val="auto"/>
-        </w:rPr>
-        <w:t xml:space="preserve">        </w:t>
-      </w:r>
-      <w:proofErr w:type="spellStart"/>
-      <w:r>
-        <w:rPr>
-          <w:color w:val="auto"/>
-        </w:rPr>
-        <w:t>EncryptedText</w:t>
-      </w:r>
-      <w:proofErr w:type="spellEnd"/>
-      <w:r>
-        <w:rPr>
-          <w:color w:val="auto"/>
-        </w:rPr>
-        <w:t xml:space="preserve"> ← ""</w:t>
-      </w:r>
-    </w:p>
-    <w:p>
-      <w:pPr>
-        <w:spacing w:line="360" w:lineRule="auto"/>
-        <w:ind w:left="0" w:firstLine="0"/>
-        <w:rPr>
-          <w:color w:val="auto"/>
-        </w:rPr>
-      </w:pPr>
-      <w:r>
-        <w:rPr>
-          <w:color w:val="auto"/>
-        </w:rPr>
-        <w:t xml:space="preserve">        </w:t>
-      </w:r>
-      <w:proofErr w:type="spellStart"/>
-      <w:r>
-        <w:rPr>
-          <w:color w:val="auto"/>
-        </w:rPr>
-        <w:t>KeyLength</w:t>
-      </w:r>
-      <w:proofErr w:type="spellEnd"/>
-      <w:r>
-        <w:rPr>
-          <w:color w:val="auto"/>
-        </w:rPr>
-        <w:t xml:space="preserve"> ← </w:t>
-      </w:r>
-      <w:proofErr w:type="gramStart"/>
-      <w:r>
-        <w:rPr>
-          <w:color w:val="auto"/>
-        </w:rPr>
-        <w:t>LENGTH(</w:t>
-      </w:r>
-      <w:proofErr w:type="spellStart"/>
-      <w:proofErr w:type="gramEnd"/>
-      <w:r>
-        <w:rPr>
-          <w:color w:val="auto"/>
-        </w:rPr>
-        <w:t>secretKey</w:t>
-      </w:r>
-      <w:proofErr w:type="spellEnd"/>
-      <w:r>
-        <w:rPr>
-          <w:color w:val="auto"/>
-        </w:rPr>
-        <w:t>)</w:t>
-      </w:r>
-    </w:p>
-    <w:p>
-      <w:pPr>
-        <w:spacing w:line="360" w:lineRule="auto"/>
-        <w:ind w:left="0" w:firstLine="0"/>
-        <w:rPr>
-          <w:color w:val="auto"/>
-        </w:rPr>
-      </w:pPr>
-      <w:r>
-        <w:rPr>
-          <w:color w:val="auto"/>
-        </w:rPr>
-        <w:t xml:space="preserve">        FOR </w:t>
-      </w:r>
-      <w:proofErr w:type="spellStart"/>
-      <w:r>
-        <w:rPr>
-          <w:color w:val="auto"/>
-        </w:rPr>
-        <w:t>i</w:t>
-      </w:r>
-      <w:proofErr w:type="spellEnd"/>
-      <w:r>
-        <w:rPr>
-          <w:color w:val="auto"/>
-        </w:rPr>
-        <w:t xml:space="preserve"> FROM 0 TO LENGTH(Base64Message) - 1 DO</w:t>
-      </w:r>
-    </w:p>
-    <w:p>
-      <w:pPr>
-        <w:spacing w:line="360" w:lineRule="auto"/>
-        <w:ind w:left="0" w:firstLine="0"/>
-        <w:rPr>
-          <w:color w:val="auto"/>
-        </w:rPr>
-      </w:pPr>
-      <w:r>
-        <w:rPr>
-          <w:color w:val="auto"/>
-        </w:rPr>
-        <w:t xml:space="preserve">            </w:t>
-      </w:r>
-      <w:proofErr w:type="spellStart"/>
-      <w:r>
-        <w:rPr>
-          <w:color w:val="auto"/>
-        </w:rPr>
-        <w:t>CharCode</w:t>
-      </w:r>
-      <w:proofErr w:type="spellEnd"/>
-      <w:r>
-        <w:rPr>
-          <w:color w:val="auto"/>
-        </w:rPr>
-        <w:t xml:space="preserve"> ← ASCII(Base64Message[</w:t>
-      </w:r>
-      <w:proofErr w:type="spellStart"/>
-      <w:r>
-        <w:rPr>
-          <w:color w:val="auto"/>
-        </w:rPr>
-        <w:t>i</w:t>
-      </w:r>
-      <w:proofErr w:type="spellEnd"/>
-      <w:r>
-        <w:rPr>
-          <w:color w:val="auto"/>
-        </w:rPr>
-        <w:t>])</w:t>
-      </w:r>
-    </w:p>
-    <w:p>
-      <w:pPr>
-        <w:spacing w:line="360" w:lineRule="auto"/>
-        <w:ind w:left="0" w:firstLine="0"/>
-        <w:rPr>
-          <w:color w:val="auto"/>
-        </w:rPr>
-      </w:pPr>
-      <w:r>
-        <w:rPr>
-          <w:color w:val="auto"/>
-        </w:rPr>
-        <w:t xml:space="preserve">            </w:t>
-      </w:r>
-      <w:proofErr w:type="spellStart"/>
-      <w:r>
-        <w:rPr>
-          <w:color w:val="auto"/>
-        </w:rPr>
-        <w:t>KeyChar</w:t>
-      </w:r>
-      <w:proofErr w:type="spellEnd"/>
-      <w:r>
-        <w:rPr>
-          <w:color w:val="auto"/>
-        </w:rPr>
-        <w:t xml:space="preserve"> ← </w:t>
-      </w:r>
-      <w:proofErr w:type="spellStart"/>
-      <w:proofErr w:type="gramStart"/>
-      <w:r>
-        <w:rPr>
-          <w:color w:val="auto"/>
-        </w:rPr>
-        <w:t>secretKey</w:t>
-      </w:r>
-      <w:proofErr w:type="spellEnd"/>
-      <w:r>
-        <w:rPr>
-          <w:color w:val="auto"/>
-        </w:rPr>
-        <w:t>[</w:t>
-      </w:r>
-      <w:proofErr w:type="spellStart"/>
-      <w:proofErr w:type="gramEnd"/>
-      <w:r>
-        <w:rPr>
-          <w:color w:val="auto"/>
-        </w:rPr>
-        <w:t>i</w:t>
-      </w:r>
-      <w:proofErr w:type="spellEnd"/>
-      <w:r>
-        <w:rPr>
-          <w:color w:val="auto"/>
-        </w:rPr>
-        <w:t xml:space="preserve"> MOD </w:t>
-      </w:r>
-      <w:proofErr w:type="spellStart"/>
-      <w:r>
-        <w:rPr>
-          <w:color w:val="auto"/>
-        </w:rPr>
-        <w:t>KeyLength</w:t>
-      </w:r>
-      <w:proofErr w:type="spellEnd"/>
-      <w:r>
-        <w:rPr>
-          <w:color w:val="auto"/>
-        </w:rPr>
-        <w:t>]</w:t>
-      </w:r>
-    </w:p>
-    <w:p>
-      <w:pPr>
-        <w:spacing w:line="360" w:lineRule="auto"/>
-        <w:ind w:left="0" w:firstLine="0"/>
-        <w:rPr>
-          <w:color w:val="auto"/>
-        </w:rPr>
-      </w:pPr>
-      <w:r>
-        <w:rPr>
-          <w:color w:val="auto"/>
-        </w:rPr>
-        <w:t xml:space="preserve">            Shift ← (ASCII(</w:t>
-      </w:r>
-      <w:proofErr w:type="spellStart"/>
-      <w:r>
-        <w:rPr>
-          <w:color w:val="auto"/>
-        </w:rPr>
-        <w:t>KeyChar</w:t>
-      </w:r>
-      <w:proofErr w:type="spellEnd"/>
-      <w:r>
-        <w:rPr>
-          <w:color w:val="auto"/>
-        </w:rPr>
-        <w:t xml:space="preserve">) + </w:t>
-      </w:r>
-      <w:proofErr w:type="spellStart"/>
-      <w:r>
-        <w:rPr>
-          <w:color w:val="auto"/>
-        </w:rPr>
-        <w:t>i</w:t>
-      </w:r>
-      <w:proofErr w:type="spellEnd"/>
-      <w:r>
-        <w:rPr>
-          <w:color w:val="auto"/>
-        </w:rPr>
-        <w:t xml:space="preserve"> + </w:t>
-      </w:r>
-      <w:proofErr w:type="spellStart"/>
-      <w:r>
-        <w:rPr>
-          <w:color w:val="auto"/>
-        </w:rPr>
-        <w:t>keyHash</w:t>
-      </w:r>
-      <w:proofErr w:type="spellEnd"/>
-      <w:r>
-        <w:rPr>
-          <w:color w:val="auto"/>
-        </w:rPr>
-        <w:t>) MOD 256</w:t>
-      </w:r>
-    </w:p>
-    <w:p>
-      <w:pPr>
-        <w:spacing w:line="360" w:lineRule="auto"/>
-        <w:ind w:left="0" w:firstLine="0"/>
-        <w:rPr>
-          <w:color w:val="auto"/>
-        </w:rPr>
-      </w:pPr>
-      <w:r>
-        <w:rPr>
-          <w:color w:val="auto"/>
-        </w:rPr>
-        <w:t xml:space="preserve">            </w:t>
-      </w:r>
-      <w:proofErr w:type="spellStart"/>
-      <w:r>
-        <w:rPr>
-          <w:color w:val="auto"/>
-        </w:rPr>
-        <w:t>EncryptedChar</w:t>
-      </w:r>
-      <w:proofErr w:type="spellEnd"/>
-      <w:r>
-        <w:rPr>
-          <w:color w:val="auto"/>
-        </w:rPr>
-        <w:t xml:space="preserve"> ← (</w:t>
-      </w:r>
-      <w:proofErr w:type="spellStart"/>
-      <w:r>
-        <w:rPr>
-          <w:color w:val="auto"/>
-        </w:rPr>
-        <w:t>CharCode</w:t>
-      </w:r>
-      <w:proofErr w:type="spellEnd"/>
-      <w:r>
-        <w:rPr>
-          <w:color w:val="auto"/>
-        </w:rPr>
-        <w:t xml:space="preserve"> + Shift) MOD 256</w:t>
-      </w:r>
-    </w:p>
-    <w:p>
-      <w:pPr>
-        <w:spacing w:line="360" w:lineRule="auto"/>
-        <w:ind w:left="0" w:firstLine="0"/>
-        <w:rPr>
-          <w:color w:val="auto"/>
-        </w:rPr>
-      </w:pPr>
-      <w:r>
-        <w:rPr>
-          <w:color w:val="auto"/>
-        </w:rPr>
-        <w:t xml:space="preserve">            </w:t>
-      </w:r>
-      <w:proofErr w:type="spellStart"/>
-      <w:r>
-        <w:rPr>
-          <w:color w:val="auto"/>
-        </w:rPr>
-        <w:t>EncryptedText</w:t>
-      </w:r>
-      <w:proofErr w:type="spellEnd"/>
-      <w:r>
-        <w:rPr>
-          <w:color w:val="auto"/>
-        </w:rPr>
-        <w:t xml:space="preserve"> ← </w:t>
-      </w:r>
-      <w:proofErr w:type="spellStart"/>
-      <w:r>
-        <w:rPr>
-          <w:color w:val="auto"/>
-        </w:rPr>
-        <w:t>EncryptedText</w:t>
-      </w:r>
-      <w:proofErr w:type="spellEnd"/>
-      <w:r>
-        <w:rPr>
-          <w:color w:val="auto"/>
-        </w:rPr>
-        <w:t xml:space="preserve"> + CHARACTER(</w:t>
-      </w:r>
-      <w:proofErr w:type="spellStart"/>
-      <w:r>
-        <w:rPr>
-          <w:color w:val="auto"/>
-        </w:rPr>
-        <w:t>EncryptedChar</w:t>
-      </w:r>
-      <w:proofErr w:type="spellEnd"/>
-      <w:r>
-        <w:rPr>
-          <w:color w:val="auto"/>
-        </w:rPr>
-        <w:t>)</w:t>
-      </w:r>
-    </w:p>
-    <w:p>
-      <w:pPr>
-        <w:spacing w:line="360" w:lineRule="auto"/>
-        <w:ind w:left="0" w:firstLine="0"/>
-        <w:rPr>
-          <w:color w:val="auto"/>
-        </w:rPr>
-      </w:pPr>
-      <w:r>
-        <w:rPr>
-          <w:color w:val="auto"/>
-        </w:rPr>
-        <w:t xml:space="preserve">        END FOR</w:t>
-      </w:r>
-    </w:p>
-    <w:p>
-      <w:pPr>
-        <w:spacing w:line="360" w:lineRule="auto"/>
-        <w:ind w:left="0" w:firstLine="0"/>
-        <w:rPr>
-          <w:color w:val="auto"/>
-        </w:rPr>
-      </w:pPr>
-      <w:r>
-        <w:rPr>
-          <w:color w:val="auto"/>
-        </w:rPr>
-        <w:t xml:space="preserve">        RETURN </w:t>
-      </w:r>
-      <w:proofErr w:type="spellStart"/>
-      <w:r>
-        <w:rPr>
-          <w:color w:val="auto"/>
-        </w:rPr>
-        <w:t>EncryptedText</w:t>
-      </w:r>
-      <w:proofErr w:type="spellEnd"/>
-    </w:p>
-    <w:p>
-      <w:pPr>
-        <w:spacing w:line="360" w:lineRule="auto"/>
-        <w:ind w:left="0" w:firstLine="0"/>
-        <w:rPr>
-          <w:color w:val="auto"/>
-        </w:rPr>
-      </w:pPr>
-      <w:r>
-        <w:rPr>
-          <w:color w:val="auto"/>
-        </w:rPr>
-        <w:t xml:space="preserve">    END FUNCTION</w:t>
-      </w:r>
-    </w:p>
-    <w:p>
-      <w:pPr>
-        <w:spacing w:line="360" w:lineRule="auto"/>
-        <w:ind w:left="0" w:firstLine="0"/>
-        <w:rPr>
-          <w:color w:val="auto"/>
-        </w:rPr>
-      </w:pPr>
-    </w:p>
-    <w:p>
-      <w:pPr>
-        <w:spacing w:line="360" w:lineRule="auto"/>
-        <w:ind w:left="0" w:firstLine="0"/>
-        <w:rPr>
-          <w:color w:val="auto"/>
-        </w:rPr>
-      </w:pPr>
-      <w:r>
-        <w:rPr>
-          <w:color w:val="auto"/>
-        </w:rPr>
-        <w:t xml:space="preserve">    FUNCTION Decrypt(</w:t>
-      </w:r>
-      <w:proofErr w:type="spellStart"/>
-      <w:r>
-        <w:rPr>
-          <w:color w:val="auto"/>
-        </w:rPr>
-        <w:t>encryptedMessage</w:t>
-      </w:r>
-      <w:proofErr w:type="spellEnd"/>
-      <w:r>
-        <w:rPr>
-          <w:color w:val="auto"/>
-        </w:rPr>
-        <w:t>)</w:t>
-      </w:r>
-    </w:p>
-    <w:p>
-      <w:pPr>
-        <w:spacing w:line="360" w:lineRule="auto"/>
-        <w:ind w:left="0" w:firstLine="0"/>
-        <w:rPr>
-          <w:color w:val="auto"/>
-        </w:rPr>
-      </w:pPr>
-      <w:r>
-        <w:rPr>
-          <w:color w:val="auto"/>
-        </w:rPr>
-        <w:t xml:space="preserve">        IF </w:t>
-      </w:r>
-      <w:proofErr w:type="spellStart"/>
-      <w:r>
-        <w:rPr>
-          <w:color w:val="auto"/>
-        </w:rPr>
-        <w:t>encryptedMessage</w:t>
-      </w:r>
-      <w:proofErr w:type="spellEnd"/>
-      <w:r>
-        <w:rPr>
-          <w:color w:val="auto"/>
-        </w:rPr>
-        <w:t xml:space="preserve"> IS NULL OR </w:t>
-      </w:r>
-      <w:proofErr w:type="spellStart"/>
-      <w:r>
-        <w:rPr>
-          <w:color w:val="auto"/>
-        </w:rPr>
-        <w:t>encryptedMessage</w:t>
-      </w:r>
-      <w:proofErr w:type="spellEnd"/>
-      <w:r>
-        <w:rPr>
-          <w:color w:val="auto"/>
-        </w:rPr>
-        <w:t xml:space="preserve"> IS NOT STRING THEN</w:t>
-      </w:r>
-    </w:p>
-    <w:p>
-      <w:pPr>
-        <w:spacing w:line="360" w:lineRule="auto"/>
-        <w:ind w:left="0" w:firstLine="0"/>
-        <w:rPr>
-          <w:color w:val="auto"/>
-        </w:rPr>
-      </w:pPr>
-      <w:r>
-        <w:rPr>
-          <w:color w:val="auto"/>
-        </w:rPr>
-        <w:t xml:space="preserve">            RETURN </w:t>
-      </w:r>
-      <w:proofErr w:type="spellStart"/>
-      <w:r>
-        <w:rPr>
-          <w:color w:val="auto"/>
-        </w:rPr>
-        <w:t>encryptedMessage</w:t>
-      </w:r>
-      <w:proofErr w:type="spellEnd"/>
-    </w:p>
-    <w:p>
-      <w:pPr>
-        <w:spacing w:line="360" w:lineRule="auto"/>
-        <w:ind w:left="0" w:firstLine="0"/>
-        <w:rPr>
-          <w:color w:val="auto"/>
-        </w:rPr>
-      </w:pPr>
-      <w:r>
-        <w:rPr>
-          <w:color w:val="auto"/>
-        </w:rPr>
-        <w:t xml:space="preserve">        ENDIF</w:t>
-      </w:r>
-    </w:p>
-    <w:p>
-      <w:pPr>
-        <w:spacing w:line="360" w:lineRule="auto"/>
-        <w:ind w:left="0" w:firstLine="0"/>
-        <w:rPr>
-          <w:color w:val="auto"/>
-        </w:rPr>
-      </w:pPr>
-      <w:r>
-        <w:rPr>
-          <w:color w:val="auto"/>
-        </w:rPr>
-        <w:t xml:space="preserve">        DecryptedBase64 ← ""</w:t>
-      </w:r>
-    </w:p>
-    <w:p>
-      <w:pPr>
-        <w:spacing w:line="360" w:lineRule="auto"/>
-        <w:ind w:left="0" w:firstLine="0"/>
-        <w:rPr>
-          <w:color w:val="auto"/>
-        </w:rPr>
-      </w:pPr>
-      <w:r>
-        <w:rPr>
-          <w:color w:val="auto"/>
-        </w:rPr>
-        <w:t xml:space="preserve">        </w:t>
-      </w:r>
-      <w:proofErr w:type="spellStart"/>
-      <w:r>
-        <w:rPr>
-          <w:color w:val="auto"/>
-        </w:rPr>
-        <w:t>KeyLength</w:t>
-      </w:r>
-      <w:proofErr w:type="spellEnd"/>
-      <w:r>
-        <w:rPr>
-          <w:color w:val="auto"/>
-        </w:rPr>
-        <w:t xml:space="preserve"> ← </w:t>
-      </w:r>
-      <w:proofErr w:type="gramStart"/>
-      <w:r>
-        <w:rPr>
-          <w:color w:val="auto"/>
-        </w:rPr>
-        <w:t>LENGTH(</w:t>
-      </w:r>
-      <w:proofErr w:type="spellStart"/>
-      <w:proofErr w:type="gramEnd"/>
-      <w:r>
-        <w:rPr>
-          <w:color w:val="auto"/>
-        </w:rPr>
-        <w:t>secretKey</w:t>
-      </w:r>
-      <w:proofErr w:type="spellEnd"/>
-      <w:r>
-        <w:rPr>
-          <w:color w:val="auto"/>
-        </w:rPr>
-        <w:t>)</w:t>
-      </w:r>
-    </w:p>
-    <w:p>
-      <w:pPr>
-        <w:spacing w:line="360" w:lineRule="auto"/>
-        <w:ind w:left="0" w:firstLine="0"/>
-        <w:rPr>
-          <w:color w:val="auto"/>
-        </w:rPr>
-      </w:pPr>
-      <w:r>
-        <w:rPr>
-          <w:color w:val="auto"/>
-        </w:rPr>
-        <w:t xml:space="preserve">        FOR </w:t>
-      </w:r>
-      <w:proofErr w:type="spellStart"/>
-      <w:r>
-        <w:rPr>
-          <w:color w:val="auto"/>
-        </w:rPr>
-        <w:t>i</w:t>
-      </w:r>
-      <w:proofErr w:type="spellEnd"/>
-      <w:r>
-        <w:rPr>
-          <w:color w:val="auto"/>
-        </w:rPr>
-        <w:t xml:space="preserve"> FROM 0 TO </w:t>
-      </w:r>
-      <w:proofErr w:type="gramStart"/>
-      <w:r>
-        <w:rPr>
-          <w:color w:val="auto"/>
-        </w:rPr>
-        <w:t>LENGTH(</w:t>
-      </w:r>
-      <w:proofErr w:type="spellStart"/>
-      <w:proofErr w:type="gramEnd"/>
-      <w:r>
-        <w:rPr>
-          <w:color w:val="auto"/>
-        </w:rPr>
-        <w:t>encryptedMessage</w:t>
-      </w:r>
-      <w:proofErr w:type="spellEnd"/>
-      <w:r>
-        <w:rPr>
-          <w:color w:val="auto"/>
-        </w:rPr>
-        <w:t>) - 1 DO</w:t>
-      </w:r>
-    </w:p>
-    <w:p>
-      <w:pPr>
-        <w:spacing w:line="360" w:lineRule="auto"/>
-        <w:ind w:left="0" w:firstLine="0"/>
-        <w:rPr>
-          <w:color w:val="auto"/>
-        </w:rPr>
-      </w:pPr>
-      <w:r>
-        <w:rPr>
-          <w:color w:val="auto"/>
-        </w:rPr>
-        <w:t xml:space="preserve">            </w:t>
-      </w:r>
-      <w:proofErr w:type="spellStart"/>
-      <w:r>
-        <w:rPr>
-          <w:color w:val="auto"/>
-        </w:rPr>
-        <w:t>CharCode</w:t>
-      </w:r>
-      <w:proofErr w:type="spellEnd"/>
-      <w:r>
-        <w:rPr>
-          <w:color w:val="auto"/>
-        </w:rPr>
-        <w:t xml:space="preserve"> ← </w:t>
-      </w:r>
-      <w:proofErr w:type="gramStart"/>
-      <w:r>
-        <w:rPr>
-          <w:color w:val="auto"/>
-        </w:rPr>
-        <w:t>ASCII(</w:t>
-      </w:r>
-      <w:proofErr w:type="spellStart"/>
-      <w:proofErr w:type="gramEnd"/>
-      <w:r>
-        <w:rPr>
-          <w:color w:val="auto"/>
-        </w:rPr>
-        <w:t>encryptedMessage</w:t>
-      </w:r>
-      <w:proofErr w:type="spellEnd"/>
-      <w:r>
-        <w:rPr>
-          <w:color w:val="auto"/>
-        </w:rPr>
-        <w:t>[</w:t>
-      </w:r>
-      <w:proofErr w:type="spellStart"/>
-      <w:r>
-        <w:rPr>
-          <w:color w:val="auto"/>
-        </w:rPr>
-        <w:t>i</w:t>
-      </w:r>
-      <w:proofErr w:type="spellEnd"/>
-      <w:r>
-        <w:rPr>
-          <w:color w:val="auto"/>
-        </w:rPr>
-        <w:t>])</w:t>
-      </w:r>
-    </w:p>
-    <w:p>
-      <w:pPr>
-        <w:spacing w:line="360" w:lineRule="auto"/>
-        <w:ind w:left="0" w:firstLine="0"/>
-        <w:rPr>
-          <w:color w:val="auto"/>
-        </w:rPr>
-      </w:pPr>
-      <w:r>
-        <w:rPr>
-          <w:color w:val="auto"/>
-        </w:rPr>
-        <w:t xml:space="preserve">            </w:t>
-      </w:r>
-      <w:proofErr w:type="spellStart"/>
-      <w:r>
-        <w:rPr>
-          <w:color w:val="auto"/>
-        </w:rPr>
-        <w:t>KeyChar</w:t>
-      </w:r>
-      <w:proofErr w:type="spellEnd"/>
-      <w:r>
-        <w:rPr>
-          <w:color w:val="auto"/>
-        </w:rPr>
-        <w:t xml:space="preserve"> ← </w:t>
-      </w:r>
-      <w:proofErr w:type="spellStart"/>
-      <w:proofErr w:type="gramStart"/>
-      <w:r>
-        <w:rPr>
-          <w:color w:val="auto"/>
-        </w:rPr>
-        <w:t>secretKey</w:t>
-      </w:r>
-      <w:proofErr w:type="spellEnd"/>
-      <w:r>
-        <w:rPr>
-          <w:color w:val="auto"/>
-        </w:rPr>
-        <w:t>[</w:t>
-      </w:r>
-      <w:proofErr w:type="spellStart"/>
-      <w:proofErr w:type="gramEnd"/>
-      <w:r>
-        <w:rPr>
-          <w:color w:val="auto"/>
-        </w:rPr>
-        <w:t>i</w:t>
-      </w:r>
-      <w:proofErr w:type="spellEnd"/>
-      <w:r>
-        <w:rPr>
-          <w:color w:val="auto"/>
-        </w:rPr>
-        <w:t xml:space="preserve"> MOD </w:t>
-      </w:r>
-      <w:proofErr w:type="spellStart"/>
-      <w:r>
-        <w:rPr>
-          <w:color w:val="auto"/>
-        </w:rPr>
-        <w:t>KeyLength</w:t>
-      </w:r>
-      <w:proofErr w:type="spellEnd"/>
-      <w:r>
-        <w:rPr>
-          <w:color w:val="auto"/>
-        </w:rPr>
-        <w:t>]</w:t>
-      </w:r>
-    </w:p>
-    <w:p>
-      <w:pPr>
-        <w:spacing w:line="360" w:lineRule="auto"/>
-        <w:ind w:left="0" w:firstLine="0"/>
-        <w:rPr>
-          <w:color w:val="auto"/>
-        </w:rPr>
-      </w:pPr>
-      <w:r>
-        <w:rPr>
-          <w:color w:val="auto"/>
-        </w:rPr>
-        <w:lastRenderedPageBreak/>
-        <w:t xml:space="preserve">            Shift ← (ASCII(</w:t>
-      </w:r>
-      <w:proofErr w:type="spellStart"/>
-      <w:r>
-        <w:rPr>
-          <w:color w:val="auto"/>
-        </w:rPr>
-        <w:t>KeyChar</w:t>
-      </w:r>
-      <w:proofErr w:type="spellEnd"/>
-      <w:r>
-        <w:rPr>
-          <w:color w:val="auto"/>
-        </w:rPr>
-        <w:t xml:space="preserve">) + </w:t>
-      </w:r>
-      <w:proofErr w:type="spellStart"/>
-      <w:r>
-        <w:rPr>
-          <w:color w:val="auto"/>
-        </w:rPr>
-        <w:t>i</w:t>
-      </w:r>
-      <w:proofErr w:type="spellEnd"/>
-      <w:r>
-        <w:rPr>
-          <w:color w:val="auto"/>
-        </w:rPr>
-        <w:t xml:space="preserve"> + </w:t>
-      </w:r>
-      <w:proofErr w:type="spellStart"/>
-      <w:r>
-        <w:rPr>
-          <w:color w:val="auto"/>
-        </w:rPr>
-        <w:t>keyHash</w:t>
-      </w:r>
-      <w:proofErr w:type="spellEnd"/>
-      <w:r>
-        <w:rPr>
-          <w:color w:val="auto"/>
-        </w:rPr>
-        <w:t>) MOD 256</w:t>
-      </w:r>
-    </w:p>
-    <w:p>
-      <w:pPr>
-        <w:spacing w:line="360" w:lineRule="auto"/>
-        <w:ind w:left="0" w:firstLine="0"/>
-        <w:rPr>
-          <w:color w:val="auto"/>
-        </w:rPr>
-      </w:pPr>
-      <w:r>
-        <w:rPr>
-          <w:color w:val="auto"/>
-        </w:rPr>
-        <w:t xml:space="preserve">            </w:t>
-      </w:r>
-      <w:proofErr w:type="spellStart"/>
-      <w:r>
-        <w:rPr>
-          <w:color w:val="auto"/>
-        </w:rPr>
-        <w:t>DecodedChar</w:t>
-      </w:r>
-      <w:proofErr w:type="spellEnd"/>
-      <w:r>
-        <w:rPr>
-          <w:color w:val="auto"/>
-        </w:rPr>
-        <w:t xml:space="preserve"> ← (</w:t>
-      </w:r>
-      <w:proofErr w:type="spellStart"/>
-      <w:r>
-        <w:rPr>
-          <w:color w:val="auto"/>
-        </w:rPr>
-        <w:t>CharCode</w:t>
-      </w:r>
-      <w:proofErr w:type="spellEnd"/>
-      <w:r>
-        <w:rPr>
-          <w:color w:val="auto"/>
-        </w:rPr>
-        <w:t xml:space="preserve"> - Shift) MOD 256</w:t>
-      </w:r>
-    </w:p>
-    <w:p>
-      <w:pPr>
-        <w:spacing w:line="360" w:lineRule="auto"/>
-        <w:ind w:left="0" w:firstLine="0"/>
-        <w:rPr>
-          <w:color w:val="auto"/>
-        </w:rPr>
-      </w:pPr>
-    </w:p>
-    <w:p>
-      <w:pPr>
-        <w:spacing w:line="360" w:lineRule="auto"/>
-        <w:ind w:left="0" w:firstLine="0"/>
-        <w:rPr>
-          <w:color w:val="auto"/>
-        </w:rPr>
-      </w:pPr>
-      <w:r>
-        <w:rPr>
-          <w:color w:val="auto"/>
-        </w:rPr>
-        <w:t xml:space="preserve">            IF </w:t>
-      </w:r>
-      <w:proofErr w:type="spellStart"/>
-      <w:r>
-        <w:rPr>
-          <w:color w:val="auto"/>
-        </w:rPr>
-        <w:t>DecodedChar</w:t>
-      </w:r>
-      <w:proofErr w:type="spellEnd"/>
-      <w:r>
-        <w:rPr>
-          <w:color w:val="auto"/>
-        </w:rPr>
-        <w:t xml:space="preserve"> &lt; 0 THEN</w:t>
-      </w:r>
-    </w:p>
-    <w:p>
-      <w:pPr>
-        <w:spacing w:line="360" w:lineRule="auto"/>
-        <w:ind w:left="0" w:firstLine="0"/>
-        <w:rPr>
-          <w:color w:val="auto"/>
-        </w:rPr>
-      </w:pPr>
-      <w:r>
-        <w:rPr>
-          <w:color w:val="auto"/>
-        </w:rPr>
-        <w:t xml:space="preserve">                </w:t>
-      </w:r>
-      <w:proofErr w:type="spellStart"/>
-      <w:r>
-        <w:rPr>
-          <w:color w:val="auto"/>
-        </w:rPr>
-        <w:t>DecodedChar</w:t>
-      </w:r>
-      <w:proofErr w:type="spellEnd"/>
-      <w:r>
-        <w:rPr>
-          <w:color w:val="auto"/>
-        </w:rPr>
-        <w:t xml:space="preserve"> ← </w:t>
-      </w:r>
-      <w:proofErr w:type="spellStart"/>
-      <w:r>
-        <w:rPr>
-          <w:color w:val="auto"/>
-        </w:rPr>
-        <w:t>DecodedChar</w:t>
-      </w:r>
-      <w:proofErr w:type="spellEnd"/>
-      <w:r>
-        <w:rPr>
-          <w:color w:val="auto"/>
-        </w:rPr>
-        <w:t xml:space="preserve"> + 256</w:t>
-      </w:r>
-    </w:p>
-    <w:p>
-      <w:pPr>
-        <w:spacing w:line="360" w:lineRule="auto"/>
-        <w:ind w:left="0" w:firstLine="0"/>
-        <w:rPr>
-          <w:color w:val="auto"/>
-        </w:rPr>
-      </w:pPr>
-      <w:r>
-        <w:rPr>
-          <w:color w:val="auto"/>
-        </w:rPr>
-        <w:t xml:space="preserve">            ENDIF</w:t>
-      </w:r>
-    </w:p>
-    <w:p>
-      <w:pPr>
-        <w:spacing w:line="360" w:lineRule="auto"/>
-        <w:ind w:left="0" w:firstLine="0"/>
-        <w:rPr>
-          <w:color w:val="auto"/>
-        </w:rPr>
-      </w:pPr>
-      <w:r>
-        <w:rPr>
-          <w:color w:val="auto"/>
-        </w:rPr>
-        <w:t xml:space="preserve">            DecryptedBase64 ← DecryptedBase64 + CHARACTER(</w:t>
-      </w:r>
-      <w:proofErr w:type="spellStart"/>
-      <w:r>
-        <w:rPr>
-          <w:color w:val="auto"/>
-        </w:rPr>
-        <w:t>DecodedChar</w:t>
-      </w:r>
-      <w:proofErr w:type="spellEnd"/>
-      <w:r>
-        <w:rPr>
-          <w:color w:val="auto"/>
-        </w:rPr>
-        <w:t>)</w:t>
-      </w:r>
-    </w:p>
-    <w:p>
-      <w:pPr>
-        <w:spacing w:line="360" w:lineRule="auto"/>
-        <w:ind w:left="0" w:firstLine="0"/>
-        <w:rPr>
-          <w:color w:val="auto"/>
-        </w:rPr>
-      </w:pPr>
-      <w:r>
-        <w:rPr>
-          <w:color w:val="auto"/>
-        </w:rPr>
-        <w:t xml:space="preserve">        END FOR</w:t>
-      </w:r>
-    </w:p>
-    <w:p>
-      <w:pPr>
-        <w:spacing w:line="360" w:lineRule="auto"/>
-        <w:ind w:left="0" w:firstLine="0"/>
-        <w:rPr>
-          <w:color w:val="auto"/>
-        </w:rPr>
-      </w:pPr>
-      <w:r>
-        <w:rPr>
-          <w:color w:val="auto"/>
-        </w:rPr>
-        <w:t xml:space="preserve">        </w:t>
-      </w:r>
-      <w:proofErr w:type="spellStart"/>
-      <w:r>
-        <w:rPr>
-          <w:color w:val="auto"/>
-        </w:rPr>
-        <w:t>OriginalMessage</w:t>
-      </w:r>
-      <w:proofErr w:type="spellEnd"/>
-      <w:r>
-        <w:rPr>
-          <w:color w:val="auto"/>
-        </w:rPr>
-        <w:t xml:space="preserve"> ← DECODE_BASE64(DecryptedBase64)</w:t>
-      </w:r>
-    </w:p>
-    <w:p>
-      <w:pPr>
-        <w:spacing w:line="360" w:lineRule="auto"/>
-        <w:ind w:left="0" w:firstLine="0"/>
-        <w:rPr>
-          <w:color w:val="auto"/>
-        </w:rPr>
-      </w:pPr>
-      <w:r>
-        <w:rPr>
-          <w:color w:val="auto"/>
-        </w:rPr>
-        <w:t xml:space="preserve">        RETURN </w:t>
-      </w:r>
-      <w:proofErr w:type="spellStart"/>
-      <w:r>
-        <w:rPr>
-          <w:color w:val="auto"/>
-        </w:rPr>
-        <w:t>OriginalMessage</w:t>
-      </w:r>
-      <w:proofErr w:type="spellEnd"/>
-    </w:p>
-    <w:p>
-      <w:pPr>
-        <w:spacing w:line="360" w:lineRule="auto"/>
-        <w:ind w:left="0" w:firstLine="0"/>
-        <w:rPr>
-          <w:color w:val="auto"/>
-        </w:rPr>
-      </w:pPr>
-      <w:r>
-        <w:rPr>
-          <w:color w:val="auto"/>
-        </w:rPr>
-        <w:t xml:space="preserve">    END FUNCTION</w:t>
-      </w:r>
-    </w:p>
-    <w:p>
-      <w:pPr>
-        <w:spacing w:line="360" w:lineRule="auto"/>
-        <w:ind w:left="0" w:firstLine="0"/>
-        <w:rPr>
-          <w:color w:val="auto"/>
-        </w:rPr>
-      </w:pPr>
-      <w:r>
-        <w:rPr>
-          <w:color w:val="auto"/>
-        </w:rPr>
-        <w:t>END CLASS</w:t>
-      </w:r>
-    </w:p>
-    <w:p>
-      <w:pPr>
-        <w:pStyle w:val="NormalWeb"/>
-        <w:spacing w:line="360" w:lineRule="auto"/>
-        <w:rPr>
-          <w:b/>
-          <w:bCs/>
-        </w:rPr>
-      </w:pPr>
-      <w:r>
-        <w:rPr>
-          <w:b/>
-          <w:bCs/>
-        </w:rPr>
-        <w:t>Example Scenario</w:t>
-      </w:r>
-      <w:r>
-        <w:rPr>
-          <w:b/>
-          <w:bCs/>
-        </w:rPr>
-        <w:t>:</w:t>
-      </w:r>
-    </w:p>
-    <w:p>
-      <w:pPr>
-        <w:pStyle w:val="NormalWeb"/>
-        <w:spacing w:line="360" w:lineRule="auto"/>
-        <w:jc w:val="both"/>
-      </w:pPr>
-      <w:r>
-        <w:t xml:space="preserve">When a user sends a message such as </w:t>
-      </w:r>
-      <w:r>
-        <w:rPr>
-          <w:i/>
-          <w:iCs/>
-        </w:rPr>
-        <w:t xml:space="preserve">“Hello </w:t>
-      </w:r>
-      <w:r>
-        <w:rPr>
-          <w:rFonts w:ascii="Segoe UI Emoji" w:hAnsi="Segoe UI Emoji" w:cs="Segoe UI Emoji"/>
-          <w:i/>
-          <w:iCs/>
-        </w:rPr>
-        <w:t>😊</w:t>
-      </w:r>
-      <w:r>
-        <w:rPr>
-          <w:i/>
-          <w:iCs/>
-        </w:rPr>
-        <w:t>”</w:t>
-      </w:r>
-      <w:r>
-        <w:t xml:space="preserve">, the system first converts the message into a Base64-encoded format to safely represent the emoji. The encoded message is then encrypted using the </w:t>
-      </w:r>
-      <w:proofErr w:type="spellStart"/>
-      <w:r>
-        <w:t>ChaCipher</w:t>
-      </w:r>
-      <w:proofErr w:type="spellEnd"/>
-      <w:r>
-        <w:t xml:space="preserve"> algorithm and stored in the database in encrypted form. When the recipient opens the chat, the system decrypts the stored message using the same secret key and displays the original readable message to the user.</w:t>
+        <w:t xml:space="preserve"> and other NPM packages demonstrates the growing adoption of reusable UI components and package-based development in modern web applications. These resources support the industry practice of building modular, maintainable, and scalable applications. The technologies and development practices observed during my internship align with these documented approaches and provided practical exposure to contemporary software development standards.</w:t>
       </w:r>
     </w:p>
     <w:p>
@@ -15957,23 +10014,23 @@
         <w:spacing w:line="360" w:lineRule="auto"/>
         <w:ind w:left="0" w:firstLine="0"/>
       </w:pPr>
-      <w:bookmarkStart w:id="58" w:name="_Toc234873103"/>
+      <w:bookmarkStart w:id="30" w:name="_Toc234873103"/>
       <w:r>
         <w:lastRenderedPageBreak/>
         <w:t>Chapter 4: Implementation and Testing</w:t>
       </w:r>
-      <w:bookmarkEnd w:id="58"/>
+      <w:bookmarkEnd w:id="30"/>
     </w:p>
     <w:p>
       <w:pPr>
         <w:pStyle w:val="Heading2"/>
         <w:spacing w:line="360" w:lineRule="auto"/>
       </w:pPr>
-      <w:bookmarkStart w:id="59" w:name="_Toc234873104"/>
+      <w:bookmarkStart w:id="31" w:name="_Toc234873104"/>
       <w:r>
         <w:t>4.1 Implementation</w:t>
       </w:r>
-      <w:bookmarkEnd w:id="59"/>
+      <w:bookmarkEnd w:id="31"/>
       <w:r>
         <w:t xml:space="preserve"> </w:t>
       </w:r>
@@ -15983,11 +10040,11 @@
         <w:pStyle w:val="Heading3"/>
         <w:spacing w:line="360" w:lineRule="auto"/>
       </w:pPr>
-      <w:bookmarkStart w:id="60" w:name="_Toc234873105"/>
+      <w:bookmarkStart w:id="32" w:name="_Toc234873105"/>
       <w:r>
         <w:t>4.1.1 Tools Used</w:t>
       </w:r>
-      <w:bookmarkEnd w:id="60"/>
+      <w:bookmarkEnd w:id="32"/>
     </w:p>
     <w:p>
       <w:pPr>
@@ -16419,11 +10476,11 @@
         <w:pStyle w:val="Heading3"/>
         <w:spacing w:line="360" w:lineRule="auto"/>
       </w:pPr>
-      <w:bookmarkStart w:id="61" w:name="_Toc234873106"/>
+      <w:bookmarkStart w:id="33" w:name="_Toc234873106"/>
       <w:r>
         <w:t>4.1.2 Implementation Details of Modules</w:t>
       </w:r>
-      <w:bookmarkEnd w:id="61"/>
+      <w:bookmarkEnd w:id="33"/>
     </w:p>
     <w:p>
       <w:pPr>
@@ -16648,11 +10705,11 @@
         <w:pStyle w:val="Heading2"/>
         <w:spacing w:line="360" w:lineRule="auto"/>
       </w:pPr>
-      <w:bookmarkStart w:id="62" w:name="_Toc234873107"/>
+      <w:bookmarkStart w:id="34" w:name="_Toc234873107"/>
       <w:r>
         <w:t>4.2 Testing</w:t>
       </w:r>
-      <w:bookmarkEnd w:id="62"/>
+      <w:bookmarkEnd w:id="34"/>
     </w:p>
     <w:p>
       <w:pPr>
@@ -16667,11 +10724,11 @@
         <w:pStyle w:val="Heading3"/>
         <w:spacing w:line="360" w:lineRule="auto"/>
       </w:pPr>
-      <w:bookmarkStart w:id="63" w:name="_Toc234873108"/>
+      <w:bookmarkStart w:id="35" w:name="_Toc234873108"/>
       <w:r>
         <w:t>4.2.1 Test Cases for Unit Testing</w:t>
       </w:r>
-      <w:bookmarkEnd w:id="63"/>
+      <w:bookmarkEnd w:id="35"/>
     </w:p>
     <w:p>
       <w:pPr>
@@ -16693,7 +10750,7 @@
           <w:u w:val="single"/>
         </w:rPr>
       </w:pPr>
-      <w:bookmarkStart w:id="64" w:name="_Toc225949269"/>
+      <w:bookmarkStart w:id="36" w:name="_Toc225949269"/>
       <w:r>
         <w:rPr>
           <w:u w:val="single"/>
@@ -16771,7 +10828,7 @@
         </w:rPr>
         <w:t>: Test Case for Authentication Module</w:t>
       </w:r>
-      <w:bookmarkEnd w:id="64"/>
+      <w:bookmarkEnd w:id="36"/>
     </w:p>
     <w:tbl>
       <w:tblPr>
@@ -16937,7 +10994,7 @@
             <w:r>
               <w:t xml:space="preserve">Email: </w:t>
             </w:r>
-            <w:hyperlink r:id="rId29" w:history="1">
+            <w:hyperlink r:id="rId14" w:history="1">
               <w:r>
                 <w:rPr>
                   <w:rStyle w:val="Hyperlink"/>
@@ -17039,7 +11096,7 @@
             <w:r>
               <w:t xml:space="preserve">Email: </w:t>
             </w:r>
-            <w:hyperlink r:id="rId30" w:history="1">
+            <w:hyperlink r:id="rId15" w:history="1">
               <w:r>
                 <w:rPr>
                   <w:rStyle w:val="Hyperlink"/>
@@ -17141,7 +11198,7 @@
             <w:r>
               <w:t xml:space="preserve">Email: </w:t>
             </w:r>
-            <w:hyperlink r:id="rId31" w:history="1">
+            <w:hyperlink r:id="rId16" w:history="1">
               <w:r>
                 <w:rPr>
                   <w:rStyle w:val="Hyperlink"/>
@@ -17327,7 +11384,7 @@
             <w:r>
               <w:t xml:space="preserve">Email: </w:t>
             </w:r>
-            <w:hyperlink r:id="rId32" w:history="1">
+            <w:hyperlink r:id="rId17" w:history="1">
               <w:r>
                 <w:rPr>
                   <w:rStyle w:val="Hyperlink"/>
@@ -17414,7 +11471,7 @@
             <w:r>
               <w:t xml:space="preserve">Email: </w:t>
             </w:r>
-            <w:hyperlink r:id="rId33" w:history="1">
+            <w:hyperlink r:id="rId18" w:history="1">
               <w:r>
                 <w:rPr>
                   <w:rStyle w:val="Hyperlink"/>
@@ -17515,7 +11572,7 @@
             <w:r>
               <w:t xml:space="preserve">Email: </w:t>
             </w:r>
-            <w:hyperlink r:id="rId34" w:history="1">
+            <w:hyperlink r:id="rId19" w:history="1">
               <w:r>
                 <w:rPr>
                   <w:rStyle w:val="Hyperlink"/>
@@ -17855,7 +11912,7 @@
           <w:u w:val="single"/>
         </w:rPr>
       </w:pPr>
-      <w:bookmarkStart w:id="65" w:name="_Toc225949270"/>
+      <w:bookmarkStart w:id="37" w:name="_Toc225949270"/>
       <w:r>
         <w:rPr>
           <w:sz w:val="24"/>
@@ -17913,7 +11970,7 @@
         </w:rPr>
         <w:t>: Test Case for Profile Module</w:t>
       </w:r>
-      <w:bookmarkEnd w:id="65"/>
+      <w:bookmarkEnd w:id="37"/>
     </w:p>
     <w:tbl>
       <w:tblPr>
@@ -18981,7 +13038,7 @@
           <w:u w:val="single"/>
         </w:rPr>
       </w:pPr>
-      <w:bookmarkStart w:id="66" w:name="_Toc225949271"/>
+      <w:bookmarkStart w:id="38" w:name="_Toc225949271"/>
       <w:r>
         <w:rPr>
           <w:sz w:val="24"/>
@@ -19039,7 +13096,7 @@
         </w:rPr>
         <w:t>: Test Cases for Direct Messaging Module for Chat Application</w:t>
       </w:r>
-      <w:bookmarkEnd w:id="66"/>
+      <w:bookmarkEnd w:id="38"/>
     </w:p>
     <w:tbl>
       <w:tblPr>
@@ -20352,7 +14409,7 @@
           <w:u w:val="single"/>
         </w:rPr>
       </w:pPr>
-      <w:bookmarkStart w:id="67" w:name="_Toc225949272"/>
+      <w:bookmarkStart w:id="39" w:name="_Toc225949272"/>
       <w:r>
         <w:rPr>
           <w:sz w:val="24"/>
@@ -20410,7 +14467,7 @@
         </w:rPr>
         <w:t>: Test Cases for Channel Module for Chat Application</w:t>
       </w:r>
-      <w:bookmarkEnd w:id="67"/>
+      <w:bookmarkEnd w:id="39"/>
     </w:p>
     <w:tbl>
       <w:tblPr>
@@ -21963,7 +16020,7 @@
         <w:pStyle w:val="Heading3"/>
         <w:spacing w:line="360" w:lineRule="auto"/>
       </w:pPr>
-      <w:bookmarkStart w:id="68" w:name="_Toc234873109"/>
+      <w:bookmarkStart w:id="40" w:name="_Toc234873109"/>
       <w:r>
         <w:t xml:space="preserve">4.2.2 Test Cases for </w:t>
       </w:r>
@@ -21973,7 +16030,7 @@
       <w:r>
         <w:t xml:space="preserve"> Testing</w:t>
       </w:r>
-      <w:bookmarkEnd w:id="68"/>
+      <w:bookmarkEnd w:id="40"/>
     </w:p>
     <w:p>
       <w:pPr>
@@ -22007,7 +16064,7 @@
           <w:u w:val="single"/>
         </w:rPr>
       </w:pPr>
-      <w:bookmarkStart w:id="69" w:name="_Toc225949273"/>
+      <w:bookmarkStart w:id="41" w:name="_Toc225949273"/>
       <w:r>
         <w:rPr>
           <w:sz w:val="24"/>
@@ -22065,7 +16122,7 @@
         </w:rPr>
         <w:t>: Test Case for System Testing for Chat Application</w:t>
       </w:r>
-      <w:bookmarkEnd w:id="69"/>
+      <w:bookmarkEnd w:id="41"/>
     </w:p>
     <w:tbl>
       <w:tblPr>
@@ -23496,19 +17553,19 @@
         <w:pStyle w:val="Heading1"/>
         <w:spacing w:line="360" w:lineRule="auto"/>
       </w:pPr>
-      <w:bookmarkStart w:id="70" w:name="_Toc234873110"/>
+      <w:bookmarkStart w:id="42" w:name="_Toc234873110"/>
       <w:r>
         <w:lastRenderedPageBreak/>
         <w:t>Chapter 5: Conclusion and Future Recommendations</w:t>
       </w:r>
-      <w:bookmarkEnd w:id="70"/>
+      <w:bookmarkEnd w:id="42"/>
     </w:p>
     <w:p>
       <w:pPr>
         <w:pStyle w:val="Heading2"/>
         <w:spacing w:line="360" w:lineRule="auto"/>
       </w:pPr>
-      <w:bookmarkStart w:id="71" w:name="_Toc234873111"/>
+      <w:bookmarkStart w:id="43" w:name="_Toc234873111"/>
       <w:r>
         <w:t>5.1 Lesson Learnt/ Out</w:t>
       </w:r>
@@ -23518,7 +17575,7 @@
       <w:r>
         <w:t>ome</w:t>
       </w:r>
-      <w:bookmarkEnd w:id="71"/>
+      <w:bookmarkEnd w:id="43"/>
       <w:r>
         <w:t xml:space="preserve"> </w:t>
       </w:r>
@@ -23536,7 +17593,7 @@
         <w:pStyle w:val="Heading2"/>
         <w:spacing w:line="360" w:lineRule="auto"/>
       </w:pPr>
-      <w:bookmarkStart w:id="72" w:name="_Toc234873112"/>
+      <w:bookmarkStart w:id="44" w:name="_Toc234873112"/>
       <w:r>
         <w:t xml:space="preserve">5.2 </w:t>
       </w:r>
@@ -23546,7 +17603,7 @@
       <w:r>
         <w:t>onclusion</w:t>
       </w:r>
-      <w:bookmarkEnd w:id="72"/>
+      <w:bookmarkEnd w:id="44"/>
     </w:p>
     <w:p>
       <w:pPr>
@@ -23569,11 +17626,11 @@
         <w:pStyle w:val="Heading2"/>
         <w:spacing w:line="360" w:lineRule="auto"/>
       </w:pPr>
-      <w:bookmarkStart w:id="73" w:name="_Toc234873113"/>
+      <w:bookmarkStart w:id="45" w:name="_Toc234873113"/>
       <w:r>
         <w:t>5.3 Future Recommendations</w:t>
       </w:r>
-      <w:bookmarkEnd w:id="73"/>
+      <w:bookmarkEnd w:id="45"/>
     </w:p>
     <w:p>
       <w:pPr>
@@ -23589,7 +17646,7 @@
         <w:t>Features such as message reactions, read receipts, and online/offline status indicators can enhance user experience. Push notifications can be added for better user engagement. Additionally, video and voice calling features can be integrated to expand communication capabilities. Deploying the application on cloud platforms and optimizing performance for large user bases would further improve scalability and reliability.</w:t>
       </w:r>
     </w:p>
-    <w:bookmarkStart w:id="74" w:name="_Toc234873114" w:displacedByCustomXml="next"/>
+    <w:bookmarkStart w:id="46" w:name="_Toc234873114" w:displacedByCustomXml="next"/>
     <w:sdt>
       <w:sdtPr>
         <w:rPr>
@@ -23613,7 +17670,7 @@
           <w:r>
             <w:t>References</w:t>
           </w:r>
-          <w:bookmarkEnd w:id="74"/>
+          <w:bookmarkEnd w:id="46"/>
         </w:p>
         <w:sdt>
           <w:sdtPr>
@@ -24118,12 +18175,12 @@
       <w:pPr>
         <w:pStyle w:val="Heading1"/>
       </w:pPr>
-      <w:bookmarkStart w:id="75" w:name="_Toc234873115"/>
+      <w:bookmarkStart w:id="47" w:name="_Toc234873115"/>
       <w:r>
         <w:lastRenderedPageBreak/>
         <w:t>APPEDNICES</w:t>
       </w:r>
-      <w:bookmarkEnd w:id="75"/>
+      <w:bookmarkEnd w:id="47"/>
     </w:p>
     <w:p/>
     <w:p>
@@ -24162,7 +18219,7 @@
                     <pic:cNvPicPr/>
                   </pic:nvPicPr>
                   <pic:blipFill rotWithShape="1">
-                    <a:blip r:embed="rId35"/>
+                    <a:blip r:embed="rId20"/>
                     <a:srcRect t="13610" b="7850"/>
                     <a:stretch/>
                   </pic:blipFill>
@@ -24227,7 +18284,7 @@
                     <pic:cNvPicPr/>
                   </pic:nvPicPr>
                   <pic:blipFill rotWithShape="1">
-                    <a:blip r:embed="rId36"/>
+                    <a:blip r:embed="rId21"/>
                     <a:srcRect t="6337" b="9339"/>
                     <a:stretch/>
                   </pic:blipFill>
@@ -24303,7 +18360,7 @@
                     <pic:cNvPicPr/>
                   </pic:nvPicPr>
                   <pic:blipFill>
-                    <a:blip r:embed="rId37"/>
+                    <a:blip r:embed="rId22"/>
                     <a:stretch>
                       <a:fillRect/>
                     </a:stretch>
@@ -24358,7 +18415,7 @@
                     <pic:cNvPicPr/>
                   </pic:nvPicPr>
                   <pic:blipFill>
-                    <a:blip r:embed="rId38"/>
+                    <a:blip r:embed="rId23"/>
                     <a:stretch>
                       <a:fillRect/>
                     </a:stretch>
@@ -24425,7 +18482,7 @@
                     <pic:cNvPicPr/>
                   </pic:nvPicPr>
                   <pic:blipFill>
-                    <a:blip r:embed="rId39"/>
+                    <a:blip r:embed="rId24"/>
                     <a:stretch>
                       <a:fillRect/>
                     </a:stretch>
@@ -24481,7 +18538,7 @@
                     <pic:cNvPicPr/>
                   </pic:nvPicPr>
                   <pic:blipFill>
-                    <a:blip r:embed="rId40"/>
+                    <a:blip r:embed="rId25"/>
                     <a:stretch>
                       <a:fillRect/>
                     </a:stretch>
@@ -24551,7 +18608,7 @@
                     <pic:cNvPicPr/>
                   </pic:nvPicPr>
                   <pic:blipFill>
-                    <a:blip r:embed="rId41"/>
+                    <a:blip r:embed="rId26"/>
                     <a:stretch>
                       <a:fillRect/>
                     </a:stretch>
@@ -24819,9 +18876,9 @@
     </w:lvl>
   </w:abstractNum>
   <w:abstractNum w:abstractNumId="1" w15:restartNumberingAfterBreak="0">
-    <w:nsid w:val="1D9A6081"/>
+    <w:nsid w:val="1C437B83"/>
     <w:multiLevelType w:val="multilevel"/>
-    <w:tmpl w:val="10E0B41E"/>
+    <w:tmpl w:val="41360374"/>
     <w:lvl w:ilvl="0">
       <w:start w:val="1"/>
       <w:numFmt w:val="bullet"/>
@@ -24968,98 +19025,9 @@
     </w:lvl>
   </w:abstractNum>
   <w:abstractNum w:abstractNumId="2" w15:restartNumberingAfterBreak="0">
-    <w:nsid w:val="26DA3507"/>
-    <w:multiLevelType w:val="hybridMultilevel"/>
-    <w:tmpl w:val="474C87E8"/>
-    <w:lvl w:ilvl="0" w:tplc="7C4E210C">
-      <w:start w:val="1"/>
-      <w:numFmt w:val="lowerRoman"/>
-      <w:lvlText w:val="%1."/>
-      <w:lvlJc w:val="left"/>
-      <w:pPr>
-        <w:ind w:left="1051" w:hanging="720"/>
-      </w:pPr>
-      <w:rPr>
-        <w:rFonts w:hint="default"/>
-      </w:rPr>
-    </w:lvl>
-    <w:lvl w:ilvl="1" w:tplc="04090019" w:tentative="1">
-      <w:start w:val="1"/>
-      <w:numFmt w:val="lowerLetter"/>
-      <w:lvlText w:val="%2."/>
-      <w:lvlJc w:val="left"/>
-      <w:pPr>
-        <w:ind w:left="1411" w:hanging="360"/>
-      </w:pPr>
-    </w:lvl>
-    <w:lvl w:ilvl="2" w:tplc="0409001B" w:tentative="1">
-      <w:start w:val="1"/>
-      <w:numFmt w:val="lowerRoman"/>
-      <w:lvlText w:val="%3."/>
-      <w:lvlJc w:val="right"/>
-      <w:pPr>
-        <w:ind w:left="2131" w:hanging="180"/>
-      </w:pPr>
-    </w:lvl>
-    <w:lvl w:ilvl="3" w:tplc="0409000F" w:tentative="1">
-      <w:start w:val="1"/>
-      <w:numFmt w:val="decimal"/>
-      <w:lvlText w:val="%4."/>
-      <w:lvlJc w:val="left"/>
-      <w:pPr>
-        <w:ind w:left="2851" w:hanging="360"/>
-      </w:pPr>
-    </w:lvl>
-    <w:lvl w:ilvl="4" w:tplc="04090019" w:tentative="1">
-      <w:start w:val="1"/>
-      <w:numFmt w:val="lowerLetter"/>
-      <w:lvlText w:val="%5."/>
-      <w:lvlJc w:val="left"/>
-      <w:pPr>
-        <w:ind w:left="3571" w:hanging="360"/>
-      </w:pPr>
-    </w:lvl>
-    <w:lvl w:ilvl="5" w:tplc="0409001B" w:tentative="1">
-      <w:start w:val="1"/>
-      <w:numFmt w:val="lowerRoman"/>
-      <w:lvlText w:val="%6."/>
-      <w:lvlJc w:val="right"/>
-      <w:pPr>
-        <w:ind w:left="4291" w:hanging="180"/>
-      </w:pPr>
-    </w:lvl>
-    <w:lvl w:ilvl="6" w:tplc="0409000F" w:tentative="1">
-      <w:start w:val="1"/>
-      <w:numFmt w:val="decimal"/>
-      <w:lvlText w:val="%7."/>
-      <w:lvlJc w:val="left"/>
-      <w:pPr>
-        <w:ind w:left="5011" w:hanging="360"/>
-      </w:pPr>
-    </w:lvl>
-    <w:lvl w:ilvl="7" w:tplc="04090019" w:tentative="1">
-      <w:start w:val="1"/>
-      <w:numFmt w:val="lowerLetter"/>
-      <w:lvlText w:val="%8."/>
-      <w:lvlJc w:val="left"/>
-      <w:pPr>
-        <w:ind w:left="5731" w:hanging="360"/>
-      </w:pPr>
-    </w:lvl>
-    <w:lvl w:ilvl="8" w:tplc="0409001B" w:tentative="1">
-      <w:start w:val="1"/>
-      <w:numFmt w:val="lowerRoman"/>
-      <w:lvlText w:val="%9."/>
-      <w:lvlJc w:val="right"/>
-      <w:pPr>
-        <w:ind w:left="6451" w:hanging="180"/>
-      </w:pPr>
-    </w:lvl>
-  </w:abstractNum>
-  <w:abstractNum w:abstractNumId="3" w15:restartNumberingAfterBreak="0">
-    <w:nsid w:val="26E55A9B"/>
+    <w:nsid w:val="1D9A6081"/>
     <w:multiLevelType w:val="multilevel"/>
-    <w:tmpl w:val="7CAE903A"/>
+    <w:tmpl w:val="10E0B41E"/>
     <w:lvl w:ilvl="0">
       <w:start w:val="1"/>
       <w:numFmt w:val="bullet"/>
@@ -25205,18 +19173,21 @@
       </w:rPr>
     </w:lvl>
   </w:abstractNum>
-  <w:abstractNum w:abstractNumId="4" w15:restartNumberingAfterBreak="0">
-    <w:nsid w:val="2A8C08A7"/>
+  <w:abstractNum w:abstractNumId="3" w15:restartNumberingAfterBreak="0">
+    <w:nsid w:val="26DA3507"/>
     <w:multiLevelType w:val="hybridMultilevel"/>
-    <w:tmpl w:val="5446926A"/>
-    <w:lvl w:ilvl="0" w:tplc="0409001B">
+    <w:tmpl w:val="474C87E8"/>
+    <w:lvl w:ilvl="0" w:tplc="7C4E210C">
       <w:start w:val="1"/>
       <w:numFmt w:val="lowerRoman"/>
       <w:lvlText w:val="%1."/>
-      <w:lvlJc w:val="right"/>
-      <w:pPr>
-        <w:ind w:left="1051" w:hanging="360"/>
-      </w:pPr>
+      <w:lvlJc w:val="left"/>
+      <w:pPr>
+        <w:ind w:left="1051" w:hanging="720"/>
+      </w:pPr>
+      <w:rPr>
+        <w:rFonts w:hint="default"/>
+      </w:rPr>
     </w:lvl>
     <w:lvl w:ilvl="1" w:tplc="04090019" w:tentative="1">
       <w:start w:val="1"/>
@@ -25224,7 +19195,7 @@
       <w:lvlText w:val="%2."/>
       <w:lvlJc w:val="left"/>
       <w:pPr>
-        <w:ind w:left="1771" w:hanging="360"/>
+        <w:ind w:left="1411" w:hanging="360"/>
       </w:pPr>
     </w:lvl>
     <w:lvl w:ilvl="2" w:tplc="0409001B" w:tentative="1">
@@ -25233,7 +19204,7 @@
       <w:lvlText w:val="%3."/>
       <w:lvlJc w:val="right"/>
       <w:pPr>
-        <w:ind w:left="2491" w:hanging="180"/>
+        <w:ind w:left="2131" w:hanging="180"/>
       </w:pPr>
     </w:lvl>
     <w:lvl w:ilvl="3" w:tplc="0409000F" w:tentative="1">
@@ -25242,7 +19213,7 @@
       <w:lvlText w:val="%4."/>
       <w:lvlJc w:val="left"/>
       <w:pPr>
-        <w:ind w:left="3211" w:hanging="360"/>
+        <w:ind w:left="2851" w:hanging="360"/>
       </w:pPr>
     </w:lvl>
     <w:lvl w:ilvl="4" w:tplc="04090019" w:tentative="1">
@@ -25251,7 +19222,7 @@
       <w:lvlText w:val="%5."/>
       <w:lvlJc w:val="left"/>
       <w:pPr>
-        <w:ind w:left="3931" w:hanging="360"/>
+        <w:ind w:left="3571" w:hanging="360"/>
       </w:pPr>
     </w:lvl>
     <w:lvl w:ilvl="5" w:tplc="0409001B" w:tentative="1">
@@ -25260,7 +19231,7 @@
       <w:lvlText w:val="%6."/>
       <w:lvlJc w:val="right"/>
       <w:pPr>
-        <w:ind w:left="4651" w:hanging="180"/>
+        <w:ind w:left="4291" w:hanging="180"/>
       </w:pPr>
     </w:lvl>
     <w:lvl w:ilvl="6" w:tplc="0409000F" w:tentative="1">
@@ -25269,7 +19240,7 @@
       <w:lvlText w:val="%7."/>
       <w:lvlJc w:val="left"/>
       <w:pPr>
-        <w:ind w:left="5371" w:hanging="360"/>
+        <w:ind w:left="5011" w:hanging="360"/>
       </w:pPr>
     </w:lvl>
     <w:lvl w:ilvl="7" w:tplc="04090019" w:tentative="1">
@@ -25278,7 +19249,7 @@
       <w:lvlText w:val="%8."/>
       <w:lvlJc w:val="left"/>
       <w:pPr>
-        <w:ind w:left="6091" w:hanging="360"/>
+        <w:ind w:left="5731" w:hanging="360"/>
       </w:pPr>
     </w:lvl>
     <w:lvl w:ilvl="8" w:tplc="0409001B" w:tentative="1">
@@ -25287,353 +19258,14 @@
       <w:lvlText w:val="%9."/>
       <w:lvlJc w:val="right"/>
       <w:pPr>
-        <w:ind w:left="6811" w:hanging="180"/>
+        <w:ind w:left="6451" w:hanging="180"/>
       </w:pPr>
     </w:lvl>
   </w:abstractNum>
-  <w:abstractNum w:abstractNumId="5" w15:restartNumberingAfterBreak="0">
-    <w:nsid w:val="2FBC68FB"/>
+  <w:abstractNum w:abstractNumId="4" w15:restartNumberingAfterBreak="0">
+    <w:nsid w:val="26E55A9B"/>
     <w:multiLevelType w:val="multilevel"/>
-    <w:tmpl w:val="34725770"/>
-    <w:lvl w:ilvl="0">
-      <w:start w:val="1"/>
-      <w:numFmt w:val="decimal"/>
-      <w:lvlText w:val="%1."/>
-      <w:lvlJc w:val="left"/>
-      <w:pPr>
-        <w:tabs>
-          <w:tab w:val="num" w:pos="720"/>
-        </w:tabs>
-        <w:ind w:left="720" w:hanging="360"/>
-      </w:pPr>
-    </w:lvl>
-    <w:lvl w:ilvl="1" w:tentative="1">
-      <w:start w:val="1"/>
-      <w:numFmt w:val="decimal"/>
-      <w:lvlText w:val="%2."/>
-      <w:lvlJc w:val="left"/>
-      <w:pPr>
-        <w:tabs>
-          <w:tab w:val="num" w:pos="1440"/>
-        </w:tabs>
-        <w:ind w:left="1440" w:hanging="360"/>
-      </w:pPr>
-    </w:lvl>
-    <w:lvl w:ilvl="2" w:tentative="1">
-      <w:start w:val="1"/>
-      <w:numFmt w:val="decimal"/>
-      <w:lvlText w:val="%3."/>
-      <w:lvlJc w:val="left"/>
-      <w:pPr>
-        <w:tabs>
-          <w:tab w:val="num" w:pos="2160"/>
-        </w:tabs>
-        <w:ind w:left="2160" w:hanging="360"/>
-      </w:pPr>
-    </w:lvl>
-    <w:lvl w:ilvl="3" w:tentative="1">
-      <w:start w:val="1"/>
-      <w:numFmt w:val="decimal"/>
-      <w:lvlText w:val="%4."/>
-      <w:lvlJc w:val="left"/>
-      <w:pPr>
-        <w:tabs>
-          <w:tab w:val="num" w:pos="2880"/>
-        </w:tabs>
-        <w:ind w:left="2880" w:hanging="360"/>
-      </w:pPr>
-    </w:lvl>
-    <w:lvl w:ilvl="4" w:tentative="1">
-      <w:start w:val="1"/>
-      <w:numFmt w:val="decimal"/>
-      <w:lvlText w:val="%5."/>
-      <w:lvlJc w:val="left"/>
-      <w:pPr>
-        <w:tabs>
-          <w:tab w:val="num" w:pos="3600"/>
-        </w:tabs>
-        <w:ind w:left="3600" w:hanging="360"/>
-      </w:pPr>
-    </w:lvl>
-    <w:lvl w:ilvl="5" w:tentative="1">
-      <w:start w:val="1"/>
-      <w:numFmt w:val="decimal"/>
-      <w:lvlText w:val="%6."/>
-      <w:lvlJc w:val="left"/>
-      <w:pPr>
-        <w:tabs>
-          <w:tab w:val="num" w:pos="4320"/>
-        </w:tabs>
-        <w:ind w:left="4320" w:hanging="360"/>
-      </w:pPr>
-    </w:lvl>
-    <w:lvl w:ilvl="6" w:tentative="1">
-      <w:start w:val="1"/>
-      <w:numFmt w:val="decimal"/>
-      <w:lvlText w:val="%7."/>
-      <w:lvlJc w:val="left"/>
-      <w:pPr>
-        <w:tabs>
-          <w:tab w:val="num" w:pos="5040"/>
-        </w:tabs>
-        <w:ind w:left="5040" w:hanging="360"/>
-      </w:pPr>
-    </w:lvl>
-    <w:lvl w:ilvl="7" w:tentative="1">
-      <w:start w:val="1"/>
-      <w:numFmt w:val="decimal"/>
-      <w:lvlText w:val="%8."/>
-      <w:lvlJc w:val="left"/>
-      <w:pPr>
-        <w:tabs>
-          <w:tab w:val="num" w:pos="5760"/>
-        </w:tabs>
-        <w:ind w:left="5760" w:hanging="360"/>
-      </w:pPr>
-    </w:lvl>
-    <w:lvl w:ilvl="8" w:tentative="1">
-      <w:start w:val="1"/>
-      <w:numFmt w:val="decimal"/>
-      <w:lvlText w:val="%9."/>
-      <w:lvlJc w:val="left"/>
-      <w:pPr>
-        <w:tabs>
-          <w:tab w:val="num" w:pos="6480"/>
-        </w:tabs>
-        <w:ind w:left="6480" w:hanging="360"/>
-      </w:pPr>
-    </w:lvl>
-  </w:abstractNum>
-  <w:abstractNum w:abstractNumId="6" w15:restartNumberingAfterBreak="0">
-    <w:nsid w:val="37834B99"/>
-    <w:multiLevelType w:val="multilevel"/>
-    <w:tmpl w:val="DBFABAA8"/>
-    <w:lvl w:ilvl="0">
-      <w:start w:val="1"/>
-      <w:numFmt w:val="decimal"/>
-      <w:lvlText w:val="%1."/>
-      <w:lvlJc w:val="left"/>
-      <w:pPr>
-        <w:tabs>
-          <w:tab w:val="num" w:pos="720"/>
-        </w:tabs>
-        <w:ind w:left="720" w:hanging="360"/>
-      </w:pPr>
-    </w:lvl>
-    <w:lvl w:ilvl="1" w:tentative="1">
-      <w:start w:val="1"/>
-      <w:numFmt w:val="decimal"/>
-      <w:lvlText w:val="%2."/>
-      <w:lvlJc w:val="left"/>
-      <w:pPr>
-        <w:tabs>
-          <w:tab w:val="num" w:pos="1440"/>
-        </w:tabs>
-        <w:ind w:left="1440" w:hanging="360"/>
-      </w:pPr>
-    </w:lvl>
-    <w:lvl w:ilvl="2" w:tentative="1">
-      <w:start w:val="1"/>
-      <w:numFmt w:val="decimal"/>
-      <w:lvlText w:val="%3."/>
-      <w:lvlJc w:val="left"/>
-      <w:pPr>
-        <w:tabs>
-          <w:tab w:val="num" w:pos="2160"/>
-        </w:tabs>
-        <w:ind w:left="2160" w:hanging="360"/>
-      </w:pPr>
-    </w:lvl>
-    <w:lvl w:ilvl="3" w:tentative="1">
-      <w:start w:val="1"/>
-      <w:numFmt w:val="decimal"/>
-      <w:lvlText w:val="%4."/>
-      <w:lvlJc w:val="left"/>
-      <w:pPr>
-        <w:tabs>
-          <w:tab w:val="num" w:pos="2880"/>
-        </w:tabs>
-        <w:ind w:left="2880" w:hanging="360"/>
-      </w:pPr>
-    </w:lvl>
-    <w:lvl w:ilvl="4" w:tentative="1">
-      <w:start w:val="1"/>
-      <w:numFmt w:val="decimal"/>
-      <w:lvlText w:val="%5."/>
-      <w:lvlJc w:val="left"/>
-      <w:pPr>
-        <w:tabs>
-          <w:tab w:val="num" w:pos="3600"/>
-        </w:tabs>
-        <w:ind w:left="3600" w:hanging="360"/>
-      </w:pPr>
-    </w:lvl>
-    <w:lvl w:ilvl="5" w:tentative="1">
-      <w:start w:val="1"/>
-      <w:numFmt w:val="decimal"/>
-      <w:lvlText w:val="%6."/>
-      <w:lvlJc w:val="left"/>
-      <w:pPr>
-        <w:tabs>
-          <w:tab w:val="num" w:pos="4320"/>
-        </w:tabs>
-        <w:ind w:left="4320" w:hanging="360"/>
-      </w:pPr>
-    </w:lvl>
-    <w:lvl w:ilvl="6" w:tentative="1">
-      <w:start w:val="1"/>
-      <w:numFmt w:val="decimal"/>
-      <w:lvlText w:val="%7."/>
-      <w:lvlJc w:val="left"/>
-      <w:pPr>
-        <w:tabs>
-          <w:tab w:val="num" w:pos="5040"/>
-        </w:tabs>
-        <w:ind w:left="5040" w:hanging="360"/>
-      </w:pPr>
-    </w:lvl>
-    <w:lvl w:ilvl="7" w:tentative="1">
-      <w:start w:val="1"/>
-      <w:numFmt w:val="decimal"/>
-      <w:lvlText w:val="%8."/>
-      <w:lvlJc w:val="left"/>
-      <w:pPr>
-        <w:tabs>
-          <w:tab w:val="num" w:pos="5760"/>
-        </w:tabs>
-        <w:ind w:left="5760" w:hanging="360"/>
-      </w:pPr>
-    </w:lvl>
-    <w:lvl w:ilvl="8" w:tentative="1">
-      <w:start w:val="1"/>
-      <w:numFmt w:val="decimal"/>
-      <w:lvlText w:val="%9."/>
-      <w:lvlJc w:val="left"/>
-      <w:pPr>
-        <w:tabs>
-          <w:tab w:val="num" w:pos="6480"/>
-        </w:tabs>
-        <w:ind w:left="6480" w:hanging="360"/>
-      </w:pPr>
-    </w:lvl>
-  </w:abstractNum>
-  <w:abstractNum w:abstractNumId="7" w15:restartNumberingAfterBreak="0">
-    <w:nsid w:val="3F2E7BED"/>
-    <w:multiLevelType w:val="multilevel"/>
-    <w:tmpl w:val="1BF83916"/>
-    <w:lvl w:ilvl="0">
-      <w:start w:val="1"/>
-      <w:numFmt w:val="decimal"/>
-      <w:lvlText w:val="%1."/>
-      <w:lvlJc w:val="left"/>
-      <w:pPr>
-        <w:tabs>
-          <w:tab w:val="num" w:pos="720"/>
-        </w:tabs>
-        <w:ind w:left="720" w:hanging="360"/>
-      </w:pPr>
-    </w:lvl>
-    <w:lvl w:ilvl="1" w:tentative="1">
-      <w:start w:val="1"/>
-      <w:numFmt w:val="decimal"/>
-      <w:lvlText w:val="%2."/>
-      <w:lvlJc w:val="left"/>
-      <w:pPr>
-        <w:tabs>
-          <w:tab w:val="num" w:pos="1440"/>
-        </w:tabs>
-        <w:ind w:left="1440" w:hanging="360"/>
-      </w:pPr>
-    </w:lvl>
-    <w:lvl w:ilvl="2" w:tentative="1">
-      <w:start w:val="1"/>
-      <w:numFmt w:val="decimal"/>
-      <w:lvlText w:val="%3."/>
-      <w:lvlJc w:val="left"/>
-      <w:pPr>
-        <w:tabs>
-          <w:tab w:val="num" w:pos="2160"/>
-        </w:tabs>
-        <w:ind w:left="2160" w:hanging="360"/>
-      </w:pPr>
-    </w:lvl>
-    <w:lvl w:ilvl="3" w:tentative="1">
-      <w:start w:val="1"/>
-      <w:numFmt w:val="decimal"/>
-      <w:lvlText w:val="%4."/>
-      <w:lvlJc w:val="left"/>
-      <w:pPr>
-        <w:tabs>
-          <w:tab w:val="num" w:pos="2880"/>
-        </w:tabs>
-        <w:ind w:left="2880" w:hanging="360"/>
-      </w:pPr>
-    </w:lvl>
-    <w:lvl w:ilvl="4" w:tentative="1">
-      <w:start w:val="1"/>
-      <w:numFmt w:val="decimal"/>
-      <w:lvlText w:val="%5."/>
-      <w:lvlJc w:val="left"/>
-      <w:pPr>
-        <w:tabs>
-          <w:tab w:val="num" w:pos="3600"/>
-        </w:tabs>
-        <w:ind w:left="3600" w:hanging="360"/>
-      </w:pPr>
-    </w:lvl>
-    <w:lvl w:ilvl="5" w:tentative="1">
-      <w:start w:val="1"/>
-      <w:numFmt w:val="decimal"/>
-      <w:lvlText w:val="%6."/>
-      <w:lvlJc w:val="left"/>
-      <w:pPr>
-        <w:tabs>
-          <w:tab w:val="num" w:pos="4320"/>
-        </w:tabs>
-        <w:ind w:left="4320" w:hanging="360"/>
-      </w:pPr>
-    </w:lvl>
-    <w:lvl w:ilvl="6" w:tentative="1">
-      <w:start w:val="1"/>
-      <w:numFmt w:val="decimal"/>
-      <w:lvlText w:val="%7."/>
-      <w:lvlJc w:val="left"/>
-      <w:pPr>
-        <w:tabs>
-          <w:tab w:val="num" w:pos="5040"/>
-        </w:tabs>
-        <w:ind w:left="5040" w:hanging="360"/>
-      </w:pPr>
-    </w:lvl>
-    <w:lvl w:ilvl="7" w:tentative="1">
-      <w:start w:val="1"/>
-      <w:numFmt w:val="decimal"/>
-      <w:lvlText w:val="%8."/>
-      <w:lvlJc w:val="left"/>
-      <w:pPr>
-        <w:tabs>
-          <w:tab w:val="num" w:pos="5760"/>
-        </w:tabs>
-        <w:ind w:left="5760" w:hanging="360"/>
-      </w:pPr>
-    </w:lvl>
-    <w:lvl w:ilvl="8" w:tentative="1">
-      <w:start w:val="1"/>
-      <w:numFmt w:val="decimal"/>
-      <w:lvlText w:val="%9."/>
-      <w:lvlJc w:val="left"/>
-      <w:pPr>
-        <w:tabs>
-          <w:tab w:val="num" w:pos="6480"/>
-        </w:tabs>
-        <w:ind w:left="6480" w:hanging="360"/>
-      </w:pPr>
-    </w:lvl>
-  </w:abstractNum>
-  <w:abstractNum w:abstractNumId="8" w15:restartNumberingAfterBreak="0">
-    <w:nsid w:val="42434779"/>
-    <w:multiLevelType w:val="multilevel"/>
-    <w:tmpl w:val="7D34C77A"/>
+    <w:tmpl w:val="7CAE903A"/>
     <w:lvl w:ilvl="0">
       <w:start w:val="1"/>
       <w:numFmt w:val="bullet"/>
@@ -25779,10 +19411,435 @@
       </w:rPr>
     </w:lvl>
   </w:abstractNum>
+  <w:abstractNum w:abstractNumId="5" w15:restartNumberingAfterBreak="0">
+    <w:nsid w:val="2A8C08A7"/>
+    <w:multiLevelType w:val="hybridMultilevel"/>
+    <w:tmpl w:val="5446926A"/>
+    <w:lvl w:ilvl="0" w:tplc="0409001B">
+      <w:start w:val="1"/>
+      <w:numFmt w:val="lowerRoman"/>
+      <w:lvlText w:val="%1."/>
+      <w:lvlJc w:val="right"/>
+      <w:pPr>
+        <w:ind w:left="1051" w:hanging="360"/>
+      </w:pPr>
+    </w:lvl>
+    <w:lvl w:ilvl="1" w:tplc="04090019" w:tentative="1">
+      <w:start w:val="1"/>
+      <w:numFmt w:val="lowerLetter"/>
+      <w:lvlText w:val="%2."/>
+      <w:lvlJc w:val="left"/>
+      <w:pPr>
+        <w:ind w:left="1771" w:hanging="360"/>
+      </w:pPr>
+    </w:lvl>
+    <w:lvl w:ilvl="2" w:tplc="0409001B" w:tentative="1">
+      <w:start w:val="1"/>
+      <w:numFmt w:val="lowerRoman"/>
+      <w:lvlText w:val="%3."/>
+      <w:lvlJc w:val="right"/>
+      <w:pPr>
+        <w:ind w:left="2491" w:hanging="180"/>
+      </w:pPr>
+    </w:lvl>
+    <w:lvl w:ilvl="3" w:tplc="0409000F" w:tentative="1">
+      <w:start w:val="1"/>
+      <w:numFmt w:val="decimal"/>
+      <w:lvlText w:val="%4."/>
+      <w:lvlJc w:val="left"/>
+      <w:pPr>
+        <w:ind w:left="3211" w:hanging="360"/>
+      </w:pPr>
+    </w:lvl>
+    <w:lvl w:ilvl="4" w:tplc="04090019" w:tentative="1">
+      <w:start w:val="1"/>
+      <w:numFmt w:val="lowerLetter"/>
+      <w:lvlText w:val="%5."/>
+      <w:lvlJc w:val="left"/>
+      <w:pPr>
+        <w:ind w:left="3931" w:hanging="360"/>
+      </w:pPr>
+    </w:lvl>
+    <w:lvl w:ilvl="5" w:tplc="0409001B" w:tentative="1">
+      <w:start w:val="1"/>
+      <w:numFmt w:val="lowerRoman"/>
+      <w:lvlText w:val="%6."/>
+      <w:lvlJc w:val="right"/>
+      <w:pPr>
+        <w:ind w:left="4651" w:hanging="180"/>
+      </w:pPr>
+    </w:lvl>
+    <w:lvl w:ilvl="6" w:tplc="0409000F" w:tentative="1">
+      <w:start w:val="1"/>
+      <w:numFmt w:val="decimal"/>
+      <w:lvlText w:val="%7."/>
+      <w:lvlJc w:val="left"/>
+      <w:pPr>
+        <w:ind w:left="5371" w:hanging="360"/>
+      </w:pPr>
+    </w:lvl>
+    <w:lvl w:ilvl="7" w:tplc="04090019" w:tentative="1">
+      <w:start w:val="1"/>
+      <w:numFmt w:val="lowerLetter"/>
+      <w:lvlText w:val="%8."/>
+      <w:lvlJc w:val="left"/>
+      <w:pPr>
+        <w:ind w:left="6091" w:hanging="360"/>
+      </w:pPr>
+    </w:lvl>
+    <w:lvl w:ilvl="8" w:tplc="0409001B" w:tentative="1">
+      <w:start w:val="1"/>
+      <w:numFmt w:val="lowerRoman"/>
+      <w:lvlText w:val="%9."/>
+      <w:lvlJc w:val="right"/>
+      <w:pPr>
+        <w:ind w:left="6811" w:hanging="180"/>
+      </w:pPr>
+    </w:lvl>
+  </w:abstractNum>
+  <w:abstractNum w:abstractNumId="6" w15:restartNumberingAfterBreak="0">
+    <w:nsid w:val="2FBC68FB"/>
+    <w:multiLevelType w:val="multilevel"/>
+    <w:tmpl w:val="34725770"/>
+    <w:lvl w:ilvl="0">
+      <w:start w:val="1"/>
+      <w:numFmt w:val="decimal"/>
+      <w:lvlText w:val="%1."/>
+      <w:lvlJc w:val="left"/>
+      <w:pPr>
+        <w:tabs>
+          <w:tab w:val="num" w:pos="720"/>
+        </w:tabs>
+        <w:ind w:left="720" w:hanging="360"/>
+      </w:pPr>
+    </w:lvl>
+    <w:lvl w:ilvl="1" w:tentative="1">
+      <w:start w:val="1"/>
+      <w:numFmt w:val="decimal"/>
+      <w:lvlText w:val="%2."/>
+      <w:lvlJc w:val="left"/>
+      <w:pPr>
+        <w:tabs>
+          <w:tab w:val="num" w:pos="1440"/>
+        </w:tabs>
+        <w:ind w:left="1440" w:hanging="360"/>
+      </w:pPr>
+    </w:lvl>
+    <w:lvl w:ilvl="2" w:tentative="1">
+      <w:start w:val="1"/>
+      <w:numFmt w:val="decimal"/>
+      <w:lvlText w:val="%3."/>
+      <w:lvlJc w:val="left"/>
+      <w:pPr>
+        <w:tabs>
+          <w:tab w:val="num" w:pos="2160"/>
+        </w:tabs>
+        <w:ind w:left="2160" w:hanging="360"/>
+      </w:pPr>
+    </w:lvl>
+    <w:lvl w:ilvl="3" w:tentative="1">
+      <w:start w:val="1"/>
+      <w:numFmt w:val="decimal"/>
+      <w:lvlText w:val="%4."/>
+      <w:lvlJc w:val="left"/>
+      <w:pPr>
+        <w:tabs>
+          <w:tab w:val="num" w:pos="2880"/>
+        </w:tabs>
+        <w:ind w:left="2880" w:hanging="360"/>
+      </w:pPr>
+    </w:lvl>
+    <w:lvl w:ilvl="4" w:tentative="1">
+      <w:start w:val="1"/>
+      <w:numFmt w:val="decimal"/>
+      <w:lvlText w:val="%5."/>
+      <w:lvlJc w:val="left"/>
+      <w:pPr>
+        <w:tabs>
+          <w:tab w:val="num" w:pos="3600"/>
+        </w:tabs>
+        <w:ind w:left="3600" w:hanging="360"/>
+      </w:pPr>
+    </w:lvl>
+    <w:lvl w:ilvl="5" w:tentative="1">
+      <w:start w:val="1"/>
+      <w:numFmt w:val="decimal"/>
+      <w:lvlText w:val="%6."/>
+      <w:lvlJc w:val="left"/>
+      <w:pPr>
+        <w:tabs>
+          <w:tab w:val="num" w:pos="4320"/>
+        </w:tabs>
+        <w:ind w:left="4320" w:hanging="360"/>
+      </w:pPr>
+    </w:lvl>
+    <w:lvl w:ilvl="6" w:tentative="1">
+      <w:start w:val="1"/>
+      <w:numFmt w:val="decimal"/>
+      <w:lvlText w:val="%7."/>
+      <w:lvlJc w:val="left"/>
+      <w:pPr>
+        <w:tabs>
+          <w:tab w:val="num" w:pos="5040"/>
+        </w:tabs>
+        <w:ind w:left="5040" w:hanging="360"/>
+      </w:pPr>
+    </w:lvl>
+    <w:lvl w:ilvl="7" w:tentative="1">
+      <w:start w:val="1"/>
+      <w:numFmt w:val="decimal"/>
+      <w:lvlText w:val="%8."/>
+      <w:lvlJc w:val="left"/>
+      <w:pPr>
+        <w:tabs>
+          <w:tab w:val="num" w:pos="5760"/>
+        </w:tabs>
+        <w:ind w:left="5760" w:hanging="360"/>
+      </w:pPr>
+    </w:lvl>
+    <w:lvl w:ilvl="8" w:tentative="1">
+      <w:start w:val="1"/>
+      <w:numFmt w:val="decimal"/>
+      <w:lvlText w:val="%9."/>
+      <w:lvlJc w:val="left"/>
+      <w:pPr>
+        <w:tabs>
+          <w:tab w:val="num" w:pos="6480"/>
+        </w:tabs>
+        <w:ind w:left="6480" w:hanging="360"/>
+      </w:pPr>
+    </w:lvl>
+  </w:abstractNum>
+  <w:abstractNum w:abstractNumId="7" w15:restartNumberingAfterBreak="0">
+    <w:nsid w:val="37834B99"/>
+    <w:multiLevelType w:val="multilevel"/>
+    <w:tmpl w:val="DBFABAA8"/>
+    <w:lvl w:ilvl="0">
+      <w:start w:val="1"/>
+      <w:numFmt w:val="decimal"/>
+      <w:lvlText w:val="%1."/>
+      <w:lvlJc w:val="left"/>
+      <w:pPr>
+        <w:tabs>
+          <w:tab w:val="num" w:pos="720"/>
+        </w:tabs>
+        <w:ind w:left="720" w:hanging="360"/>
+      </w:pPr>
+    </w:lvl>
+    <w:lvl w:ilvl="1" w:tentative="1">
+      <w:start w:val="1"/>
+      <w:numFmt w:val="decimal"/>
+      <w:lvlText w:val="%2."/>
+      <w:lvlJc w:val="left"/>
+      <w:pPr>
+        <w:tabs>
+          <w:tab w:val="num" w:pos="1440"/>
+        </w:tabs>
+        <w:ind w:left="1440" w:hanging="360"/>
+      </w:pPr>
+    </w:lvl>
+    <w:lvl w:ilvl="2" w:tentative="1">
+      <w:start w:val="1"/>
+      <w:numFmt w:val="decimal"/>
+      <w:lvlText w:val="%3."/>
+      <w:lvlJc w:val="left"/>
+      <w:pPr>
+        <w:tabs>
+          <w:tab w:val="num" w:pos="2160"/>
+        </w:tabs>
+        <w:ind w:left="2160" w:hanging="360"/>
+      </w:pPr>
+    </w:lvl>
+    <w:lvl w:ilvl="3" w:tentative="1">
+      <w:start w:val="1"/>
+      <w:numFmt w:val="decimal"/>
+      <w:lvlText w:val="%4."/>
+      <w:lvlJc w:val="left"/>
+      <w:pPr>
+        <w:tabs>
+          <w:tab w:val="num" w:pos="2880"/>
+        </w:tabs>
+        <w:ind w:left="2880" w:hanging="360"/>
+      </w:pPr>
+    </w:lvl>
+    <w:lvl w:ilvl="4" w:tentative="1">
+      <w:start w:val="1"/>
+      <w:numFmt w:val="decimal"/>
+      <w:lvlText w:val="%5."/>
+      <w:lvlJc w:val="left"/>
+      <w:pPr>
+        <w:tabs>
+          <w:tab w:val="num" w:pos="3600"/>
+        </w:tabs>
+        <w:ind w:left="3600" w:hanging="360"/>
+      </w:pPr>
+    </w:lvl>
+    <w:lvl w:ilvl="5" w:tentative="1">
+      <w:start w:val="1"/>
+      <w:numFmt w:val="decimal"/>
+      <w:lvlText w:val="%6."/>
+      <w:lvlJc w:val="left"/>
+      <w:pPr>
+        <w:tabs>
+          <w:tab w:val="num" w:pos="4320"/>
+        </w:tabs>
+        <w:ind w:left="4320" w:hanging="360"/>
+      </w:pPr>
+    </w:lvl>
+    <w:lvl w:ilvl="6" w:tentative="1">
+      <w:start w:val="1"/>
+      <w:numFmt w:val="decimal"/>
+      <w:lvlText w:val="%7."/>
+      <w:lvlJc w:val="left"/>
+      <w:pPr>
+        <w:tabs>
+          <w:tab w:val="num" w:pos="5040"/>
+        </w:tabs>
+        <w:ind w:left="5040" w:hanging="360"/>
+      </w:pPr>
+    </w:lvl>
+    <w:lvl w:ilvl="7" w:tentative="1">
+      <w:start w:val="1"/>
+      <w:numFmt w:val="decimal"/>
+      <w:lvlText w:val="%8."/>
+      <w:lvlJc w:val="left"/>
+      <w:pPr>
+        <w:tabs>
+          <w:tab w:val="num" w:pos="5760"/>
+        </w:tabs>
+        <w:ind w:left="5760" w:hanging="360"/>
+      </w:pPr>
+    </w:lvl>
+    <w:lvl w:ilvl="8" w:tentative="1">
+      <w:start w:val="1"/>
+      <w:numFmt w:val="decimal"/>
+      <w:lvlText w:val="%9."/>
+      <w:lvlJc w:val="left"/>
+      <w:pPr>
+        <w:tabs>
+          <w:tab w:val="num" w:pos="6480"/>
+        </w:tabs>
+        <w:ind w:left="6480" w:hanging="360"/>
+      </w:pPr>
+    </w:lvl>
+  </w:abstractNum>
+  <w:abstractNum w:abstractNumId="8" w15:restartNumberingAfterBreak="0">
+    <w:nsid w:val="3F2E7BED"/>
+    <w:multiLevelType w:val="multilevel"/>
+    <w:tmpl w:val="1BF83916"/>
+    <w:lvl w:ilvl="0">
+      <w:start w:val="1"/>
+      <w:numFmt w:val="decimal"/>
+      <w:lvlText w:val="%1."/>
+      <w:lvlJc w:val="left"/>
+      <w:pPr>
+        <w:tabs>
+          <w:tab w:val="num" w:pos="720"/>
+        </w:tabs>
+        <w:ind w:left="720" w:hanging="360"/>
+      </w:pPr>
+    </w:lvl>
+    <w:lvl w:ilvl="1" w:tentative="1">
+      <w:start w:val="1"/>
+      <w:numFmt w:val="decimal"/>
+      <w:lvlText w:val="%2."/>
+      <w:lvlJc w:val="left"/>
+      <w:pPr>
+        <w:tabs>
+          <w:tab w:val="num" w:pos="1440"/>
+        </w:tabs>
+        <w:ind w:left="1440" w:hanging="360"/>
+      </w:pPr>
+    </w:lvl>
+    <w:lvl w:ilvl="2" w:tentative="1">
+      <w:start w:val="1"/>
+      <w:numFmt w:val="decimal"/>
+      <w:lvlText w:val="%3."/>
+      <w:lvlJc w:val="left"/>
+      <w:pPr>
+        <w:tabs>
+          <w:tab w:val="num" w:pos="2160"/>
+        </w:tabs>
+        <w:ind w:left="2160" w:hanging="360"/>
+      </w:pPr>
+    </w:lvl>
+    <w:lvl w:ilvl="3" w:tentative="1">
+      <w:start w:val="1"/>
+      <w:numFmt w:val="decimal"/>
+      <w:lvlText w:val="%4."/>
+      <w:lvlJc w:val="left"/>
+      <w:pPr>
+        <w:tabs>
+          <w:tab w:val="num" w:pos="2880"/>
+        </w:tabs>
+        <w:ind w:left="2880" w:hanging="360"/>
+      </w:pPr>
+    </w:lvl>
+    <w:lvl w:ilvl="4" w:tentative="1">
+      <w:start w:val="1"/>
+      <w:numFmt w:val="decimal"/>
+      <w:lvlText w:val="%5."/>
+      <w:lvlJc w:val="left"/>
+      <w:pPr>
+        <w:tabs>
+          <w:tab w:val="num" w:pos="3600"/>
+        </w:tabs>
+        <w:ind w:left="3600" w:hanging="360"/>
+      </w:pPr>
+    </w:lvl>
+    <w:lvl w:ilvl="5" w:tentative="1">
+      <w:start w:val="1"/>
+      <w:numFmt w:val="decimal"/>
+      <w:lvlText w:val="%6."/>
+      <w:lvlJc w:val="left"/>
+      <w:pPr>
+        <w:tabs>
+          <w:tab w:val="num" w:pos="4320"/>
+        </w:tabs>
+        <w:ind w:left="4320" w:hanging="360"/>
+      </w:pPr>
+    </w:lvl>
+    <w:lvl w:ilvl="6" w:tentative="1">
+      <w:start w:val="1"/>
+      <w:numFmt w:val="decimal"/>
+      <w:lvlText w:val="%7."/>
+      <w:lvlJc w:val="left"/>
+      <w:pPr>
+        <w:tabs>
+          <w:tab w:val="num" w:pos="5040"/>
+        </w:tabs>
+        <w:ind w:left="5040" w:hanging="360"/>
+      </w:pPr>
+    </w:lvl>
+    <w:lvl w:ilvl="7" w:tentative="1">
+      <w:start w:val="1"/>
+      <w:numFmt w:val="decimal"/>
+      <w:lvlText w:val="%8."/>
+      <w:lvlJc w:val="left"/>
+      <w:pPr>
+        <w:tabs>
+          <w:tab w:val="num" w:pos="5760"/>
+        </w:tabs>
+        <w:ind w:left="5760" w:hanging="360"/>
+      </w:pPr>
+    </w:lvl>
+    <w:lvl w:ilvl="8" w:tentative="1">
+      <w:start w:val="1"/>
+      <w:numFmt w:val="decimal"/>
+      <w:lvlText w:val="%9."/>
+      <w:lvlJc w:val="left"/>
+      <w:pPr>
+        <w:tabs>
+          <w:tab w:val="num" w:pos="6480"/>
+        </w:tabs>
+        <w:ind w:left="6480" w:hanging="360"/>
+      </w:pPr>
+    </w:lvl>
+  </w:abstractNum>
   <w:abstractNum w:abstractNumId="9" w15:restartNumberingAfterBreak="0">
-    <w:nsid w:val="488D1DA9"/>
+    <w:nsid w:val="42434779"/>
     <w:multiLevelType w:val="multilevel"/>
-    <w:tmpl w:val="0114A420"/>
+    <w:tmpl w:val="7D34C77A"/>
     <w:lvl w:ilvl="0">
       <w:start w:val="1"/>
       <w:numFmt w:val="bullet"/>
@@ -25929,6 +19986,155 @@
     </w:lvl>
   </w:abstractNum>
   <w:abstractNum w:abstractNumId="10" w15:restartNumberingAfterBreak="0">
+    <w:nsid w:val="488D1DA9"/>
+    <w:multiLevelType w:val="multilevel"/>
+    <w:tmpl w:val="0114A420"/>
+    <w:lvl w:ilvl="0">
+      <w:start w:val="1"/>
+      <w:numFmt w:val="bullet"/>
+      <w:lvlText w:val=""/>
+      <w:lvlJc w:val="left"/>
+      <w:pPr>
+        <w:tabs>
+          <w:tab w:val="num" w:pos="1080"/>
+        </w:tabs>
+        <w:ind w:left="1080" w:hanging="360"/>
+      </w:pPr>
+      <w:rPr>
+        <w:rFonts w:ascii="Symbol" w:hAnsi="Symbol" w:hint="default"/>
+        <w:sz w:val="20"/>
+      </w:rPr>
+    </w:lvl>
+    <w:lvl w:ilvl="1" w:tentative="1">
+      <w:start w:val="1"/>
+      <w:numFmt w:val="bullet"/>
+      <w:lvlText w:val="o"/>
+      <w:lvlJc w:val="left"/>
+      <w:pPr>
+        <w:tabs>
+          <w:tab w:val="num" w:pos="1800"/>
+        </w:tabs>
+        <w:ind w:left="1800" w:hanging="360"/>
+      </w:pPr>
+      <w:rPr>
+        <w:rFonts w:ascii="Courier New" w:hAnsi="Courier New" w:hint="default"/>
+        <w:sz w:val="20"/>
+      </w:rPr>
+    </w:lvl>
+    <w:lvl w:ilvl="2" w:tentative="1">
+      <w:start w:val="1"/>
+      <w:numFmt w:val="bullet"/>
+      <w:lvlText w:val=""/>
+      <w:lvlJc w:val="left"/>
+      <w:pPr>
+        <w:tabs>
+          <w:tab w:val="num" w:pos="2520"/>
+        </w:tabs>
+        <w:ind w:left="2520" w:hanging="360"/>
+      </w:pPr>
+      <w:rPr>
+        <w:rFonts w:ascii="Wingdings" w:hAnsi="Wingdings" w:hint="default"/>
+        <w:sz w:val="20"/>
+      </w:rPr>
+    </w:lvl>
+    <w:lvl w:ilvl="3" w:tentative="1">
+      <w:start w:val="1"/>
+      <w:numFmt w:val="bullet"/>
+      <w:lvlText w:val=""/>
+      <w:lvlJc w:val="left"/>
+      <w:pPr>
+        <w:tabs>
+          <w:tab w:val="num" w:pos="3240"/>
+        </w:tabs>
+        <w:ind w:left="3240" w:hanging="360"/>
+      </w:pPr>
+      <w:rPr>
+        <w:rFonts w:ascii="Wingdings" w:hAnsi="Wingdings" w:hint="default"/>
+        <w:sz w:val="20"/>
+      </w:rPr>
+    </w:lvl>
+    <w:lvl w:ilvl="4" w:tentative="1">
+      <w:start w:val="1"/>
+      <w:numFmt w:val="bullet"/>
+      <w:lvlText w:val=""/>
+      <w:lvlJc w:val="left"/>
+      <w:pPr>
+        <w:tabs>
+          <w:tab w:val="num" w:pos="3960"/>
+        </w:tabs>
+        <w:ind w:left="3960" w:hanging="360"/>
+      </w:pPr>
+      <w:rPr>
+        <w:rFonts w:ascii="Wingdings" w:hAnsi="Wingdings" w:hint="default"/>
+        <w:sz w:val="20"/>
+      </w:rPr>
+    </w:lvl>
+    <w:lvl w:ilvl="5" w:tentative="1">
+      <w:start w:val="1"/>
+      <w:numFmt w:val="bullet"/>
+      <w:lvlText w:val=""/>
+      <w:lvlJc w:val="left"/>
+      <w:pPr>
+        <w:tabs>
+          <w:tab w:val="num" w:pos="4680"/>
+        </w:tabs>
+        <w:ind w:left="4680" w:hanging="360"/>
+      </w:pPr>
+      <w:rPr>
+        <w:rFonts w:ascii="Wingdings" w:hAnsi="Wingdings" w:hint="default"/>
+        <w:sz w:val="20"/>
+      </w:rPr>
+    </w:lvl>
+    <w:lvl w:ilvl="6" w:tentative="1">
+      <w:start w:val="1"/>
+      <w:numFmt w:val="bullet"/>
+      <w:lvlText w:val=""/>
+      <w:lvlJc w:val="left"/>
+      <w:pPr>
+        <w:tabs>
+          <w:tab w:val="num" w:pos="5400"/>
+        </w:tabs>
+        <w:ind w:left="5400" w:hanging="360"/>
+      </w:pPr>
+      <w:rPr>
+        <w:rFonts w:ascii="Wingdings" w:hAnsi="Wingdings" w:hint="default"/>
+        <w:sz w:val="20"/>
+      </w:rPr>
+    </w:lvl>
+    <w:lvl w:ilvl="7" w:tentative="1">
+      <w:start w:val="1"/>
+      <w:numFmt w:val="bullet"/>
+      <w:lvlText w:val=""/>
+      <w:lvlJc w:val="left"/>
+      <w:pPr>
+        <w:tabs>
+          <w:tab w:val="num" w:pos="6120"/>
+        </w:tabs>
+        <w:ind w:left="6120" w:hanging="360"/>
+      </w:pPr>
+      <w:rPr>
+        <w:rFonts w:ascii="Wingdings" w:hAnsi="Wingdings" w:hint="default"/>
+        <w:sz w:val="20"/>
+      </w:rPr>
+    </w:lvl>
+    <w:lvl w:ilvl="8" w:tentative="1">
+      <w:start w:val="1"/>
+      <w:numFmt w:val="bullet"/>
+      <w:lvlText w:val=""/>
+      <w:lvlJc w:val="left"/>
+      <w:pPr>
+        <w:tabs>
+          <w:tab w:val="num" w:pos="6840"/>
+        </w:tabs>
+        <w:ind w:left="6840" w:hanging="360"/>
+      </w:pPr>
+      <w:rPr>
+        <w:rFonts w:ascii="Wingdings" w:hAnsi="Wingdings" w:hint="default"/>
+        <w:sz w:val="20"/>
+      </w:rPr>
+    </w:lvl>
+  </w:abstractNum>
+  <w:abstractNum w:abstractNumId="11" w15:restartNumberingAfterBreak="0">
     <w:nsid w:val="4EB24E10"/>
     <w:multiLevelType w:val="hybridMultilevel"/>
     <w:tmpl w:val="E410F5E2"/>
@@ -26014,7 +20220,7 @@
       </w:pPr>
     </w:lvl>
   </w:abstractNum>
-  <w:abstractNum w:abstractNumId="11" w15:restartNumberingAfterBreak="0">
+  <w:abstractNum w:abstractNumId="12" w15:restartNumberingAfterBreak="0">
     <w:nsid w:val="519755A5"/>
     <w:multiLevelType w:val="multilevel"/>
     <w:tmpl w:val="34725770"/>
@@ -26127,7 +20333,7 @@
       </w:pPr>
     </w:lvl>
   </w:abstractNum>
-  <w:abstractNum w:abstractNumId="12" w15:restartNumberingAfterBreak="0">
+  <w:abstractNum w:abstractNumId="13" w15:restartNumberingAfterBreak="0">
     <w:nsid w:val="549A50B5"/>
     <w:multiLevelType w:val="hybridMultilevel"/>
     <w:tmpl w:val="03344986"/>
@@ -26240,7 +20446,7 @@
       </w:rPr>
     </w:lvl>
   </w:abstractNum>
-  <w:abstractNum w:abstractNumId="13" w15:restartNumberingAfterBreak="0">
+  <w:abstractNum w:abstractNumId="14" w15:restartNumberingAfterBreak="0">
     <w:nsid w:val="551F5ED8"/>
     <w:multiLevelType w:val="multilevel"/>
     <w:tmpl w:val="804A2E2A"/>
@@ -26353,7 +20559,7 @@
       </w:pPr>
     </w:lvl>
   </w:abstractNum>
-  <w:abstractNum w:abstractNumId="14" w15:restartNumberingAfterBreak="0">
+  <w:abstractNum w:abstractNumId="15" w15:restartNumberingAfterBreak="0">
     <w:nsid w:val="5E006EB0"/>
     <w:multiLevelType w:val="multilevel"/>
     <w:tmpl w:val="2A1A757C"/>
@@ -26466,7 +20672,7 @@
       </w:pPr>
     </w:lvl>
   </w:abstractNum>
-  <w:abstractNum w:abstractNumId="15" w15:restartNumberingAfterBreak="0">
+  <w:abstractNum w:abstractNumId="16" w15:restartNumberingAfterBreak="0">
     <w:nsid w:val="5E035CC0"/>
     <w:multiLevelType w:val="hybridMultilevel"/>
     <w:tmpl w:val="71346CF6"/>
@@ -26579,7 +20785,7 @@
       </w:rPr>
     </w:lvl>
   </w:abstractNum>
-  <w:abstractNum w:abstractNumId="16" w15:restartNumberingAfterBreak="0">
+  <w:abstractNum w:abstractNumId="17" w15:restartNumberingAfterBreak="0">
     <w:nsid w:val="6FDD4F3E"/>
     <w:multiLevelType w:val="hybridMultilevel"/>
     <w:tmpl w:val="BCDCC22A"/>
@@ -26668,7 +20874,7 @@
       </w:pPr>
     </w:lvl>
   </w:abstractNum>
-  <w:abstractNum w:abstractNumId="17" w15:restartNumberingAfterBreak="0">
+  <w:abstractNum w:abstractNumId="18" w15:restartNumberingAfterBreak="0">
     <w:nsid w:val="79B4413D"/>
     <w:multiLevelType w:val="hybridMultilevel"/>
     <w:tmpl w:val="109C98D8"/>
@@ -26754,7 +20960,7 @@
       </w:pPr>
     </w:lvl>
   </w:abstractNum>
-  <w:abstractNum w:abstractNumId="18" w15:restartNumberingAfterBreak="0">
+  <w:abstractNum w:abstractNumId="19" w15:restartNumberingAfterBreak="0">
     <w:nsid w:val="7EED1549"/>
     <w:multiLevelType w:val="multilevel"/>
     <w:tmpl w:val="8DCAE0D4"/>
@@ -26868,60 +21074,63 @@
     </w:lvl>
   </w:abstractNum>
   <w:num w:numId="1" w16cid:durableId="1332484277">
+    <w:abstractNumId w:val="19"/>
+  </w:num>
+  <w:num w:numId="2" w16cid:durableId="460422437">
+    <w:abstractNumId w:val="11"/>
+  </w:num>
+  <w:num w:numId="3" w16cid:durableId="55053298">
     <w:abstractNumId w:val="18"/>
   </w:num>
-  <w:num w:numId="2" w16cid:durableId="460422437">
-    <w:abstractNumId w:val="10"/>
-  </w:num>
-  <w:num w:numId="3" w16cid:durableId="55053298">
-    <w:abstractNumId w:val="17"/>
-  </w:num>
   <w:num w:numId="4" w16cid:durableId="950355473">
-    <w:abstractNumId w:val="2"/>
+    <w:abstractNumId w:val="3"/>
   </w:num>
   <w:num w:numId="5" w16cid:durableId="689992668">
+    <w:abstractNumId w:val="7"/>
+  </w:num>
+  <w:num w:numId="6" w16cid:durableId="737754369">
     <w:abstractNumId w:val="6"/>
   </w:num>
-  <w:num w:numId="6" w16cid:durableId="737754369">
-    <w:abstractNumId w:val="5"/>
-  </w:num>
   <w:num w:numId="7" w16cid:durableId="1266157279">
-    <w:abstractNumId w:val="11"/>
+    <w:abstractNumId w:val="12"/>
   </w:num>
   <w:num w:numId="8" w16cid:durableId="1137794683">
-    <w:abstractNumId w:val="7"/>
+    <w:abstractNumId w:val="8"/>
   </w:num>
   <w:num w:numId="9" w16cid:durableId="811171633">
+    <w:abstractNumId w:val="14"/>
+  </w:num>
+  <w:num w:numId="10" w16cid:durableId="1460299611">
     <w:abstractNumId w:val="13"/>
   </w:num>
-  <w:num w:numId="10" w16cid:durableId="1460299611">
-    <w:abstractNumId w:val="12"/>
-  </w:num>
   <w:num w:numId="11" w16cid:durableId="1764379825">
-    <w:abstractNumId w:val="15"/>
+    <w:abstractNumId w:val="16"/>
   </w:num>
   <w:num w:numId="12" w16cid:durableId="1241021424">
-    <w:abstractNumId w:val="14"/>
+    <w:abstractNumId w:val="15"/>
   </w:num>
   <w:num w:numId="13" w16cid:durableId="1708213732">
     <w:abstractNumId w:val="0"/>
   </w:num>
   <w:num w:numId="14" w16cid:durableId="598872616">
+    <w:abstractNumId w:val="5"/>
+  </w:num>
+  <w:num w:numId="15" w16cid:durableId="753088872">
+    <w:abstractNumId w:val="17"/>
+  </w:num>
+  <w:num w:numId="16" w16cid:durableId="1124620550">
     <w:abstractNumId w:val="4"/>
   </w:num>
-  <w:num w:numId="15" w16cid:durableId="753088872">
-    <w:abstractNumId w:val="16"/>
-  </w:num>
-  <w:num w:numId="16" w16cid:durableId="1124620550">
-    <w:abstractNumId w:val="3"/>
-  </w:num>
   <w:num w:numId="17" w16cid:durableId="265697589">
-    <w:abstractNumId w:val="8"/>
+    <w:abstractNumId w:val="9"/>
   </w:num>
   <w:num w:numId="18" w16cid:durableId="1800566590">
-    <w:abstractNumId w:val="9"/>
+    <w:abstractNumId w:val="10"/>
   </w:num>
   <w:num w:numId="19" w16cid:durableId="735015495">
+    <w:abstractNumId w:val="2"/>
+  </w:num>
+  <w:num w:numId="20" w16cid:durableId="1734814523">
     <w:abstractNumId w:val="1"/>
   </w:num>
 </w:numbering>

--- a/Internship Report.docx
+++ b/Internship Report.docx
@@ -1208,13 +1208,8 @@
       <w:pPr>
         <w:spacing w:line="360" w:lineRule="auto"/>
       </w:pPr>
-      <w:proofErr w:type="spellStart"/>
-      <w:r>
-        <w:t>Chardobato</w:t>
-      </w:r>
-      <w:proofErr w:type="spellEnd"/>
-      <w:r>
-        <w:t>, Bhaktapur</w:t>
+      <w:r>
+        <w:t>Chardobato, Bhaktapur</w:t>
       </w:r>
     </w:p>
     <w:p>
@@ -1643,7 +1638,6 @@
               </w:rPr>
               <w:t xml:space="preserve"> </w:t>
             </w:r>
-            <w:proofErr w:type="spellStart"/>
             <w:r>
               <w:rPr>
                 <w:b/>
@@ -1651,7 +1645,6 @@
               </w:rPr>
               <w:t>Sunuwar</w:t>
             </w:r>
-            <w:proofErr w:type="spellEnd"/>
             <w:r>
               <w:rPr>
                 <w:b/>
@@ -1773,13 +1766,8 @@
               <w:ind w:left="0" w:right="5" w:firstLine="0"/>
               <w:jc w:val="center"/>
             </w:pPr>
-            <w:proofErr w:type="spellStart"/>
-            <w:r>
-              <w:t>Scriipt</w:t>
-            </w:r>
-            <w:proofErr w:type="spellEnd"/>
-            <w:r>
-              <w:t xml:space="preserve"> lab</w:t>
+            <w:r>
+              <w:t>Scriipt lab</w:t>
             </w:r>
           </w:p>
           <w:p>
@@ -1892,19 +1880,16 @@
           <w:b/>
           <w:bCs/>
         </w:rPr>
-        <w:t xml:space="preserve">Mr. Sushil </w:t>
-      </w:r>
-      <w:proofErr w:type="spellStart"/>
-      <w:r>
-        <w:rPr>
-          <w:b/>
-          <w:bCs/>
-        </w:rPr>
-        <w:t>Bashyal</w:t>
-      </w:r>
-      <w:proofErr w:type="spellEnd"/>
-      <w:r>
-        <w:t>, Founder of Webbing Plex, for providing me with the opportunity to undertake my internship at the organization. This internship allowed me to gain practical exposure to the software development environment and understand professional workplace practices.</w:t>
+        <w:t>Mr. Sushil Bashyal</w:t>
+      </w:r>
+      <w:r>
+        <w:t xml:space="preserve">, </w:t>
+      </w:r>
+      <w:r>
+        <w:t>CEO/</w:t>
+      </w:r>
+      <w:r>
+        <w:t>Founder of Webbing Plex, for providing me with the opportunity to undertake my internship at the organization. This internship allowed me to gain practical exposure to the software development environment and understand professional workplace practices.</w:t>
       </w:r>
     </w:p>
     <w:p>
@@ -7493,13 +7478,8 @@
       <w:r>
         <w:tab/>
       </w:r>
-      <w:proofErr w:type="spellStart"/>
-      <w:r>
-        <w:t>HyperText</w:t>
-      </w:r>
-      <w:proofErr w:type="spellEnd"/>
-      <w:r>
-        <w:t xml:space="preserve"> Transfer Protocol</w:t>
+      <w:r>
+        <w:t>HyperText Transfer Protocol</w:t>
       </w:r>
     </w:p>
     <w:p>
@@ -7513,13 +7493,8 @@
       <w:r>
         <w:tab/>
       </w:r>
-      <w:proofErr w:type="spellStart"/>
-      <w:r>
-        <w:t>HyperText</w:t>
-      </w:r>
-      <w:proofErr w:type="spellEnd"/>
-      <w:r>
-        <w:t xml:space="preserve"> Transfer Protocol Secure</w:t>
+      <w:r>
+        <w:t>HyperText Transfer Protocol Secure</w:t>
       </w:r>
     </w:p>
     <w:p>
@@ -9972,23 +9947,7 @@
         <w:ind w:left="0" w:firstLine="0"/>
       </w:pPr>
       <w:r>
-        <w:t xml:space="preserve">Documentation of </w:t>
-      </w:r>
-      <w:proofErr w:type="spellStart"/>
-      <w:r>
-        <w:t>shadcn</w:t>
-      </w:r>
-      <w:proofErr w:type="spellEnd"/>
-      <w:r>
-        <w:t>/</w:t>
-      </w:r>
-      <w:proofErr w:type="spellStart"/>
-      <w:r>
-        <w:t>ui</w:t>
-      </w:r>
-      <w:proofErr w:type="spellEnd"/>
-      <w:r>
-        <w:t xml:space="preserve"> and other NPM packages demonstrates the growing adoption of reusable UI components and package-based development in modern web applications. These resources support the industry practice of building modular, maintainable, and scalable applications. The technologies and development practices observed during my internship align with these documented approaches and provided practical exposure to contemporary software development standards.</w:t>
+        <w:t>Documentation of shadcn/ui and other NPM packages demonstrates the growing adoption of reusable UI components and package-based development in modern web applications. These resources support the industry practice of building modular, maintainable, and scalable applications. The technologies and development practices observed during my internship align with these documented approaches and provided practical exposure to contemporary software development standards.</w:t>
       </w:r>
     </w:p>
     <w:p>
@@ -10088,17 +10047,8 @@
           <w:b/>
           <w:bCs/>
         </w:rPr>
-        <w:t xml:space="preserve">React </w:t>
-      </w:r>
-      <w:proofErr w:type="spellStart"/>
-      <w:r>
-        <w:rPr>
-          <w:b/>
-          <w:bCs/>
-        </w:rPr>
-        <w:t>js</w:t>
-      </w:r>
-      <w:proofErr w:type="spellEnd"/>
+        <w:t>React js</w:t>
+      </w:r>
     </w:p>
     <w:p>
       <w:pPr>
@@ -10127,17 +10077,8 @@
           <w:b/>
           <w:bCs/>
         </w:rPr>
-        <w:t xml:space="preserve">Tailwind </w:t>
-      </w:r>
-      <w:proofErr w:type="spellStart"/>
-      <w:r>
-        <w:rPr>
-          <w:b/>
-          <w:bCs/>
-        </w:rPr>
-        <w:t>css</w:t>
-      </w:r>
-      <w:proofErr w:type="spellEnd"/>
+        <w:t>Tailwind css</w:t>
+      </w:r>
     </w:p>
     <w:p>
       <w:pPr>
@@ -10161,21 +10102,12 @@
           <w:bCs/>
         </w:rPr>
       </w:pPr>
-      <w:proofErr w:type="spellStart"/>
       <w:r>
         <w:rPr>
           <w:b/>
           <w:bCs/>
         </w:rPr>
-        <w:t>Shadcn</w:t>
-      </w:r>
-      <w:proofErr w:type="spellEnd"/>
-      <w:r>
-        <w:rPr>
-          <w:b/>
-          <w:bCs/>
-        </w:rPr>
-        <w:t xml:space="preserve"> UI</w:t>
+        <w:t>Shadcn UI</w:t>
       </w:r>
     </w:p>
     <w:p>
@@ -10183,13 +10115,8 @@
         <w:spacing w:line="360" w:lineRule="auto"/>
         <w:ind w:left="1051" w:firstLine="0"/>
       </w:pPr>
-      <w:proofErr w:type="spellStart"/>
-      <w:r>
-        <w:t>ShadCN</w:t>
-      </w:r>
-      <w:proofErr w:type="spellEnd"/>
-      <w:r>
-        <w:t xml:space="preserve"> UI components are used to enhance the visual appearance and usability of the application. These pre-built and customizable components help maintain design consistency and improve user experience.</w:t>
+      <w:r>
+        <w:t>ShadCN UI components are used to enhance the visual appearance and usability of the application. These pre-built and customizable components help maintain design consistency and improve user experience.</w:t>
       </w:r>
     </w:p>
     <w:p>
@@ -10201,21 +10128,12 @@
         </w:numPr>
         <w:spacing w:line="360" w:lineRule="auto"/>
       </w:pPr>
-      <w:proofErr w:type="spellStart"/>
       <w:r>
         <w:rPr>
           <w:b/>
           <w:bCs/>
         </w:rPr>
-        <w:t>Zustand</w:t>
-      </w:r>
-      <w:proofErr w:type="spellEnd"/>
-      <w:r>
-        <w:rPr>
-          <w:b/>
-          <w:bCs/>
-        </w:rPr>
-        <w:t xml:space="preserve"> (State Management)</w:t>
+        <w:t>Zustand (State Management)</w:t>
       </w:r>
     </w:p>
     <w:p>
@@ -10223,13 +10141,8 @@
         <w:spacing w:line="360" w:lineRule="auto"/>
         <w:ind w:left="1051" w:firstLine="0"/>
       </w:pPr>
-      <w:proofErr w:type="spellStart"/>
-      <w:r>
-        <w:t>Zustand</w:t>
-      </w:r>
-      <w:proofErr w:type="spellEnd"/>
-      <w:r>
-        <w:t xml:space="preserve"> is used for managing global application state such as authenticated user data, active chats, and messages. It provides a lightweight and efficient alternative to traditional state management solutions.</w:t>
+      <w:r>
+        <w:t>Zustand is used for managing global application state such as authenticated user data, active chats, and messages. It provides a lightweight and efficient alternative to traditional state management solutions.</w:t>
       </w:r>
     </w:p>
     <w:p>
@@ -10241,7 +10154,6 @@
         </w:numPr>
         <w:spacing w:line="360" w:lineRule="auto"/>
       </w:pPr>
-      <w:proofErr w:type="spellStart"/>
       <w:r>
         <w:rPr>
           <w:b/>
@@ -10249,7 +10161,6 @@
         </w:rPr>
         <w:t>Axios</w:t>
       </w:r>
-      <w:proofErr w:type="spellEnd"/>
     </w:p>
     <w:p>
       <w:pPr>
@@ -10257,13 +10168,8 @@
         <w:spacing w:line="360" w:lineRule="auto"/>
         <w:ind w:left="1051" w:firstLine="0"/>
       </w:pPr>
-      <w:proofErr w:type="spellStart"/>
-      <w:r>
-        <w:t>Axios</w:t>
-      </w:r>
-      <w:proofErr w:type="spellEnd"/>
-      <w:r>
-        <w:t xml:space="preserve"> is used for handling API requests between the frontend and backend. It enables smooth communication for authentication, message retrieval, and file operations.</w:t>
+      <w:r>
+        <w:t>Axios is used for handling API requests between the frontend and backend. It enables smooth communication for authentication, message retrieval, and file operations.</w:t>
       </w:r>
     </w:p>
     <w:p>
@@ -10414,21 +10320,12 @@
         </w:numPr>
         <w:spacing w:line="360" w:lineRule="auto"/>
       </w:pPr>
-      <w:proofErr w:type="spellStart"/>
       <w:r>
         <w:rPr>
           <w:b/>
           <w:bCs/>
         </w:rPr>
-        <w:t>Multer</w:t>
-      </w:r>
-      <w:proofErr w:type="spellEnd"/>
-      <w:r>
-        <w:rPr>
-          <w:b/>
-          <w:bCs/>
-        </w:rPr>
-        <w:t xml:space="preserve"> (File Handling)</w:t>
+        <w:t>Multer (File Handling)</w:t>
       </w:r>
     </w:p>
     <w:p>
@@ -10436,13 +10333,8 @@
         <w:spacing w:line="360" w:lineRule="auto"/>
         <w:ind w:left="1051" w:firstLine="0"/>
       </w:pPr>
-      <w:proofErr w:type="spellStart"/>
-      <w:r>
-        <w:t>Multer</w:t>
-      </w:r>
-      <w:proofErr w:type="spellEnd"/>
-      <w:r>
-        <w:t xml:space="preserve"> is used to handle file and image uploads within chat conversations. It enables users to share media files securely and efficiently.</w:t>
+      <w:r>
+        <w:t>Multer is used to handle file and image uploads within chat conversations. It enables users to share media files securely and efficiently.</w:t>
       </w:r>
     </w:p>
     <w:p>
@@ -11004,13 +10896,8 @@
             </w:hyperlink>
             <w:r>
               <w:br/>
-              <w:t xml:space="preserve">Password: </w:t>
-            </w:r>
-            <w:proofErr w:type="spellStart"/>
-            <w:r>
-              <w:t>validPassword</w:t>
-            </w:r>
-            <w:proofErr w:type="spellEnd"/>
+              <w:t>Password: validPassword</w:t>
+            </w:r>
           </w:p>
         </w:tc>
         <w:tc>
@@ -11106,13 +10993,8 @@
             </w:hyperlink>
             <w:r>
               <w:br/>
-              <w:t xml:space="preserve">Password: </w:t>
-            </w:r>
-            <w:proofErr w:type="spellStart"/>
-            <w:r>
-              <w:t>wrongPassword</w:t>
-            </w:r>
-            <w:proofErr w:type="spellEnd"/>
+              <w:t>Password: wrongPassword</w:t>
+            </w:r>
           </w:p>
         </w:tc>
         <w:tc>
@@ -11208,13 +11090,8 @@
             </w:hyperlink>
             <w:r>
               <w:br/>
-              <w:t xml:space="preserve">Password: </w:t>
-            </w:r>
-            <w:proofErr w:type="spellStart"/>
-            <w:r>
-              <w:t>anyPassword</w:t>
-            </w:r>
-            <w:proofErr w:type="spellEnd"/>
+              <w:t>Password: anyPassword</w:t>
+            </w:r>
           </w:p>
         </w:tc>
         <w:tc>
@@ -11298,13 +11175,8 @@
               <w:ind w:left="0" w:firstLine="0"/>
             </w:pPr>
             <w:r>
-              <w:t xml:space="preserve">Password: </w:t>
-            </w:r>
-            <w:proofErr w:type="spellStart"/>
-            <w:r>
-              <w:t>validPassword</w:t>
-            </w:r>
-            <w:proofErr w:type="spellEnd"/>
+              <w:t>Password: validPassword</w:t>
+            </w:r>
           </w:p>
         </w:tc>
         <w:tc>
@@ -11767,15 +11639,7 @@
               <w:ind w:left="0" w:firstLine="0"/>
             </w:pPr>
             <w:r>
-              <w:t xml:space="preserve">Password stored as </w:t>
-            </w:r>
-            <w:proofErr w:type="spellStart"/>
-            <w:r>
-              <w:t>bcrypt</w:t>
-            </w:r>
-            <w:proofErr w:type="spellEnd"/>
-            <w:r>
-              <w:t xml:space="preserve"> hash in DB</w:t>
+              <w:t>Password stored as bcrypt hash in DB</w:t>
             </w:r>
           </w:p>
         </w:tc>
@@ -12125,15 +11989,7 @@
               <w:ind w:left="0" w:firstLine="0"/>
             </w:pPr>
             <w:r>
-              <w:t xml:space="preserve">First Name: </w:t>
-            </w:r>
-            <w:proofErr w:type="spellStart"/>
-            <w:r>
-              <w:t>AnjanLast</w:t>
-            </w:r>
-            <w:proofErr w:type="spellEnd"/>
-            <w:r>
-              <w:t xml:space="preserve"> Name: Khadka</w:t>
+              <w:t>First Name: AnjanLast Name: Khadka</w:t>
             </w:r>
           </w:p>
         </w:tc>
@@ -12210,23 +12066,7 @@
               <w:ind w:left="0" w:firstLine="0"/>
             </w:pPr>
             <w:r>
-              <w:t xml:space="preserve">First Name: </w:t>
-            </w:r>
-            <w:proofErr w:type="spellStart"/>
-            <w:r>
-              <w:t>AnjanLast</w:t>
-            </w:r>
-            <w:proofErr w:type="spellEnd"/>
-            <w:r>
-              <w:t xml:space="preserve"> Name: </w:t>
-            </w:r>
-            <w:proofErr w:type="spellStart"/>
-            <w:r>
-              <w:t>KhadkaProfile</w:t>
-            </w:r>
-            <w:proofErr w:type="spellEnd"/>
-            <w:r>
-              <w:t xml:space="preserve"> Image: image.jpg</w:t>
+              <w:t>First Name: AnjanLast Name: KhadkaProfile Image: image.jpg</w:t>
             </w:r>
           </w:p>
         </w:tc>
@@ -12303,23 +12143,7 @@
               <w:ind w:left="0" w:firstLine="0"/>
             </w:pPr>
             <w:r>
-              <w:t xml:space="preserve">First Name: </w:t>
-            </w:r>
-            <w:proofErr w:type="spellStart"/>
-            <w:r>
-              <w:t>AnjanLast</w:t>
-            </w:r>
-            <w:proofErr w:type="spellEnd"/>
-            <w:r>
-              <w:t xml:space="preserve"> Name: </w:t>
-            </w:r>
-            <w:proofErr w:type="spellStart"/>
-            <w:r>
-              <w:t>KhadkaNo</w:t>
-            </w:r>
-            <w:proofErr w:type="spellEnd"/>
-            <w:r>
-              <w:t xml:space="preserve"> image uploaded</w:t>
+              <w:t>First Name: AnjanLast Name: KhadkaNo image uploaded</w:t>
             </w:r>
           </w:p>
         </w:tc>
@@ -12968,15 +12792,7 @@
               <w:ind w:left="0" w:firstLine="0"/>
             </w:pPr>
             <w:r>
-              <w:t xml:space="preserve">First Name: </w:t>
-            </w:r>
-            <w:proofErr w:type="spellStart"/>
-            <w:r>
-              <w:t>AnjanNo</w:t>
-            </w:r>
-            <w:proofErr w:type="spellEnd"/>
-            <w:r>
-              <w:t xml:space="preserve"> profile image</w:t>
+              <w:t>First Name: AnjanNo profile image</w:t>
             </w:r>
           </w:p>
         </w:tc>
@@ -13503,15 +13319,7 @@
               <w:ind w:left="0" w:firstLine="0"/>
             </w:pPr>
             <w:r>
-              <w:t xml:space="preserve">Recipient </w:t>
-            </w:r>
-            <w:proofErr w:type="spellStart"/>
-            <w:r>
-              <w:t>IDMessage</w:t>
-            </w:r>
-            <w:proofErr w:type="spellEnd"/>
-            <w:r>
-              <w:t>: "Hello"</w:t>
+              <w:t>Recipient IDMessage: "Hello"</w:t>
             </w:r>
           </w:p>
         </w:tc>
@@ -13588,15 +13396,7 @@
               <w:ind w:left="0" w:firstLine="0"/>
             </w:pPr>
             <w:r>
-              <w:t xml:space="preserve">Conversation </w:t>
-            </w:r>
-            <w:proofErr w:type="spellStart"/>
-            <w:r>
-              <w:t>IDMessage</w:t>
-            </w:r>
-            <w:proofErr w:type="spellEnd"/>
-            <w:r>
-              <w:t>: "Hi again"</w:t>
+              <w:t>Conversation IDMessage: "Hi again"</w:t>
             </w:r>
           </w:p>
         </w:tc>
@@ -13673,15 +13473,7 @@
               <w:ind w:left="0" w:firstLine="0"/>
             </w:pPr>
             <w:r>
-              <w:t xml:space="preserve">Recipient </w:t>
-            </w:r>
-            <w:proofErr w:type="spellStart"/>
-            <w:r>
-              <w:t>IDEmoji</w:t>
-            </w:r>
-            <w:proofErr w:type="spellEnd"/>
-            <w:r>
-              <w:t xml:space="preserve">: </w:t>
+              <w:t xml:space="preserve">Recipient IDEmoji: </w:t>
             </w:r>
             <w:r>
               <w:rPr>
@@ -13764,15 +13556,7 @@
               <w:ind w:left="0" w:firstLine="0"/>
             </w:pPr>
             <w:r>
-              <w:t xml:space="preserve">Recipient </w:t>
-            </w:r>
-            <w:proofErr w:type="spellStart"/>
-            <w:r>
-              <w:t>IDImage</w:t>
-            </w:r>
-            <w:proofErr w:type="spellEnd"/>
-            <w:r>
-              <w:t>: photo.jpg</w:t>
+              <w:t>Recipient IDImage: photo.jpg</w:t>
             </w:r>
           </w:p>
         </w:tc>
@@ -13849,15 +13633,7 @@
               <w:ind w:left="0" w:firstLine="0"/>
             </w:pPr>
             <w:r>
-              <w:t xml:space="preserve">Recipient </w:t>
-            </w:r>
-            <w:proofErr w:type="spellStart"/>
-            <w:r>
-              <w:t>IDFile</w:t>
-            </w:r>
-            <w:proofErr w:type="spellEnd"/>
-            <w:r>
-              <w:t>: report.pdf</w:t>
+              <w:t>Recipient IDFile: report.pdf</w:t>
             </w:r>
           </w:p>
         </w:tc>
@@ -14263,15 +14039,7 @@
               <w:ind w:left="0" w:firstLine="0"/>
             </w:pPr>
             <w:r>
-              <w:t xml:space="preserve">Recipient </w:t>
-            </w:r>
-            <w:proofErr w:type="spellStart"/>
-            <w:r>
-              <w:t>IDMessage</w:t>
-            </w:r>
-            <w:proofErr w:type="spellEnd"/>
-            <w:r>
-              <w:t>: ""</w:t>
+              <w:t>Recipient IDMessage: ""</w:t>
             </w:r>
           </w:p>
         </w:tc>
@@ -14702,15 +14470,7 @@
               <w:ind w:left="0" w:firstLine="0"/>
             </w:pPr>
             <w:r>
-              <w:t xml:space="preserve">Channel </w:t>
-            </w:r>
-            <w:proofErr w:type="spellStart"/>
-            <w:r>
-              <w:t>IDUser</w:t>
-            </w:r>
-            <w:proofErr w:type="spellEnd"/>
-            <w:r>
-              <w:t xml:space="preserve"> ID (new member)</w:t>
+              <w:t>Channel IDUser ID (new member)</w:t>
             </w:r>
           </w:p>
         </w:tc>
@@ -14787,15 +14547,7 @@
               <w:ind w:left="0" w:firstLine="0"/>
             </w:pPr>
             <w:r>
-              <w:t xml:space="preserve">Channel </w:t>
-            </w:r>
-            <w:proofErr w:type="spellStart"/>
-            <w:r>
-              <w:t>IDUser</w:t>
-            </w:r>
-            <w:proofErr w:type="spellEnd"/>
-            <w:r>
-              <w:t xml:space="preserve"> ID (member)</w:t>
+              <w:t>Channel IDUser ID (member)</w:t>
             </w:r>
           </w:p>
         </w:tc>
@@ -15047,15 +14799,7 @@
               <w:ind w:left="0" w:firstLine="0"/>
             </w:pPr>
             <w:r>
-              <w:t xml:space="preserve">Channel </w:t>
-            </w:r>
-            <w:proofErr w:type="spellStart"/>
-            <w:r>
-              <w:t>IDUser</w:t>
-            </w:r>
-            <w:proofErr w:type="spellEnd"/>
-            <w:r>
-              <w:t xml:space="preserve"> ID (member)</w:t>
+              <w:t>Channel IDUser ID (member)</w:t>
             </w:r>
           </w:p>
         </w:tc>
@@ -15132,15 +14876,7 @@
               <w:ind w:left="0" w:firstLine="0"/>
             </w:pPr>
             <w:r>
-              <w:t xml:space="preserve">Channel </w:t>
-            </w:r>
-            <w:proofErr w:type="spellStart"/>
-            <w:r>
-              <w:t>IDUser</w:t>
-            </w:r>
-            <w:proofErr w:type="spellEnd"/>
-            <w:r>
-              <w:t xml:space="preserve"> ID</w:t>
+              <w:t>Channel IDUser ID</w:t>
             </w:r>
           </w:p>
         </w:tc>
@@ -15217,15 +14953,7 @@
               <w:ind w:left="0" w:firstLine="0"/>
             </w:pPr>
             <w:r>
-              <w:t xml:space="preserve">Channel </w:t>
-            </w:r>
-            <w:proofErr w:type="spellStart"/>
-            <w:r>
-              <w:t>IDUser</w:t>
-            </w:r>
-            <w:proofErr w:type="spellEnd"/>
-            <w:r>
-              <w:t xml:space="preserve"> ID</w:t>
+              <w:t>Channel IDUser ID</w:t>
             </w:r>
           </w:p>
         </w:tc>
@@ -15379,15 +15107,7 @@
               <w:ind w:left="0" w:firstLine="0"/>
             </w:pPr>
             <w:r>
-              <w:t xml:space="preserve">Channel </w:t>
-            </w:r>
-            <w:proofErr w:type="spellStart"/>
-            <w:r>
-              <w:t>IDMessage</w:t>
-            </w:r>
-            <w:proofErr w:type="spellEnd"/>
-            <w:r>
-              <w:t>: “Hello team”</w:t>
+              <w:t>Channel IDMessage: “Hello team”</w:t>
             </w:r>
           </w:p>
         </w:tc>
@@ -15464,15 +15184,7 @@
               <w:ind w:left="0" w:firstLine="0"/>
             </w:pPr>
             <w:r>
-              <w:t xml:space="preserve">Channel </w:t>
-            </w:r>
-            <w:proofErr w:type="spellStart"/>
-            <w:r>
-              <w:t>IDEmoji</w:t>
-            </w:r>
-            <w:proofErr w:type="spellEnd"/>
-            <w:r>
-              <w:t xml:space="preserve">: </w:t>
+              <w:t xml:space="preserve">Channel IDEmoji: </w:t>
             </w:r>
             <w:r>
               <w:rPr>
@@ -15555,15 +15267,7 @@
               <w:ind w:left="0" w:firstLine="0"/>
             </w:pPr>
             <w:r>
-              <w:t xml:space="preserve">Channel </w:t>
-            </w:r>
-            <w:proofErr w:type="spellStart"/>
-            <w:r>
-              <w:t>IDFile</w:t>
-            </w:r>
-            <w:proofErr w:type="spellEnd"/>
-            <w:r>
-              <w:t>: design.png</w:t>
+              <w:t>Channel IDFile: design.png</w:t>
             </w:r>
           </w:p>
         </w:tc>
@@ -15892,13 +15596,8 @@
               <w:ind w:left="0" w:firstLine="0"/>
             </w:pPr>
             <w:r>
-              <w:t xml:space="preserve">Channel </w:t>
-            </w:r>
-            <w:proofErr w:type="spellStart"/>
-            <w:r>
-              <w:t>IDMessage</w:t>
-            </w:r>
-            <w:proofErr w:type="spellEnd"/>
+              <w:t>Channel IDMessage</w:t>
+            </w:r>
           </w:p>
         </w:tc>
         <w:tc>
@@ -21752,6 +21451,7 @@
   <w:style w:type="character" w:default="1" w:styleId="DefaultParagraphFont">
     <w:name w:val="Default Paragraph Font"/>
     <w:uiPriority w:val="1"/>
+    <w:semiHidden/>
     <w:unhideWhenUsed/>
   </w:style>
   <w:style w:type="table" w:default="1" w:styleId="TableNormal">
